--- a/backend/legal_docs/00-counsel-review-plan.docx
+++ b/backend/legal_docs/00-counsel-review-plan.docx
@@ -5259,6 +5259,327 @@
     <w:p>
       <w:r>
         <w:t>*First draft — counsel review plan. Comments to legal@birthright.live.*</w:t>
+      </w:r>
+    </w:p>
+    <w:p/>
+    <w:p>
+      <w:pPr>
+        <w:pStyle w:val="Heading2"/>
+      </w:pPr>
+      <w:r>
+        <w:t>EU / UK Compliance Addendum</w:t>
+      </w:r>
+    </w:p>
+    <w:p>
+      <w:r>
+        <w:t>This document was drafted with EU / UK regulatory alignment in mind. Where</w:t>
+      </w:r>
+    </w:p>
+    <w:p>
+      <w:r>
+        <w:t>this document conflicts with mandatory rights of an EU or UK resident, the</w:t>
+      </w:r>
+    </w:p>
+    <w:p>
+      <w:r>
+        <w:t>mandatory local rules prevail. In particular:</w:t>
+      </w:r>
+    </w:p>
+    <w:p>
+      <w:pPr>
+        <w:pStyle w:val="ListBullet"/>
+      </w:pPr>
+      <w:r>
+        <w:rPr>
+          <w:b/>
+        </w:rPr>
+        <w:t>GDPR (EU) 2016/679 and UK GDPR</w:t>
+      </w:r>
+      <w:r>
+        <w:t xml:space="preserve"> apply to processing of personal data</w:t>
+      </w:r>
+    </w:p>
+    <w:p>
+      <w:r>
+        <w:t>of individuals in the EEA and UK. Where Birthright is the controller,</w:t>
+      </w:r>
+    </w:p>
+    <w:p>
+      <w:r>
+        <w:t>the lawful bases relied on are: (i) contract necessity, (ii) legitimate</w:t>
+      </w:r>
+    </w:p>
+    <w:p>
+      <w:r>
+        <w:t>interests (balanced by opt-out), (iii) consent (marketing and non-</w:t>
+      </w:r>
+    </w:p>
+    <w:p>
+      <w:r>
+        <w:t>essential cookies), and (iv) legal obligation.</w:t>
+      </w:r>
+    </w:p>
+    <w:p>
+      <w:pPr>
+        <w:pStyle w:val="ListBullet"/>
+      </w:pPr>
+      <w:r>
+        <w:rPr>
+          <w:b/>
+        </w:rPr>
+        <w:t>ePrivacy Directive (2002/58/EC as amended)</w:t>
+      </w:r>
+      <w:r>
+        <w:t xml:space="preserve"> applies to cookies and</w:t>
+      </w:r>
+    </w:p>
+    <w:p>
+      <w:r>
+        <w:t>similar tracking. Non-essential cookies require prior opt-in consent.</w:t>
+      </w:r>
+    </w:p>
+    <w:p>
+      <w:pPr>
+        <w:pStyle w:val="ListBullet"/>
+      </w:pPr>
+      <w:r>
+        <w:rPr>
+          <w:b/>
+        </w:rPr>
+        <w:t>EU Consumer Rights Directive (2011/83/EU)</w:t>
+      </w:r>
+      <w:r>
+        <w:t xml:space="preserve"> — EU/UK consumers have</w:t>
+      </w:r>
+    </w:p>
+    <w:p>
+      <w:r>
+        <w:t>a 14-day right of withdrawal on distance sales of goods and most</w:t>
+      </w:r>
+    </w:p>
+    <w:p>
+      <w:r>
+        <w:t>digital services. Where a workshop or digital product has been fully</w:t>
+      </w:r>
+    </w:p>
+    <w:p>
+      <w:r>
+        <w:t>performed with the consumer's prior consent, the right may be lost.</w:t>
+      </w:r>
+    </w:p>
+    <w:p>
+      <w:pPr>
+        <w:pStyle w:val="ListBullet"/>
+      </w:pPr>
+      <w:r>
+        <w:rPr>
+          <w:b/>
+        </w:rPr>
+        <w:t>Digital Services Act (Regulation 2022/2065)</w:t>
+      </w:r>
+      <w:r>
+        <w:t xml:space="preserve"> applies to online</w:t>
+      </w:r>
+    </w:p>
+    <w:p>
+      <w:r>
+        <w:t>intermediaries offering services in the EU; Birthright's community</w:t>
+      </w:r>
+    </w:p>
+    <w:p>
+      <w:r>
+        <w:t>features (posts, DMs, disputes) fall within scope. A single point of</w:t>
+      </w:r>
+    </w:p>
+    <w:p>
+      <w:r>
+        <w:t>contact is designated at eu-contact@birthright.live.</w:t>
+      </w:r>
+    </w:p>
+    <w:p>
+      <w:pPr>
+        <w:pStyle w:val="ListBullet"/>
+      </w:pPr>
+      <w:r>
+        <w:rPr>
+          <w:b/>
+        </w:rPr>
+        <w:t>EU AI Act (Regulation 2024/1689)</w:t>
+      </w:r>
+      <w:r>
+        <w:t xml:space="preserve"> applies to providers and deployers</w:t>
+      </w:r>
+    </w:p>
+    <w:p>
+      <w:r>
+        <w:t>of AI systems affecting EU users. Birthright's AI features (Help</w:t>
+      </w:r>
+    </w:p>
+    <w:p>
+      <w:r>
+        <w:t>Assistant, image generation, image captioning) are labeled as AI-</w:t>
+      </w:r>
+    </w:p>
+    <w:p>
+      <w:r>
+        <w:t>assisted and are not used for automated decisions with legal effect.</w:t>
+      </w:r>
+    </w:p>
+    <w:p>
+      <w:pPr>
+        <w:pStyle w:val="ListBullet"/>
+      </w:pPr>
+      <w:r>
+        <w:rPr>
+          <w:b/>
+        </w:rPr>
+        <w:t>Data transfers out of the EEA/UK/CH</w:t>
+      </w:r>
+      <w:r>
+        <w:t xml:space="preserve"> rely on the EU Standard</w:t>
+      </w:r>
+    </w:p>
+    <w:p>
+      <w:r>
+        <w:t>Contractual Clauses (2021/914) and the UK International Data Transfer</w:t>
+      </w:r>
+    </w:p>
+    <w:p>
+      <w:r>
+        <w:t>Addendum, with a transfer-impact assessment on file for each sub-</w:t>
+      </w:r>
+    </w:p>
+    <w:p>
+      <w:r>
+        <w:t>processor.</w:t>
+      </w:r>
+    </w:p>
+    <w:p>
+      <w:pPr>
+        <w:pStyle w:val="ListBullet"/>
+      </w:pPr>
+      <w:r>
+        <w:rPr>
+          <w:b/>
+        </w:rPr>
+        <w:t>Data Protection Officer (DPO)</w:t>
+      </w:r>
+      <w:r>
+        <w:t xml:space="preserve"> — Birthright will designate a DPO</w:t>
+      </w:r>
+    </w:p>
+    <w:p>
+      <w:r>
+        <w:t>once threshold criteria under GDPR Art. 37 are met. Contact:</w:t>
+      </w:r>
+    </w:p>
+    <w:p>
+      <w:r>
+        <w:t>dpo@birthright.live.</w:t>
+      </w:r>
+    </w:p>
+    <w:p>
+      <w:pPr>
+        <w:pStyle w:val="ListBullet"/>
+      </w:pPr>
+      <w:r>
+        <w:rPr>
+          <w:b/>
+        </w:rPr>
+        <w:t>DSAR window</w:t>
+      </w:r>
+      <w:r>
+        <w:t xml:space="preserve"> — subject access, rectification, erasure, portability,</w:t>
+      </w:r>
+    </w:p>
+    <w:p>
+      <w:r>
+        <w:t xml:space="preserve">and objection requests are responded to within </w:t>
+      </w:r>
+      <w:r>
+        <w:rPr>
+          <w:b/>
+        </w:rPr>
+        <w:t>30 days</w:t>
+      </w:r>
+      <w:r>
+        <w:t xml:space="preserve"> (extendable</w:t>
+      </w:r>
+    </w:p>
+    <w:p>
+      <w:r>
+        <w:t>by 60 days for complex requests) at privacy@birthright.live.</w:t>
+      </w:r>
+    </w:p>
+    <w:p>
+      <w:pPr>
+        <w:pStyle w:val="ListBullet"/>
+      </w:pPr>
+      <w:r>
+        <w:rPr>
+          <w:b/>
+        </w:rPr>
+        <w:t>Supervisory authority</w:t>
+      </w:r>
+      <w:r>
+        <w:t xml:space="preserve"> — EU/UK residents may lodge a complaint with</w:t>
+      </w:r>
+    </w:p>
+    <w:p>
+      <w:r>
+        <w:t>their local supervisory authority; a list is available at</w:t>
+      </w:r>
+    </w:p>
+    <w:p>
+      <w:hyperlink r:id="rId9">
+        <w:r>
+          <w:rPr>
+            <w:color w:val="0563C1"/>
+            <w:u w:val="single"/>
+          </w:rPr>
+          <w:t xml:space="preserve">https://edpb.europa.eu/about-edpb/about-edpb/members_en</w:t>
+        </w:r>
+      </w:hyperlink>
+      <w:r>
+        <w:t xml:space="preserve"> (EU) and</w:t>
+      </w:r>
+    </w:p>
+    <w:p>
+      <w:hyperlink r:id="rId10">
+        <w:r>
+          <w:rPr>
+            <w:color w:val="0563C1"/>
+            <w:u w:val="single"/>
+          </w:rPr>
+          <w:t xml:space="preserve">https://ico.org.uk</w:t>
+        </w:r>
+      </w:hyperlink>
+      <w:r>
+        <w:t xml:space="preserve"> (UK).</w:t>
+      </w:r>
+    </w:p>
+    <w:p>
+      <w:pPr>
+        <w:pStyle w:val="ListBullet"/>
+      </w:pPr>
+      <w:r>
+        <w:rPr>
+          <w:b/>
+        </w:rPr>
+        <w:t>VAT</w:t>
+      </w:r>
+      <w:r>
+        <w:t xml:space="preserve"> — Where Birthright's EU B2C digital-service or goods sales</w:t>
+      </w:r>
+    </w:p>
+    <w:p>
+      <w:r>
+        <w:t>cross applicable thresholds, VAT registration (One-Stop-Shop or</w:t>
+      </w:r>
+    </w:p>
+    <w:p>
+      <w:r>
+        <w:t>country-by-country) will be completed.</w:t>
       </w:r>
     </w:p>
     <w:sectPr>

--- a/backend/legal_docs/00-counsel-review-plan.docx
+++ b/backend/legal_docs/00-counsel-review-plan.docx
@@ -4,135 +4,73 @@
   <w:body>
     <w:p>
       <w:pPr>
-        <w:ind w:left="288"/>
+        <w:pStyle w:val="Heading1"/>
       </w:pPr>
       <w:r>
-        <w:rPr>
-          <w:i/>
-          <w:color w:val="7C5316"/>
-        </w:rPr>
-        <w:t>**FIRST DRAFT — COUNSEL REVIEW PLAN**</w:t>
+        <w:t>Counsel Review Plan — Priority One &amp; Priority Two</w:t>
       </w:r>
     </w:p>
     <w:p>
       <w:r>
-        <w:t>&gt;</w:t>
-      </w:r>
-    </w:p>
-    <w:p>
-      <w:pPr>
-        <w:ind w:left="288"/>
-      </w:pPr>
-      <w:r>
-        <w:rPr>
-          <w:i/>
-          <w:color w:val="7C5316"/>
-        </w:rPr>
-        <w:t>This is Birthright Foundation's proposed review plan for outside</w:t>
-      </w:r>
-    </w:p>
-    <w:p>
-      <w:pPr>
-        <w:ind w:left="288"/>
-      </w:pPr>
-      <w:r>
-        <w:rPr>
-          <w:i/>
-          <w:color w:val="7C5316"/>
-        </w:rPr>
-        <w:t>counsel. It segments every legal instrument into **Essential**</w:t>
-      </w:r>
-    </w:p>
-    <w:p>
-      <w:pPr>
-        <w:ind w:left="288"/>
-      </w:pPr>
-      <w:r>
-        <w:rPr>
-          <w:i/>
-          <w:color w:val="7C5316"/>
-        </w:rPr>
-        <w:t>(must review and ratify before any binding use) and **Optional**</w:t>
-      </w:r>
-    </w:p>
-    <w:p>
-      <w:pPr>
-        <w:ind w:left="288"/>
-      </w:pPr>
-      <w:r>
-        <w:rPr>
-          <w:i/>
-          <w:color w:val="7C5316"/>
-        </w:rPr>
-        <w:t>(nice-to-have polish; can be signed off later or in batch).</w:t>
+        <w:t>_Birthright Foundation · February 2026 · birthright.live_</w:t>
       </w:r>
     </w:p>
     <w:p>
       <w:r>
-        <w:t>&gt;</w:t>
-      </w:r>
-    </w:p>
-    <w:p>
-      <w:pPr>
-        <w:ind w:left="288"/>
-      </w:pPr>
-      <w:r>
-        <w:rPr>
-          <w:i/>
-          <w:color w:val="7C5316"/>
-        </w:rPr>
-        <w:t>Time estimates assume a competent generalist attorney reading</w:t>
-      </w:r>
-    </w:p>
-    <w:p>
-      <w:pPr>
-        <w:ind w:left="288"/>
-      </w:pPr>
-      <w:r>
-        <w:rPr>
-          <w:i/>
-          <w:color w:val="7C5316"/>
-        </w:rPr>
-        <w:t>the current first drafts (which are already in accepted standard</w:t>
-      </w:r>
-    </w:p>
-    <w:p>
-      <w:pPr>
-        <w:ind w:left="288"/>
-      </w:pPr>
-      <w:r>
-        <w:rPr>
-          <w:i/>
-          <w:color w:val="7C5316"/>
-        </w:rPr>
-        <w:t>boilerplate). They are budgeting numbers, not commitments.</w:t>
+        <w:t>This is a scoping companion to the Legal Briefing. It lists every draft</w:t>
       </w:r>
     </w:p>
     <w:p>
       <w:r>
-        <w:t>&gt;</w:t>
+        <w:t>instrument Birthright asks counsel to review, grouped by priority and</w:t>
       </w:r>
     </w:p>
     <w:p>
-      <w:pPr>
-        <w:ind w:left="288"/>
-      </w:pPr>
       <w:r>
-        <w:rPr>
-          <w:i/>
-          <w:color w:val="7C5316"/>
-        </w:rPr>
-        <w:t>Version: February 2026 · Birthright Foundation (birthright.live)</w:t>
+        <w:t>with a doc-level time estimate for engagement scoping. It is not a</w:t>
       </w:r>
     </w:p>
     <w:p>
-      <w:pPr>
-        <w:pStyle w:val="Heading1"/>
-      </w:pPr>
       <w:r>
-        <w:t>Counsel Review Plan — Segmented Effort &amp; Time Budget</w:t>
+        <w:t>prescription of how counsel should spend their time — it is Birthright's</w:t>
       </w:r>
     </w:p>
+    <w:p>
+      <w:r>
+        <w:t>attempt to make the ask legible in one page.</w:t>
+      </w:r>
+    </w:p>
+    <w:p>
+      <w:r>
+        <w:t xml:space="preserve">Draft </w:t>
+      </w:r>
+      <w:r>
+        <w:rPr>
+          <w:rFonts w:ascii="Consolas" w:hAnsi="Consolas"/>
+          <w:sz w:val="20"/>
+        </w:rPr>
+        <w:t>.docx</w:t>
+      </w:r>
+      <w:r>
+        <w:t xml:space="preserve"> for every listed instrument is available in the Counsel</w:t>
+      </w:r>
+    </w:p>
+    <w:p>
+      <w:r>
+        <w:t xml:space="preserve">Console at </w:t>
+      </w:r>
+      <w:r>
+        <w:rPr>
+          <w:rFonts w:ascii="Consolas" w:hAnsi="Consolas"/>
+          <w:sz w:val="20"/>
+        </w:rPr>
+        <w:t>https://birthright.live/counsel</w:t>
+      </w:r>
+      <w:r>
+        <w:t>.</w:t>
+      </w:r>
+    </w:p>
+    <w:p/>
     <w:p>
       <w:pPr>
         <w:pStyle w:val="Heading2"/>
@@ -167,7 +105,7 @@
               <w:rPr>
                 <w:b/>
               </w:rPr>
-              <w:t>Segment</w:t>
+              <w:t>Bucket</w:t>
             </w:r>
           </w:p>
         </w:tc>
@@ -185,7 +123,7 @@
               <w:rPr>
                 <w:b/>
               </w:rPr>
-              <w:t>Time (min)</w:t>
+              <w:t>Doc-level time (min)</w:t>
             </w:r>
           </w:p>
         </w:tc>
@@ -219,10 +157,10 @@
               <w:rPr>
                 <w:b/>
               </w:rPr>
-              <w:t>Essential — Section A</w:t>
+              <w:t>Priority One</w:t>
             </w:r>
             <w:r>
-              <w:t xml:space="preserve"> (public + revenue)</w:t>
+              <w:t xml:space="preserve"> — public + compliance + IP + governance foundations</w:t>
             </w:r>
           </w:p>
         </w:tc>
@@ -233,7 +171,7 @@
           <w:p>
             <w:r/>
             <w:r>
-              <w:t>635</w:t>
+              <w:t>1,020</w:t>
             </w:r>
           </w:p>
         </w:tc>
@@ -244,7 +182,7 @@
           <w:p>
             <w:r/>
             <w:r>
-              <w:t>10.6</w:t>
+              <w:t>17.0</w:t>
             </w:r>
           </w:p>
         </w:tc>
@@ -260,10 +198,10 @@
               <w:rPr>
                 <w:b/>
               </w:rPr>
-              <w:t>Essential — Section B</w:t>
+              <w:t>Priority Two</w:t>
             </w:r>
             <w:r>
-              <w:t xml:space="preserve"> (governance)</w:t>
+              <w:t xml:space="preserve"> — partner instruments, charters, and internal plans</w:t>
             </w:r>
           </w:p>
         </w:tc>
@@ -274,7 +212,7 @@
           <w:p>
             <w:r/>
             <w:r>
-              <w:t>320</w:t>
+              <w:t>480</w:t>
             </w:r>
           </w:p>
         </w:tc>
@@ -285,7 +223,7 @@
           <w:p>
             <w:r/>
             <w:r>
-              <w:t>5.3</w:t>
+              <w:t>8.0</w:t>
             </w:r>
           </w:p>
         </w:tc>
@@ -301,7 +239,7 @@
               <w:rPr>
                 <w:b/>
               </w:rPr>
-              <w:t>Essential subtotal</w:t>
+              <w:t>Grand total</w:t>
             </w:r>
           </w:p>
         </w:tc>
@@ -315,7 +253,7 @@
               <w:rPr>
                 <w:b/>
               </w:rPr>
-              <w:t>955</w:t>
+              <w:t>1,500</w:t>
             </w:r>
           </w:p>
         </w:tc>
@@ -329,177 +267,7 @@
               <w:rPr>
                 <w:b/>
               </w:rPr>
-              <w:t>15.9</w:t>
-            </w:r>
-          </w:p>
-        </w:tc>
-      </w:tr>
-      <w:tr>
-        <w:tc>
-          <w:tcPr>
-            <w:tcW w:type="dxa" w:w="3216"/>
-          </w:tcPr>
-          <w:p>
-            <w:r/>
-            <w:r>
-              <w:rPr>
-                <w:b/>
-              </w:rPr>
-              <w:t>Optional — Section C</w:t>
-            </w:r>
-            <w:r>
-              <w:t xml:space="preserve"> (partner niches)</w:t>
-            </w:r>
-          </w:p>
-        </w:tc>
-        <w:tc>
-          <w:tcPr>
-            <w:tcW w:type="dxa" w:w="3216"/>
-          </w:tcPr>
-          <w:p>
-            <w:r/>
-            <w:r>
-              <w:t>200</w:t>
-            </w:r>
-          </w:p>
-        </w:tc>
-        <w:tc>
-          <w:tcPr>
-            <w:tcW w:type="dxa" w:w="3216"/>
-          </w:tcPr>
-          <w:p>
-            <w:r/>
-            <w:r>
-              <w:t>3.3</w:t>
-            </w:r>
-          </w:p>
-        </w:tc>
-      </w:tr>
-      <w:tr>
-        <w:tc>
-          <w:tcPr>
-            <w:tcW w:type="dxa" w:w="3216"/>
-          </w:tcPr>
-          <w:p>
-            <w:r/>
-            <w:r>
-              <w:rPr>
-                <w:b/>
-              </w:rPr>
-              <w:t>Optional — Section D</w:t>
-            </w:r>
-            <w:r>
-              <w:t xml:space="preserve"> (internal plans)</w:t>
-            </w:r>
-          </w:p>
-        </w:tc>
-        <w:tc>
-          <w:tcPr>
-            <w:tcW w:type="dxa" w:w="3216"/>
-          </w:tcPr>
-          <w:p>
-            <w:r/>
-            <w:r>
-              <w:t>170</w:t>
-            </w:r>
-          </w:p>
-        </w:tc>
-        <w:tc>
-          <w:tcPr>
-            <w:tcW w:type="dxa" w:w="3216"/>
-          </w:tcPr>
-          <w:p>
-            <w:r/>
-            <w:r>
-              <w:t>2.8</w:t>
-            </w:r>
-          </w:p>
-        </w:tc>
-      </w:tr>
-      <w:tr>
-        <w:tc>
-          <w:tcPr>
-            <w:tcW w:type="dxa" w:w="3216"/>
-          </w:tcPr>
-          <w:p>
-            <w:r/>
-            <w:r>
-              <w:rPr>
-                <w:b/>
-              </w:rPr>
-              <w:t>Optional subtotal</w:t>
-            </w:r>
-          </w:p>
-        </w:tc>
-        <w:tc>
-          <w:tcPr>
-            <w:tcW w:type="dxa" w:w="3216"/>
-          </w:tcPr>
-          <w:p>
-            <w:r/>
-            <w:r>
-              <w:rPr>
-                <w:b/>
-              </w:rPr>
-              <w:t>370</w:t>
-            </w:r>
-          </w:p>
-        </w:tc>
-        <w:tc>
-          <w:tcPr>
-            <w:tcW w:type="dxa" w:w="3216"/>
-          </w:tcPr>
-          <w:p>
-            <w:r/>
-            <w:r>
-              <w:rPr>
-                <w:b/>
-              </w:rPr>
-              <w:t>6.2</w:t>
-            </w:r>
-          </w:p>
-        </w:tc>
-      </w:tr>
-      <w:tr>
-        <w:tc>
-          <w:tcPr>
-            <w:tcW w:type="dxa" w:w="3216"/>
-          </w:tcPr>
-          <w:p>
-            <w:r/>
-            <w:r>
-              <w:rPr>
-                <w:b/>
-              </w:rPr>
-              <w:t>Grand total (all 22 instruments)</w:t>
-            </w:r>
-          </w:p>
-        </w:tc>
-        <w:tc>
-          <w:tcPr>
-            <w:tcW w:type="dxa" w:w="3216"/>
-          </w:tcPr>
-          <w:p>
-            <w:r/>
-            <w:r>
-              <w:rPr>
-                <w:b/>
-              </w:rPr>
-              <w:t>1,325</w:t>
-            </w:r>
-          </w:p>
-        </w:tc>
-        <w:tc>
-          <w:tcPr>
-            <w:tcW w:type="dxa" w:w="3216"/>
-          </w:tcPr>
-          <w:p>
-            <w:r/>
-            <w:r>
-              <w:rPr>
-                <w:b/>
-              </w:rPr>
-              <w:t>22.1</w:t>
+              <w:t>25.0</w:t>
             </w:r>
           </w:p>
         </w:tc>
@@ -508,106 +276,12 @@
     <w:p/>
     <w:p>
       <w:r>
-        <w:t>Reading assumption: 22 documents, average ~3–4 pages each, plus one</w:t>
+        <w:t>Reading assumption: a US generalist with 501(c)(3) experience. Splitting</w:t>
       </w:r>
     </w:p>
     <w:p>
       <w:r>
-        <w:t>"Nonprofit Governance Bundle" doc that is really five sub-instruments</w:t>
-      </w:r>
-    </w:p>
-    <w:p>
-      <w:r>
-        <w:t>budgeted separately. The ISTV memo is an advisory memo, not a</w:t>
-      </w:r>
-    </w:p>
-    <w:p>
-      <w:r>
-        <w:t>contract — it is included for context only.</w:t>
-      </w:r>
-    </w:p>
-    <w:p>
-      <w:r>
-        <w:rPr>
-          <w:b/>
-        </w:rPr>
-        <w:t>Recommended sequencing</w:t>
-      </w:r>
-    </w:p>
-    <w:p>
-      <w:pPr>
-        <w:pStyle w:val="ListNumber"/>
-      </w:pPr>
-      <w:r>
-        <w:rPr>
-          <w:b/>
-        </w:rPr>
-        <w:t>Ratify Section A first</w:t>
-      </w:r>
-      <w:r>
-        <w:t xml:space="preserve"> (10.6 hrs) — every public-facing +</w:t>
-      </w:r>
-    </w:p>
-    <w:p>
-      <w:r>
-        <w:t>revenue-adjacent document. Nothing user-hits or partner-hits</w:t>
-      </w:r>
-    </w:p>
-    <w:p>
-      <w:r>
-        <w:t>without a Section A ratification.</w:t>
-      </w:r>
-    </w:p>
-    <w:p>
-      <w:pPr>
-        <w:pStyle w:val="ListNumber"/>
-      </w:pPr>
-      <w:r>
-        <w:rPr>
-          <w:b/>
-        </w:rPr>
-        <w:t>Ratify Section B next</w:t>
-      </w:r>
-      <w:r>
-        <w:t xml:space="preserve"> (5.3 hrs) — governance bundle. Needed</w:t>
-      </w:r>
-    </w:p>
-    <w:p>
-      <w:r>
-        <w:t>before board seats are filled and before D&amp;O policy binds.</w:t>
-      </w:r>
-    </w:p>
-    <w:p>
-      <w:pPr>
-        <w:pStyle w:val="ListNumber"/>
-      </w:pPr>
-      <w:r>
-        <w:rPr>
-          <w:b/>
-        </w:rPr>
-        <w:t>Ratify Section C in batches</w:t>
-      </w:r>
-      <w:r>
-        <w:t xml:space="preserve"> as those partner types onboard.</w:t>
-      </w:r>
-    </w:p>
-    <w:p>
-      <w:pPr>
-        <w:pStyle w:val="ListNumber"/>
-      </w:pPr>
-      <w:r>
-        <w:rPr>
-          <w:b/>
-        </w:rPr>
-        <w:t>Section D is planning material</w:t>
-      </w:r>
-      <w:r>
-        <w:t xml:space="preserve"> — can be sanity-checked with</w:t>
-      </w:r>
-    </w:p>
-    <w:p>
-      <w:r>
-        <w:t>the compliance vendor rather than counsel.</w:t>
+        <w:t>across privacy and IP specialists is at counsel's discretion.</w:t>
       </w:r>
     </w:p>
     <w:p/>
@@ -616,17 +290,27 @@
         <w:pStyle w:val="Heading2"/>
       </w:pPr>
       <w:r>
-        <w:t>Section A — Essential · Public-Facing &amp; Revenue (635 min · 10.6 hrs)</w:t>
+        <w:t>Priority One — public + compliance + IP + governance foundations</w:t>
       </w:r>
     </w:p>
     <w:p>
       <w:r>
-        <w:t>The five documents any real user or partner actually reads or signs.</w:t>
+        <w:t>Everything that has to land before the platform can operate cleanly</w:t>
       </w:r>
     </w:p>
     <w:p>
       <w:r>
-        <w:t>Ratifying these unblocks the entire consumer-facing product.</w:t>
+        <w:t>with real counterparties. Public documents, entity/tax posture,</w:t>
+      </w:r>
+    </w:p>
+    <w:p>
+      <w:r>
+        <w:t>IP protection, and the governance instruments the 1023 filing needs</w:t>
+      </w:r>
+    </w:p>
+    <w:p>
+      <w:r>
+        <w:t>are all in this bucket.</w:t>
       </w:r>
     </w:p>
     <w:p>
@@ -634,17 +318,7 @@
         <w:pStyle w:val="Heading3"/>
       </w:pPr>
       <w:r>
-        <w:t>A1 · Terms of Service (`01-terms-of-service`)</w:t>
-      </w:r>
-    </w:p>
-    <w:p>
-      <w:r>
-        <w:t>Standard 16-section consumer terms. AI clause, arbitration jurisdiction,</w:t>
-      </w:r>
-    </w:p>
-    <w:p>
-      <w:r>
-        <w:t>sliding-scale, and print-partner data sharing are the non-standard bits.</w:t>
+        <w:t>The seven public-facing documents</w:t>
       </w:r>
     </w:p>
     <w:tbl>
@@ -654,14 +328,15 @@
         <w:tblLook w:firstColumn="1" w:firstRow="1" w:lastColumn="0" w:lastRow="0" w:noHBand="0" w:noVBand="1" w:val="04A0"/>
       </w:tblPr>
       <w:tblGrid>
-        <w:gridCol w:w="3216"/>
-        <w:gridCol w:w="3216"/>
-        <w:gridCol w:w="3216"/>
+        <w:gridCol w:w="2412"/>
+        <w:gridCol w:w="2412"/>
+        <w:gridCol w:w="2412"/>
+        <w:gridCol w:w="2412"/>
       </w:tblGrid>
       <w:tr>
         <w:tc>
           <w:tcPr>
-            <w:tcW w:type="dxa" w:w="3216"/>
+            <w:tcW w:type="dxa" w:w="2412"/>
           </w:tcPr>
           <w:p>
             <w:r>
@@ -673,13 +348,13 @@
               <w:rPr>
                 <w:b/>
               </w:rPr>
-              <w:t>Subsection</w:t>
+              <w:t>#</w:t>
             </w:r>
           </w:p>
         </w:tc>
         <w:tc>
           <w:tcPr>
-            <w:tcW w:type="dxa" w:w="3216"/>
+            <w:tcW w:type="dxa" w:w="2412"/>
           </w:tcPr>
           <w:p>
             <w:r>
@@ -691,13 +366,13 @@
               <w:rPr>
                 <w:b/>
               </w:rPr>
-              <w:t>Time</w:t>
+              <w:t>Instrument</w:t>
             </w:r>
           </w:p>
         </w:tc>
         <w:tc>
           <w:tcPr>
-            <w:tcW w:type="dxa" w:w="3216"/>
+            <w:tcW w:type="dxa" w:w="2412"/>
           </w:tcPr>
           <w:p>
             <w:r>
@@ -709,398 +384,13 @@
               <w:rPr>
                 <w:b/>
               </w:rPr>
-              <w:t>Rationale</w:t>
-            </w:r>
-          </w:p>
-        </w:tc>
-      </w:tr>
-      <w:tr>
-        <w:tc>
-          <w:tcPr>
-            <w:tcW w:type="dxa" w:w="3216"/>
-          </w:tcPr>
-          <w:p>
-            <w:r/>
-            <w:r>
-              <w:t>§§1–4 Acceptance / eligibility</w:t>
+              <w:t>Draft slug</w:t>
             </w:r>
           </w:p>
         </w:tc>
         <w:tc>
           <w:tcPr>
-            <w:tcW w:type="dxa" w:w="3216"/>
-          </w:tcPr>
-          <w:p>
-            <w:r/>
-            <w:r>
-              <w:t>5</w:t>
-            </w:r>
-          </w:p>
-        </w:tc>
-        <w:tc>
-          <w:tcPr>
-            <w:tcW w:type="dxa" w:w="3216"/>
-          </w:tcPr>
-          <w:p>
-            <w:r/>
-            <w:r>
-              <w:t>Boilerplate</w:t>
-            </w:r>
-          </w:p>
-        </w:tc>
-      </w:tr>
-      <w:tr>
-        <w:tc>
-          <w:tcPr>
-            <w:tcW w:type="dxa" w:w="3216"/>
-          </w:tcPr>
-          <w:p>
-            <w:r/>
-            <w:r>
-              <w:t>§5 Products / workshops / AI wallet</w:t>
-            </w:r>
-          </w:p>
-        </w:tc>
-        <w:tc>
-          <w:tcPr>
-            <w:tcW w:type="dxa" w:w="3216"/>
-          </w:tcPr>
-          <w:p>
-            <w:r/>
-            <w:r>
-              <w:t>15</w:t>
-            </w:r>
-          </w:p>
-        </w:tc>
-        <w:tc>
-          <w:tcPr>
-            <w:tcW w:type="dxa" w:w="3216"/>
-          </w:tcPr>
-          <w:p>
-            <w:r/>
-            <w:r>
-              <w:t>Confirm merchant + POD flow-through language</w:t>
-            </w:r>
-          </w:p>
-        </w:tc>
-      </w:tr>
-      <w:tr>
-        <w:tc>
-          <w:tcPr>
-            <w:tcW w:type="dxa" w:w="3216"/>
-          </w:tcPr>
-          <w:p>
-            <w:r/>
-            <w:r>
-              <w:t>§6 Conduct</w:t>
-            </w:r>
-          </w:p>
-        </w:tc>
-        <w:tc>
-          <w:tcPr>
-            <w:tcW w:type="dxa" w:w="3216"/>
-          </w:tcPr>
-          <w:p>
-            <w:r/>
-            <w:r>
-              <w:t>5</w:t>
-            </w:r>
-          </w:p>
-        </w:tc>
-        <w:tc>
-          <w:tcPr>
-            <w:tcW w:type="dxa" w:w="3216"/>
-          </w:tcPr>
-          <w:p>
-            <w:r/>
-            <w:r>
-              <w:t>Standard</w:t>
-            </w:r>
-          </w:p>
-        </w:tc>
-      </w:tr>
-      <w:tr>
-        <w:tc>
-          <w:tcPr>
-            <w:tcW w:type="dxa" w:w="3216"/>
-          </w:tcPr>
-          <w:p>
-            <w:r/>
-            <w:r>
-              <w:t>§7 UGC licence</w:t>
-            </w:r>
-          </w:p>
-        </w:tc>
-        <w:tc>
-          <w:tcPr>
-            <w:tcW w:type="dxa" w:w="3216"/>
-          </w:tcPr>
-          <w:p>
-            <w:r/>
-            <w:r>
-              <w:t>10</w:t>
-            </w:r>
-          </w:p>
-        </w:tc>
-        <w:tc>
-          <w:tcPr>
-            <w:tcW w:type="dxa" w:w="3216"/>
-          </w:tcPr>
-          <w:p>
-            <w:r/>
-            <w:r>
-              <w:t>Confirm sublicensable scope</w:t>
-            </w:r>
-          </w:p>
-        </w:tc>
-      </w:tr>
-      <w:tr>
-        <w:tc>
-          <w:tcPr>
-            <w:tcW w:type="dxa" w:w="3216"/>
-          </w:tcPr>
-          <w:p>
-            <w:r/>
-            <w:r>
-              <w:t>§8 AI features</w:t>
-            </w:r>
-          </w:p>
-        </w:tc>
-        <w:tc>
-          <w:tcPr>
-            <w:tcW w:type="dxa" w:w="3216"/>
-          </w:tcPr>
-          <w:p>
-            <w:r/>
-            <w:r>
-              <w:t>10</w:t>
-            </w:r>
-          </w:p>
-        </w:tc>
-        <w:tc>
-          <w:tcPr>
-            <w:tcW w:type="dxa" w:w="3216"/>
-          </w:tcPr>
-          <w:p>
-            <w:r/>
-            <w:r>
-              <w:t>Non-standard — human-in-loop wording</w:t>
-            </w:r>
-          </w:p>
-        </w:tc>
-      </w:tr>
-      <w:tr>
-        <w:tc>
-          <w:tcPr>
-            <w:tcW w:type="dxa" w:w="3216"/>
-          </w:tcPr>
-          <w:p>
-            <w:r/>
-            <w:r>
-              <w:t>§9 Payments</w:t>
-            </w:r>
-          </w:p>
-        </w:tc>
-        <w:tc>
-          <w:tcPr>
-            <w:tcW w:type="dxa" w:w="3216"/>
-          </w:tcPr>
-          <w:p>
-            <w:r/>
-            <w:r>
-              <w:t>5</w:t>
-            </w:r>
-          </w:p>
-        </w:tc>
-        <w:tc>
-          <w:tcPr>
-            <w:tcW w:type="dxa" w:w="3216"/>
-          </w:tcPr>
-          <w:p>
-            <w:r/>
-            <w:r>
-              <w:t>Stripe scoping</w:t>
-            </w:r>
-          </w:p>
-        </w:tc>
-      </w:tr>
-      <w:tr>
-        <w:tc>
-          <w:tcPr>
-            <w:tcW w:type="dxa" w:w="3216"/>
-          </w:tcPr>
-          <w:p>
-            <w:r/>
-            <w:r>
-              <w:t>§§10–13 Termination / warranty / liability / indemnity</w:t>
-            </w:r>
-          </w:p>
-        </w:tc>
-        <w:tc>
-          <w:tcPr>
-            <w:tcW w:type="dxa" w:w="3216"/>
-          </w:tcPr>
-          <w:p>
-            <w:r/>
-            <w:r>
-              <w:t>15</w:t>
-            </w:r>
-          </w:p>
-        </w:tc>
-        <w:tc>
-          <w:tcPr>
-            <w:tcW w:type="dxa" w:w="3216"/>
-          </w:tcPr>
-          <w:p>
-            <w:r/>
-            <w:r>
-              <w:t>Standard limitation-of-liability, confirm $ cap</w:t>
-            </w:r>
-          </w:p>
-        </w:tc>
-      </w:tr>
-      <w:tr>
-        <w:tc>
-          <w:tcPr>
-            <w:tcW w:type="dxa" w:w="3216"/>
-          </w:tcPr>
-          <w:p>
-            <w:r/>
-            <w:r>
-              <w:t>§14 Governing law</w:t>
-            </w:r>
-          </w:p>
-        </w:tc>
-        <w:tc>
-          <w:tcPr>
-            <w:tcW w:type="dxa" w:w="3216"/>
-          </w:tcPr>
-          <w:p>
-            <w:r/>
-            <w:r>
-              <w:t>5</w:t>
-            </w:r>
-          </w:p>
-        </w:tc>
-        <w:tc>
-          <w:tcPr>
-            <w:tcW w:type="dxa" w:w="3216"/>
-          </w:tcPr>
-          <w:p>
-            <w:r/>
-            <w:r>
-              <w:t>Confirm NC choice</w:t>
-            </w:r>
-          </w:p>
-        </w:tc>
-      </w:tr>
-      <w:tr>
-        <w:tc>
-          <w:tcPr>
-            <w:tcW w:type="dxa" w:w="3216"/>
-          </w:tcPr>
-          <w:p>
-            <w:r/>
-            <w:r>
-              <w:t>§§15–16 Change control / contact</w:t>
-            </w:r>
-          </w:p>
-        </w:tc>
-        <w:tc>
-          <w:tcPr>
-            <w:tcW w:type="dxa" w:w="3216"/>
-          </w:tcPr>
-          <w:p>
-            <w:r/>
-            <w:r>
-              <w:t>5</w:t>
-            </w:r>
-          </w:p>
-        </w:tc>
-        <w:tc>
-          <w:tcPr>
-            <w:tcW w:type="dxa" w:w="3216"/>
-          </w:tcPr>
-          <w:p>
-            <w:r/>
-            <w:r>
-              <w:t>Standard</w:t>
-            </w:r>
-          </w:p>
-        </w:tc>
-      </w:tr>
-      <w:tr>
-        <w:tc>
-          <w:tcPr>
-            <w:tcW w:type="dxa" w:w="3216"/>
-          </w:tcPr>
-          <w:p>
-            <w:r/>
-            <w:r>
-              <w:rPr>
-                <w:b/>
-              </w:rPr>
-              <w:t>Total</w:t>
-            </w:r>
-          </w:p>
-        </w:tc>
-        <w:tc>
-          <w:tcPr>
-            <w:tcW w:type="dxa" w:w="3216"/>
-          </w:tcPr>
-          <w:p>
-            <w:r/>
-            <w:r>
-              <w:rPr>
-                <w:b/>
-              </w:rPr>
-              <w:t>75</w:t>
-            </w:r>
-          </w:p>
-        </w:tc>
-        <w:tc>
-          <w:tcPr>
-            <w:tcW w:type="dxa" w:w="3216"/>
-          </w:tcPr>
-          <w:p>
-            <w:r/>
-          </w:p>
-        </w:tc>
-      </w:tr>
-    </w:tbl>
-    <w:p/>
-    <w:p>
-      <w:pPr>
-        <w:pStyle w:val="Heading3"/>
-      </w:pPr>
-      <w:r>
-        <w:t>A2 · Privacy Policy (`02-privacy-policy`)</w:t>
-      </w:r>
-    </w:p>
-    <w:p>
-      <w:r>
-        <w:t>CCPA + GDPR-lite. The lawful-bases + subprocessor list is where</w:t>
-      </w:r>
-    </w:p>
-    <w:p>
-      <w:r>
-        <w:t>attention is due.</w:t>
-      </w:r>
-    </w:p>
-    <w:tbl>
-      <w:tblPr>
-        <w:tblStyle w:val="LightGrid-Accent1"/>
-        <w:tblW w:type="auto" w:w="0"/>
-        <w:tblLook w:firstColumn="1" w:firstRow="1" w:lastColumn="0" w:lastRow="0" w:noHBand="0" w:noVBand="1" w:val="04A0"/>
-      </w:tblPr>
-      <w:tblGrid>
-        <w:gridCol w:w="4824"/>
-        <w:gridCol w:w="4824"/>
-      </w:tblGrid>
-      <w:tr>
-        <w:tc>
-          <w:tcPr>
-            <w:tcW w:type="dxa" w:w="4824"/>
+            <w:tcW w:type="dxa" w:w="2412"/>
           </w:tcPr>
           <w:p>
             <w:r>
@@ -1112,25 +402,7 @@
               <w:rPr>
                 <w:b/>
               </w:rPr>
-              <w:t>Subsection</w:t>
-            </w:r>
-          </w:p>
-        </w:tc>
-        <w:tc>
-          <w:tcPr>
-            <w:tcW w:type="dxa" w:w="4824"/>
-          </w:tcPr>
-          <w:p>
-            <w:r>
-              <w:rPr>
-                <w:b/>
-              </w:rPr>
-            </w:r>
-            <w:r>
-              <w:rPr>
-                <w:b/>
-              </w:rPr>
-              <w:t>Time</w:t>
+              <w:t>Est.</w:t>
             </w:r>
           </w:p>
         </w:tc>
@@ -1138,23 +410,49 @@
       <w:tr>
         <w:tc>
           <w:tcPr>
-            <w:tcW w:type="dxa" w:w="4824"/>
+            <w:tcW w:type="dxa" w:w="2412"/>
           </w:tcPr>
           <w:p>
             <w:r/>
             <w:r>
-              <w:t>§§1–3 Data + purposes + bases</w:t>
+              <w:t>P1-a</w:t>
             </w:r>
           </w:p>
         </w:tc>
         <w:tc>
           <w:tcPr>
-            <w:tcW w:type="dxa" w:w="4824"/>
+            <w:tcW w:type="dxa" w:w="2412"/>
           </w:tcPr>
           <w:p>
             <w:r/>
             <w:r>
-              <w:t>20</w:t>
+              <w:t>Terms of Service</w:t>
+            </w:r>
+          </w:p>
+        </w:tc>
+        <w:tc>
+          <w:tcPr>
+            <w:tcW w:type="dxa" w:w="2412"/>
+          </w:tcPr>
+          <w:p>
+            <w:r/>
+            <w:r>
+              <w:rPr>
+                <w:rFonts w:ascii="Consolas" w:hAnsi="Consolas"/>
+                <w:sz w:val="20"/>
+              </w:rPr>
+              <w:t>01-terms-of-service</w:t>
+            </w:r>
+          </w:p>
+        </w:tc>
+        <w:tc>
+          <w:tcPr>
+            <w:tcW w:type="dxa" w:w="2412"/>
+          </w:tcPr>
+          <w:p>
+            <w:r/>
+            <w:r>
+              <w:t>75</w:t>
             </w:r>
           </w:p>
         </w:tc>
@@ -1162,18 +460,194 @@
       <w:tr>
         <w:tc>
           <w:tcPr>
-            <w:tcW w:type="dxa" w:w="4824"/>
+            <w:tcW w:type="dxa" w:w="2412"/>
           </w:tcPr>
           <w:p>
             <w:r/>
             <w:r>
-              <w:t>§4 Subprocessor list</w:t>
+              <w:t>P1-b</w:t>
             </w:r>
           </w:p>
         </w:tc>
         <w:tc>
           <w:tcPr>
-            <w:tcW w:type="dxa" w:w="4824"/>
+            <w:tcW w:type="dxa" w:w="2412"/>
+          </w:tcPr>
+          <w:p>
+            <w:r/>
+            <w:r>
+              <w:t>Privacy Policy</w:t>
+            </w:r>
+          </w:p>
+        </w:tc>
+        <w:tc>
+          <w:tcPr>
+            <w:tcW w:type="dxa" w:w="2412"/>
+          </w:tcPr>
+          <w:p>
+            <w:r/>
+            <w:r>
+              <w:rPr>
+                <w:rFonts w:ascii="Consolas" w:hAnsi="Consolas"/>
+                <w:sz w:val="20"/>
+              </w:rPr>
+              <w:t>02-privacy-policy</w:t>
+            </w:r>
+          </w:p>
+        </w:tc>
+        <w:tc>
+          <w:tcPr>
+            <w:tcW w:type="dxa" w:w="2412"/>
+          </w:tcPr>
+          <w:p>
+            <w:r/>
+            <w:r>
+              <w:t>85</w:t>
+            </w:r>
+          </w:p>
+        </w:tc>
+      </w:tr>
+      <w:tr>
+        <w:tc>
+          <w:tcPr>
+            <w:tcW w:type="dxa" w:w="2412"/>
+          </w:tcPr>
+          <w:p>
+            <w:r/>
+            <w:r>
+              <w:t>P1-c</w:t>
+            </w:r>
+          </w:p>
+        </w:tc>
+        <w:tc>
+          <w:tcPr>
+            <w:tcW w:type="dxa" w:w="2412"/>
+          </w:tcPr>
+          <w:p>
+            <w:r/>
+            <w:r>
+              <w:t>Cookie &amp; Tracking Notice</w:t>
+            </w:r>
+          </w:p>
+        </w:tc>
+        <w:tc>
+          <w:tcPr>
+            <w:tcW w:type="dxa" w:w="2412"/>
+          </w:tcPr>
+          <w:p>
+            <w:r/>
+            <w:r>
+              <w:rPr>
+                <w:rFonts w:ascii="Consolas" w:hAnsi="Consolas"/>
+                <w:sz w:val="20"/>
+              </w:rPr>
+              <w:t>03-cookie-notice</w:t>
+            </w:r>
+          </w:p>
+        </w:tc>
+        <w:tc>
+          <w:tcPr>
+            <w:tcW w:type="dxa" w:w="2412"/>
+          </w:tcPr>
+          <w:p>
+            <w:r/>
+            <w:r>
+              <w:t>25</w:t>
+            </w:r>
+          </w:p>
+        </w:tc>
+      </w:tr>
+      <w:tr>
+        <w:tc>
+          <w:tcPr>
+            <w:tcW w:type="dxa" w:w="2412"/>
+          </w:tcPr>
+          <w:p>
+            <w:r/>
+            <w:r>
+              <w:t>P1-d</w:t>
+            </w:r>
+          </w:p>
+        </w:tc>
+        <w:tc>
+          <w:tcPr>
+            <w:tcW w:type="dxa" w:w="2412"/>
+          </w:tcPr>
+          <w:p>
+            <w:r/>
+            <w:r>
+              <w:t>Universal Indemnification &amp; Hold-Harmless</w:t>
+            </w:r>
+          </w:p>
+        </w:tc>
+        <w:tc>
+          <w:tcPr>
+            <w:tcW w:type="dxa" w:w="2412"/>
+          </w:tcPr>
+          <w:p>
+            <w:r/>
+            <w:r>
+              <w:rPr>
+                <w:rFonts w:ascii="Consolas" w:hAnsi="Consolas"/>
+                <w:sz w:val="20"/>
+              </w:rPr>
+              <w:t>04-indemnification-hold-harmless</w:t>
+            </w:r>
+          </w:p>
+        </w:tc>
+        <w:tc>
+          <w:tcPr>
+            <w:tcW w:type="dxa" w:w="2412"/>
+          </w:tcPr>
+          <w:p>
+            <w:r/>
+            <w:r>
+              <w:t>60</w:t>
+            </w:r>
+          </w:p>
+        </w:tc>
+      </w:tr>
+      <w:tr>
+        <w:tc>
+          <w:tcPr>
+            <w:tcW w:type="dxa" w:w="2412"/>
+          </w:tcPr>
+          <w:p>
+            <w:r/>
+            <w:r>
+              <w:t>P1-e</w:t>
+            </w:r>
+          </w:p>
+        </w:tc>
+        <w:tc>
+          <w:tcPr>
+            <w:tcW w:type="dxa" w:w="2412"/>
+          </w:tcPr>
+          <w:p>
+            <w:r/>
+            <w:r>
+              <w:t>Sliding-Scale &amp; Scholarship Terms</w:t>
+            </w:r>
+          </w:p>
+        </w:tc>
+        <w:tc>
+          <w:tcPr>
+            <w:tcW w:type="dxa" w:w="2412"/>
+          </w:tcPr>
+          <w:p>
+            <w:r/>
+            <w:r>
+              <w:rPr>
+                <w:rFonts w:ascii="Consolas" w:hAnsi="Consolas"/>
+                <w:sz w:val="20"/>
+              </w:rPr>
+              <w:t>10-sliding-scale-scholarship-terms</w:t>
+            </w:r>
+          </w:p>
+        </w:tc>
+        <w:tc>
+          <w:tcPr>
+            <w:tcW w:type="dxa" w:w="2412"/>
           </w:tcPr>
           <w:p>
             <w:r/>
@@ -1186,18 +660,839 @@
       <w:tr>
         <w:tc>
           <w:tcPr>
-            <w:tcW w:type="dxa" w:w="4824"/>
+            <w:tcW w:type="dxa" w:w="2412"/>
           </w:tcPr>
           <w:p>
             <w:r/>
             <w:r>
-              <w:t>§5 Retention schedule</w:t>
+              <w:t>P1-f</w:t>
             </w:r>
           </w:p>
         </w:tc>
         <w:tc>
           <w:tcPr>
-            <w:tcW w:type="dxa" w:w="4824"/>
+            <w:tcW w:type="dxa" w:w="2412"/>
+          </w:tcPr>
+          <w:p>
+            <w:r/>
+            <w:r>
+              <w:t>Content Moderation &amp; Community Standards</w:t>
+            </w:r>
+          </w:p>
+        </w:tc>
+        <w:tc>
+          <w:tcPr>
+            <w:tcW w:type="dxa" w:w="2412"/>
+          </w:tcPr>
+          <w:p>
+            <w:r/>
+            <w:r>
+              <w:rPr>
+                <w:rFonts w:ascii="Consolas" w:hAnsi="Consolas"/>
+                <w:sz w:val="20"/>
+              </w:rPr>
+              <w:t>14-community-standards</w:t>
+            </w:r>
+          </w:p>
+        </w:tc>
+        <w:tc>
+          <w:tcPr>
+            <w:tcW w:type="dxa" w:w="2412"/>
+          </w:tcPr>
+          <w:p>
+            <w:r/>
+            <w:r>
+              <w:t>40</w:t>
+            </w:r>
+          </w:p>
+        </w:tc>
+      </w:tr>
+      <w:tr>
+        <w:tc>
+          <w:tcPr>
+            <w:tcW w:type="dxa" w:w="2412"/>
+          </w:tcPr>
+          <w:p>
+            <w:r/>
+            <w:r>
+              <w:t>P1-g</w:t>
+            </w:r>
+          </w:p>
+        </w:tc>
+        <w:tc>
+          <w:tcPr>
+            <w:tcW w:type="dxa" w:w="2412"/>
+          </w:tcPr>
+          <w:p>
+            <w:r/>
+            <w:r>
+              <w:t>Refund &amp; Returns Policy</w:t>
+            </w:r>
+          </w:p>
+        </w:tc>
+        <w:tc>
+          <w:tcPr>
+            <w:tcW w:type="dxa" w:w="2412"/>
+          </w:tcPr>
+          <w:p>
+            <w:r/>
+            <w:r>
+              <w:rPr>
+                <w:rFonts w:ascii="Consolas" w:hAnsi="Consolas"/>
+                <w:sz w:val="20"/>
+              </w:rPr>
+              <w:t>15-refund-returns-policy</w:t>
+            </w:r>
+          </w:p>
+        </w:tc>
+        <w:tc>
+          <w:tcPr>
+            <w:tcW w:type="dxa" w:w="2412"/>
+          </w:tcPr>
+          <w:p>
+            <w:r/>
+            <w:r>
+              <w:t>45</w:t>
+            </w:r>
+          </w:p>
+        </w:tc>
+      </w:tr>
+      <w:tr>
+        <w:tc>
+          <w:tcPr>
+            <w:tcW w:type="dxa" w:w="2412"/>
+          </w:tcPr>
+          <w:p>
+            <w:r/>
+          </w:p>
+        </w:tc>
+        <w:tc>
+          <w:tcPr>
+            <w:tcW w:type="dxa" w:w="2412"/>
+          </w:tcPr>
+          <w:p>
+            <w:r/>
+            <w:r>
+              <w:rPr>
+                <w:b/>
+              </w:rPr>
+              <w:t>Subtotal — public</w:t>
+            </w:r>
+          </w:p>
+        </w:tc>
+        <w:tc>
+          <w:tcPr>
+            <w:tcW w:type="dxa" w:w="2412"/>
+          </w:tcPr>
+          <w:p>
+            <w:r/>
+          </w:p>
+        </w:tc>
+        <w:tc>
+          <w:tcPr>
+            <w:tcW w:type="dxa" w:w="2412"/>
+          </w:tcPr>
+          <w:p>
+            <w:r/>
+            <w:r>
+              <w:rPr>
+                <w:b/>
+              </w:rPr>
+              <w:t>345</w:t>
+            </w:r>
+          </w:p>
+        </w:tc>
+      </w:tr>
+    </w:tbl>
+    <w:p/>
+    <w:p>
+      <w:pPr>
+        <w:pStyle w:val="Heading3"/>
+      </w:pPr>
+      <w:r>
+        <w:t>Compliance, incorporation, IP, and governance (non-document)</w:t>
+      </w:r>
+    </w:p>
+    <w:p>
+      <w:r>
+        <w:t>These are planning documents and governance instruments — many will be</w:t>
+      </w:r>
+    </w:p>
+    <w:p>
+      <w:r>
+        <w:t>handed to a compliance vendor (Harbor Compliance, Labyrinth, or similar)</w:t>
+      </w:r>
+    </w:p>
+    <w:p>
+      <w:r>
+        <w:t>for filings, but counsel's review of the plan itself is Priority One.</w:t>
+      </w:r>
+    </w:p>
+    <w:tbl>
+      <w:tblPr>
+        <w:tblStyle w:val="LightGrid-Accent1"/>
+        <w:tblW w:type="auto" w:w="0"/>
+        <w:tblLook w:firstColumn="1" w:firstRow="1" w:lastColumn="0" w:lastRow="0" w:noHBand="0" w:noVBand="1" w:val="04A0"/>
+      </w:tblPr>
+      <w:tblGrid>
+        <w:gridCol w:w="2412"/>
+        <w:gridCol w:w="2412"/>
+        <w:gridCol w:w="2412"/>
+        <w:gridCol w:w="2412"/>
+      </w:tblGrid>
+      <w:tr>
+        <w:tc>
+          <w:tcPr>
+            <w:tcW w:type="dxa" w:w="2412"/>
+          </w:tcPr>
+          <w:p>
+            <w:r>
+              <w:rPr>
+                <w:b/>
+              </w:rPr>
+            </w:r>
+            <w:r>
+              <w:rPr>
+                <w:b/>
+              </w:rPr>
+              <w:t>#</w:t>
+            </w:r>
+          </w:p>
+        </w:tc>
+        <w:tc>
+          <w:tcPr>
+            <w:tcW w:type="dxa" w:w="2412"/>
+          </w:tcPr>
+          <w:p>
+            <w:r>
+              <w:rPr>
+                <w:b/>
+              </w:rPr>
+            </w:r>
+            <w:r>
+              <w:rPr>
+                <w:b/>
+              </w:rPr>
+              <w:t>Work item</w:t>
+            </w:r>
+          </w:p>
+        </w:tc>
+        <w:tc>
+          <w:tcPr>
+            <w:tcW w:type="dxa" w:w="2412"/>
+          </w:tcPr>
+          <w:p>
+            <w:r>
+              <w:rPr>
+                <w:b/>
+              </w:rPr>
+            </w:r>
+            <w:r>
+              <w:rPr>
+                <w:b/>
+              </w:rPr>
+              <w:t>Draft slug (if any)</w:t>
+            </w:r>
+          </w:p>
+        </w:tc>
+        <w:tc>
+          <w:tcPr>
+            <w:tcW w:type="dxa" w:w="2412"/>
+          </w:tcPr>
+          <w:p>
+            <w:r>
+              <w:rPr>
+                <w:b/>
+              </w:rPr>
+            </w:r>
+            <w:r>
+              <w:rPr>
+                <w:b/>
+              </w:rPr>
+              <w:t>Est.</w:t>
+            </w:r>
+          </w:p>
+        </w:tc>
+      </w:tr>
+      <w:tr>
+        <w:tc>
+          <w:tcPr>
+            <w:tcW w:type="dxa" w:w="2412"/>
+          </w:tcPr>
+          <w:p>
+            <w:r/>
+            <w:r>
+              <w:t>P1-h</w:t>
+            </w:r>
+          </w:p>
+        </w:tc>
+        <w:tc>
+          <w:tcPr>
+            <w:tcW w:type="dxa" w:w="2412"/>
+          </w:tcPr>
+          <w:p>
+            <w:r/>
+            <w:r>
+              <w:t>Entity formation + tax status</w:t>
+            </w:r>
+          </w:p>
+        </w:tc>
+        <w:tc>
+          <w:tcPr>
+            <w:tcW w:type="dxa" w:w="2412"/>
+          </w:tcPr>
+          <w:p>
+            <w:r/>
+            <w:r>
+              <w:t>— (advisory)</w:t>
+            </w:r>
+          </w:p>
+        </w:tc>
+        <w:tc>
+          <w:tcPr>
+            <w:tcW w:type="dxa" w:w="2412"/>
+          </w:tcPr>
+          <w:p>
+            <w:r/>
+            <w:r>
+              <w:t>90</w:t>
+            </w:r>
+          </w:p>
+        </w:tc>
+      </w:tr>
+      <w:tr>
+        <w:tc>
+          <w:tcPr>
+            <w:tcW w:type="dxa" w:w="2412"/>
+          </w:tcPr>
+          <w:p>
+            <w:r/>
+            <w:r>
+              <w:t>P1-i</w:t>
+            </w:r>
+          </w:p>
+        </w:tc>
+        <w:tc>
+          <w:tcPr>
+            <w:tcW w:type="dxa" w:w="2412"/>
+          </w:tcPr>
+          <w:p>
+            <w:r/>
+            <w:r>
+              <w:t>Sales-Tax Registration Plan</w:t>
+            </w:r>
+          </w:p>
+        </w:tc>
+        <w:tc>
+          <w:tcPr>
+            <w:tcW w:type="dxa" w:w="2412"/>
+          </w:tcPr>
+          <w:p>
+            <w:r/>
+            <w:r>
+              <w:rPr>
+                <w:rFonts w:ascii="Consolas" w:hAnsi="Consolas"/>
+                <w:sz w:val="20"/>
+              </w:rPr>
+              <w:t>16-sales-tax-registration-plan</w:t>
+            </w:r>
+          </w:p>
+        </w:tc>
+        <w:tc>
+          <w:tcPr>
+            <w:tcW w:type="dxa" w:w="2412"/>
+          </w:tcPr>
+          <w:p>
+            <w:r/>
+            <w:r>
+              <w:t>40</w:t>
+            </w:r>
+          </w:p>
+        </w:tc>
+      </w:tr>
+      <w:tr>
+        <w:tc>
+          <w:tcPr>
+            <w:tcW w:type="dxa" w:w="2412"/>
+          </w:tcPr>
+          <w:p>
+            <w:r/>
+            <w:r>
+              <w:t>P1-j</w:t>
+            </w:r>
+          </w:p>
+        </w:tc>
+        <w:tc>
+          <w:tcPr>
+            <w:tcW w:type="dxa" w:w="2412"/>
+          </w:tcPr>
+          <w:p>
+            <w:r/>
+            <w:r>
+              <w:t>Trademark Filings Plan</w:t>
+            </w:r>
+          </w:p>
+        </w:tc>
+        <w:tc>
+          <w:tcPr>
+            <w:tcW w:type="dxa" w:w="2412"/>
+          </w:tcPr>
+          <w:p>
+            <w:r/>
+            <w:r>
+              <w:rPr>
+                <w:rFonts w:ascii="Consolas" w:hAnsi="Consolas"/>
+                <w:sz w:val="20"/>
+              </w:rPr>
+              <w:t>17-trademark-filings-plan</w:t>
+            </w:r>
+          </w:p>
+        </w:tc>
+        <w:tc>
+          <w:tcPr>
+            <w:tcW w:type="dxa" w:w="2412"/>
+          </w:tcPr>
+          <w:p>
+            <w:r/>
+            <w:r>
+              <w:t>35</w:t>
+            </w:r>
+          </w:p>
+        </w:tc>
+      </w:tr>
+      <w:tr>
+        <w:tc>
+          <w:tcPr>
+            <w:tcW w:type="dxa" w:w="2412"/>
+          </w:tcPr>
+          <w:p>
+            <w:r/>
+            <w:r>
+              <w:t>P1-k</w:t>
+            </w:r>
+          </w:p>
+        </w:tc>
+        <w:tc>
+          <w:tcPr>
+            <w:tcW w:type="dxa" w:w="2412"/>
+          </w:tcPr>
+          <w:p>
+            <w:r/>
+            <w:r>
+              <w:t>Copyright Registration Strategy</w:t>
+            </w:r>
+          </w:p>
+        </w:tc>
+        <w:tc>
+          <w:tcPr>
+            <w:tcW w:type="dxa" w:w="2412"/>
+          </w:tcPr>
+          <w:p>
+            <w:r/>
+            <w:r>
+              <w:rPr>
+                <w:rFonts w:ascii="Consolas" w:hAnsi="Consolas"/>
+                <w:sz w:val="20"/>
+              </w:rPr>
+              <w:t>18-copyright-registration-strategy</w:t>
+            </w:r>
+          </w:p>
+        </w:tc>
+        <w:tc>
+          <w:tcPr>
+            <w:tcW w:type="dxa" w:w="2412"/>
+          </w:tcPr>
+          <w:p>
+            <w:r/>
+            <w:r>
+              <w:t>35</w:t>
+            </w:r>
+          </w:p>
+        </w:tc>
+      </w:tr>
+      <w:tr>
+        <w:tc>
+          <w:tcPr>
+            <w:tcW w:type="dxa" w:w="2412"/>
+          </w:tcPr>
+          <w:p>
+            <w:r/>
+            <w:r>
+              <w:t>P1-l</w:t>
+            </w:r>
+          </w:p>
+        </w:tc>
+        <w:tc>
+          <w:tcPr>
+            <w:tcW w:type="dxa" w:w="2412"/>
+          </w:tcPr>
+          <w:p>
+            <w:r/>
+            <w:r>
+              <w:t>Data Processing Agreement Template</w:t>
+            </w:r>
+          </w:p>
+        </w:tc>
+        <w:tc>
+          <w:tcPr>
+            <w:tcW w:type="dxa" w:w="2412"/>
+          </w:tcPr>
+          <w:p>
+            <w:r/>
+            <w:r>
+              <w:rPr>
+                <w:rFonts w:ascii="Consolas" w:hAnsi="Consolas"/>
+                <w:sz w:val="20"/>
+              </w:rPr>
+              <w:t>19-data-processing-agreement-template</w:t>
+            </w:r>
+          </w:p>
+        </w:tc>
+        <w:tc>
+          <w:tcPr>
+            <w:tcW w:type="dxa" w:w="2412"/>
+          </w:tcPr>
+          <w:p>
+            <w:r/>
+            <w:r>
+              <w:t>70</w:t>
+            </w:r>
+          </w:p>
+        </w:tc>
+      </w:tr>
+      <w:tr>
+        <w:tc>
+          <w:tcPr>
+            <w:tcW w:type="dxa" w:w="2412"/>
+          </w:tcPr>
+          <w:p>
+            <w:r/>
+            <w:r>
+              <w:t>P1-m</w:t>
+            </w:r>
+          </w:p>
+        </w:tc>
+        <w:tc>
+          <w:tcPr>
+            <w:tcW w:type="dxa" w:w="2412"/>
+          </w:tcPr>
+          <w:p>
+            <w:r/>
+            <w:r>
+              <w:t>Nonprofit Governance Bundle (Articles, Bylaws, COI, Whistleblower, Retention)</w:t>
+            </w:r>
+          </w:p>
+        </w:tc>
+        <w:tc>
+          <w:tcPr>
+            <w:tcW w:type="dxa" w:w="2412"/>
+          </w:tcPr>
+          <w:p>
+            <w:r/>
+            <w:r>
+              <w:rPr>
+                <w:rFonts w:ascii="Consolas" w:hAnsi="Consolas"/>
+                <w:sz w:val="20"/>
+              </w:rPr>
+              <w:t>20-nonprofit-governance-bundle</w:t>
+            </w:r>
+          </w:p>
+        </w:tc>
+        <w:tc>
+          <w:tcPr>
+            <w:tcW w:type="dxa" w:w="2412"/>
+          </w:tcPr>
+          <w:p>
+            <w:r/>
+            <w:r>
+              <w:t>55</w:t>
+            </w:r>
+          </w:p>
+        </w:tc>
+      </w:tr>
+      <w:tr>
+        <w:tc>
+          <w:tcPr>
+            <w:tcW w:type="dxa" w:w="2412"/>
+          </w:tcPr>
+          <w:p>
+            <w:r/>
+            <w:r>
+              <w:t>P1-n</w:t>
+            </w:r>
+          </w:p>
+        </w:tc>
+        <w:tc>
+          <w:tcPr>
+            <w:tcW w:type="dxa" w:w="2412"/>
+          </w:tcPr>
+          <w:p>
+            <w:r/>
+            <w:r>
+              <w:t>State Charitable Solicitation Plan</w:t>
+            </w:r>
+          </w:p>
+        </w:tc>
+        <w:tc>
+          <w:tcPr>
+            <w:tcW w:type="dxa" w:w="2412"/>
+          </w:tcPr>
+          <w:p>
+            <w:r/>
+            <w:r>
+              <w:rPr>
+                <w:rFonts w:ascii="Consolas" w:hAnsi="Consolas"/>
+                <w:sz w:val="20"/>
+              </w:rPr>
+              <w:t>21-charitable-solicitation-plan</w:t>
+            </w:r>
+          </w:p>
+        </w:tc>
+        <w:tc>
+          <w:tcPr>
+            <w:tcW w:type="dxa" w:w="2412"/>
+          </w:tcPr>
+          <w:p>
+            <w:r/>
+            <w:r>
+              <w:t>45</w:t>
+            </w:r>
+          </w:p>
+        </w:tc>
+      </w:tr>
+      <w:tr>
+        <w:tc>
+          <w:tcPr>
+            <w:tcW w:type="dxa" w:w="2412"/>
+          </w:tcPr>
+          <w:p>
+            <w:r/>
+            <w:r>
+              <w:t>P1-o</w:t>
+            </w:r>
+          </w:p>
+        </w:tc>
+        <w:tc>
+          <w:tcPr>
+            <w:tcW w:type="dxa" w:w="2412"/>
+          </w:tcPr>
+          <w:p>
+            <w:r/>
+            <w:r>
+              <w:t>Board Member / Officer Agreement + D&amp;O</w:t>
+            </w:r>
+          </w:p>
+        </w:tc>
+        <w:tc>
+          <w:tcPr>
+            <w:tcW w:type="dxa" w:w="2412"/>
+          </w:tcPr>
+          <w:p>
+            <w:r/>
+            <w:r>
+              <w:rPr>
+                <w:rFonts w:ascii="Consolas" w:hAnsi="Consolas"/>
+                <w:sz w:val="20"/>
+              </w:rPr>
+              <w:t>11-board-officer-agreement</w:t>
+            </w:r>
+          </w:p>
+        </w:tc>
+        <w:tc>
+          <w:tcPr>
+            <w:tcW w:type="dxa" w:w="2412"/>
+          </w:tcPr>
+          <w:p>
+            <w:r/>
+            <w:r>
+              <w:t>70</w:t>
+            </w:r>
+          </w:p>
+        </w:tc>
+      </w:tr>
+      <w:tr>
+        <w:tc>
+          <w:tcPr>
+            <w:tcW w:type="dxa" w:w="2412"/>
+          </w:tcPr>
+          <w:p>
+            <w:r/>
+            <w:r>
+              <w:t>P1-p</w:t>
+            </w:r>
+          </w:p>
+        </w:tc>
+        <w:tc>
+          <w:tcPr>
+            <w:tcW w:type="dxa" w:w="2412"/>
+          </w:tcPr>
+          <w:p>
+            <w:r/>
+            <w:r>
+              <w:t>Ombudsman Charter</w:t>
+            </w:r>
+          </w:p>
+        </w:tc>
+        <w:tc>
+          <w:tcPr>
+            <w:tcW w:type="dxa" w:w="2412"/>
+          </w:tcPr>
+          <w:p>
+            <w:r/>
+            <w:r>
+              <w:rPr>
+                <w:rFonts w:ascii="Consolas" w:hAnsi="Consolas"/>
+                <w:sz w:val="20"/>
+              </w:rPr>
+              <w:t>13-ombudsman-charter</w:t>
+            </w:r>
+          </w:p>
+        </w:tc>
+        <w:tc>
+          <w:tcPr>
+            <w:tcW w:type="dxa" w:w="2412"/>
+          </w:tcPr>
+          <w:p>
+            <w:r/>
+            <w:r>
+              <w:t>30</w:t>
+            </w:r>
+          </w:p>
+        </w:tc>
+      </w:tr>
+      <w:tr>
+        <w:tc>
+          <w:tcPr>
+            <w:tcW w:type="dxa" w:w="2412"/>
+          </w:tcPr>
+          <w:p>
+            <w:r/>
+            <w:r>
+              <w:t>P1-q</w:t>
+            </w:r>
+          </w:p>
+        </w:tc>
+        <w:tc>
+          <w:tcPr>
+            <w:tcW w:type="dxa" w:w="2412"/>
+          </w:tcPr>
+          <w:p>
+            <w:r/>
+            <w:r>
+              <w:t>Foundation Working-Group Volunteer Agreement</w:t>
+            </w:r>
+          </w:p>
+        </w:tc>
+        <w:tc>
+          <w:tcPr>
+            <w:tcW w:type="dxa" w:w="2412"/>
+          </w:tcPr>
+          <w:p>
+            <w:r/>
+            <w:r>
+              <w:rPr>
+                <w:rFonts w:ascii="Consolas" w:hAnsi="Consolas"/>
+                <w:sz w:val="20"/>
+              </w:rPr>
+              <w:t>12-volunteer-agreement</w:t>
+            </w:r>
+          </w:p>
+        </w:tc>
+        <w:tc>
+          <w:tcPr>
+            <w:tcW w:type="dxa" w:w="2412"/>
+          </w:tcPr>
+          <w:p>
+            <w:r/>
+            <w:r>
+              <w:t>40</w:t>
+            </w:r>
+          </w:p>
+        </w:tc>
+      </w:tr>
+      <w:tr>
+        <w:tc>
+          <w:tcPr>
+            <w:tcW w:type="dxa" w:w="2412"/>
+          </w:tcPr>
+          <w:p>
+            <w:r/>
+            <w:r>
+              <w:t>P1-r</w:t>
+            </w:r>
+          </w:p>
+        </w:tc>
+        <w:tc>
+          <w:tcPr>
+            <w:tcW w:type="dxa" w:w="2412"/>
+          </w:tcPr>
+          <w:p>
+            <w:r/>
+            <w:r>
+              <w:t>Data Processing Agreement Template — subprocessor riders (Printful, Lulu)</w:t>
+            </w:r>
+          </w:p>
+        </w:tc>
+        <w:tc>
+          <w:tcPr>
+            <w:tcW w:type="dxa" w:w="2412"/>
+          </w:tcPr>
+          <w:p>
+            <w:r/>
+            <w:r>
+              <w:t>derived from P1-l</w:t>
+            </w:r>
+          </w:p>
+        </w:tc>
+        <w:tc>
+          <w:tcPr>
+            <w:tcW w:type="dxa" w:w="2412"/>
+          </w:tcPr>
+          <w:p>
+            <w:r/>
+            <w:r>
+              <w:t>70</w:t>
+            </w:r>
+          </w:p>
+        </w:tc>
+      </w:tr>
+      <w:tr>
+        <w:tc>
+          <w:tcPr>
+            <w:tcW w:type="dxa" w:w="2412"/>
+          </w:tcPr>
+          <w:p>
+            <w:r/>
+            <w:r>
+              <w:t>P1-s</w:t>
+            </w:r>
+          </w:p>
+        </w:tc>
+        <w:tc>
+          <w:tcPr>
+            <w:tcW w:type="dxa" w:w="2412"/>
+          </w:tcPr>
+          <w:p>
+            <w:r/>
+            <w:r>
+              <w:t>Counsel Terms of Access</w:t>
+            </w:r>
+          </w:p>
+        </w:tc>
+        <w:tc>
+          <w:tcPr>
+            <w:tcW w:type="dxa" w:w="2412"/>
+          </w:tcPr>
+          <w:p>
+            <w:r/>
+            <w:r>
+              <w:t>new — text in Legal Briefing §7.1 / draft P2-i</w:t>
+            </w:r>
+          </w:p>
+        </w:tc>
+        <w:tc>
+          <w:tcPr>
+            <w:tcW w:type="dxa" w:w="2412"/>
           </w:tcPr>
           <w:p>
             <w:r/>
@@ -1210,18 +1505,649 @@
       <w:tr>
         <w:tc>
           <w:tcPr>
-            <w:tcW w:type="dxa" w:w="4824"/>
+            <w:tcW w:type="dxa" w:w="2412"/>
+          </w:tcPr>
+          <w:p>
+            <w:r/>
+          </w:p>
+        </w:tc>
+        <w:tc>
+          <w:tcPr>
+            <w:tcW w:type="dxa" w:w="2412"/>
           </w:tcPr>
           <w:p>
             <w:r/>
             <w:r>
-              <w:t>§6 Rights + DSAR</w:t>
+              <w:rPr>
+                <w:b/>
+              </w:rPr>
+              <w:t>Subtotal — compliance / IP / governance</w:t>
             </w:r>
           </w:p>
         </w:tc>
         <w:tc>
           <w:tcPr>
-            <w:tcW w:type="dxa" w:w="4824"/>
+            <w:tcW w:type="dxa" w:w="2412"/>
+          </w:tcPr>
+          <w:p>
+            <w:r/>
+          </w:p>
+        </w:tc>
+        <w:tc>
+          <w:tcPr>
+            <w:tcW w:type="dxa" w:w="2412"/>
+          </w:tcPr>
+          <w:p>
+            <w:r/>
+            <w:r>
+              <w:rPr>
+                <w:b/>
+              </w:rPr>
+              <w:t>675</w:t>
+            </w:r>
+          </w:p>
+        </w:tc>
+      </w:tr>
+    </w:tbl>
+    <w:p/>
+    <w:p>
+      <w:r>
+        <w:rPr>
+          <w:b/>
+        </w:rPr>
+        <w:t>Priority One total: 1,020 minutes (17.0 hours).</w:t>
+      </w:r>
+    </w:p>
+    <w:p/>
+    <w:p>
+      <w:pPr>
+        <w:pStyle w:val="Heading2"/>
+      </w:pPr>
+      <w:r>
+        <w:t>Priority Two — partner instruments, charters, and internal plans</w:t>
+      </w:r>
+    </w:p>
+    <w:p>
+      <w:r>
+        <w:t>Formalize the money flows and role relationships that already exist in</w:t>
+      </w:r>
+    </w:p>
+    <w:p>
+      <w:r>
+        <w:t>production, plus the advisory memos. Can proceed in parallel with</w:t>
+      </w:r>
+    </w:p>
+    <w:p>
+      <w:r>
+        <w:t>Priority One as counsel's bandwidth allows; individual items can also</w:t>
+      </w:r>
+    </w:p>
+    <w:p>
+      <w:r>
+        <w:t>be batched when the corresponding counterparty is ready to sign.</w:t>
+      </w:r>
+    </w:p>
+    <w:tbl>
+      <w:tblPr>
+        <w:tblStyle w:val="LightGrid-Accent1"/>
+        <w:tblW w:type="auto" w:w="0"/>
+        <w:tblLook w:firstColumn="1" w:firstRow="1" w:lastColumn="0" w:lastRow="0" w:noHBand="0" w:noVBand="1" w:val="04A0"/>
+      </w:tblPr>
+      <w:tblGrid>
+        <w:gridCol w:w="2412"/>
+        <w:gridCol w:w="2412"/>
+        <w:gridCol w:w="2412"/>
+        <w:gridCol w:w="2412"/>
+      </w:tblGrid>
+      <w:tr>
+        <w:tc>
+          <w:tcPr>
+            <w:tcW w:type="dxa" w:w="2412"/>
+          </w:tcPr>
+          <w:p>
+            <w:r>
+              <w:rPr>
+                <w:b/>
+              </w:rPr>
+            </w:r>
+            <w:r>
+              <w:rPr>
+                <w:b/>
+              </w:rPr>
+              <w:t>#</w:t>
+            </w:r>
+          </w:p>
+        </w:tc>
+        <w:tc>
+          <w:tcPr>
+            <w:tcW w:type="dxa" w:w="2412"/>
+          </w:tcPr>
+          <w:p>
+            <w:r>
+              <w:rPr>
+                <w:b/>
+              </w:rPr>
+            </w:r>
+            <w:r>
+              <w:rPr>
+                <w:b/>
+              </w:rPr>
+              <w:t>Instrument</w:t>
+            </w:r>
+          </w:p>
+        </w:tc>
+        <w:tc>
+          <w:tcPr>
+            <w:tcW w:type="dxa" w:w="2412"/>
+          </w:tcPr>
+          <w:p>
+            <w:r>
+              <w:rPr>
+                <w:b/>
+              </w:rPr>
+            </w:r>
+            <w:r>
+              <w:rPr>
+                <w:b/>
+              </w:rPr>
+              <w:t>Draft slug</w:t>
+            </w:r>
+          </w:p>
+        </w:tc>
+        <w:tc>
+          <w:tcPr>
+            <w:tcW w:type="dxa" w:w="2412"/>
+          </w:tcPr>
+          <w:p>
+            <w:r>
+              <w:rPr>
+                <w:b/>
+              </w:rPr>
+            </w:r>
+            <w:r>
+              <w:rPr>
+                <w:b/>
+              </w:rPr>
+              <w:t>Est.</w:t>
+            </w:r>
+          </w:p>
+        </w:tc>
+      </w:tr>
+      <w:tr>
+        <w:tc>
+          <w:tcPr>
+            <w:tcW w:type="dxa" w:w="2412"/>
+          </w:tcPr>
+          <w:p>
+            <w:r/>
+            <w:r>
+              <w:t>P2-a</w:t>
+            </w:r>
+          </w:p>
+        </w:tc>
+        <w:tc>
+          <w:tcPr>
+            <w:tcW w:type="dxa" w:w="2412"/>
+          </w:tcPr>
+          <w:p>
+            <w:r/>
+            <w:r>
+              <w:t>Facilitator Services Agreement + IP Assignment</w:t>
+            </w:r>
+          </w:p>
+        </w:tc>
+        <w:tc>
+          <w:tcPr>
+            <w:tcW w:type="dxa" w:w="2412"/>
+          </w:tcPr>
+          <w:p>
+            <w:r/>
+            <w:r>
+              <w:rPr>
+                <w:rFonts w:ascii="Consolas" w:hAnsi="Consolas"/>
+                <w:sz w:val="20"/>
+              </w:rPr>
+              <w:t>05-facilitator-services-agreement</w:t>
+            </w:r>
+          </w:p>
+        </w:tc>
+        <w:tc>
+          <w:tcPr>
+            <w:tcW w:type="dxa" w:w="2412"/>
+          </w:tcPr>
+          <w:p>
+            <w:r/>
+            <w:r>
+              <w:t>90</w:t>
+            </w:r>
+          </w:p>
+        </w:tc>
+      </w:tr>
+      <w:tr>
+        <w:tc>
+          <w:tcPr>
+            <w:tcW w:type="dxa" w:w="2412"/>
+          </w:tcPr>
+          <w:p>
+            <w:r/>
+            <w:r>
+              <w:t>P2-b</w:t>
+            </w:r>
+          </w:p>
+        </w:tc>
+        <w:tc>
+          <w:tcPr>
+            <w:tcW w:type="dxa" w:w="2412"/>
+          </w:tcPr>
+          <w:p>
+            <w:r/>
+            <w:r>
+              <w:t>Artist Consignment / Gallery Partner Agreement</w:t>
+            </w:r>
+          </w:p>
+        </w:tc>
+        <w:tc>
+          <w:tcPr>
+            <w:tcW w:type="dxa" w:w="2412"/>
+          </w:tcPr>
+          <w:p>
+            <w:r/>
+            <w:r>
+              <w:rPr>
+                <w:rFonts w:ascii="Consolas" w:hAnsi="Consolas"/>
+                <w:sz w:val="20"/>
+              </w:rPr>
+              <w:t>06-artist-consignment-agreement</w:t>
+            </w:r>
+          </w:p>
+        </w:tc>
+        <w:tc>
+          <w:tcPr>
+            <w:tcW w:type="dxa" w:w="2412"/>
+          </w:tcPr>
+          <w:p>
+            <w:r/>
+            <w:r>
+              <w:t>70</w:t>
+            </w:r>
+          </w:p>
+        </w:tc>
+      </w:tr>
+      <w:tr>
+        <w:tc>
+          <w:tcPr>
+            <w:tcW w:type="dxa" w:w="2412"/>
+          </w:tcPr>
+          <w:p>
+            <w:r/>
+            <w:r>
+              <w:t>P2-c</w:t>
+            </w:r>
+          </w:p>
+        </w:tc>
+        <w:tc>
+          <w:tcPr>
+            <w:tcW w:type="dxa" w:w="2412"/>
+          </w:tcPr>
+          <w:p>
+            <w:r/>
+            <w:r>
+              <w:t>Vendor Supplier / Dropship Agreement (7C's Farmstead first)</w:t>
+            </w:r>
+          </w:p>
+        </w:tc>
+        <w:tc>
+          <w:tcPr>
+            <w:tcW w:type="dxa" w:w="2412"/>
+          </w:tcPr>
+          <w:p>
+            <w:r/>
+            <w:r>
+              <w:rPr>
+                <w:rFonts w:ascii="Consolas" w:hAnsi="Consolas"/>
+                <w:sz w:val="20"/>
+              </w:rPr>
+              <w:t>07-vendor-supplier-agreement</w:t>
+            </w:r>
+          </w:p>
+        </w:tc>
+        <w:tc>
+          <w:tcPr>
+            <w:tcW w:type="dxa" w:w="2412"/>
+          </w:tcPr>
+          <w:p>
+            <w:r/>
+            <w:r>
+              <w:t>85</w:t>
+            </w:r>
+          </w:p>
+        </w:tc>
+      </w:tr>
+      <w:tr>
+        <w:tc>
+          <w:tcPr>
+            <w:tcW w:type="dxa" w:w="2412"/>
+          </w:tcPr>
+          <w:p>
+            <w:r/>
+            <w:r>
+              <w:t>P2-d</w:t>
+            </w:r>
+          </w:p>
+        </w:tc>
+        <w:tc>
+          <w:tcPr>
+            <w:tcW w:type="dxa" w:w="2412"/>
+          </w:tcPr>
+          <w:p>
+            <w:r/>
+            <w:r>
+              <w:t>Community Partner Referral Agreement</w:t>
+            </w:r>
+          </w:p>
+        </w:tc>
+        <w:tc>
+          <w:tcPr>
+            <w:tcW w:type="dxa" w:w="2412"/>
+          </w:tcPr>
+          <w:p>
+            <w:r/>
+            <w:r>
+              <w:rPr>
+                <w:rFonts w:ascii="Consolas" w:hAnsi="Consolas"/>
+                <w:sz w:val="20"/>
+              </w:rPr>
+              <w:t>08-community-partner-referral-agreement</w:t>
+            </w:r>
+          </w:p>
+        </w:tc>
+        <w:tc>
+          <w:tcPr>
+            <w:tcW w:type="dxa" w:w="2412"/>
+          </w:tcPr>
+          <w:p>
+            <w:r/>
+            <w:r>
+              <w:t>50</w:t>
+            </w:r>
+          </w:p>
+        </w:tc>
+      </w:tr>
+      <w:tr>
+        <w:tc>
+          <w:tcPr>
+            <w:tcW w:type="dxa" w:w="2412"/>
+          </w:tcPr>
+          <w:p>
+            <w:r/>
+            <w:r>
+              <w:t>P2-e</w:t>
+            </w:r>
+          </w:p>
+        </w:tc>
+        <w:tc>
+          <w:tcPr>
+            <w:tcW w:type="dxa" w:w="2412"/>
+          </w:tcPr>
+          <w:p>
+            <w:r/>
+            <w:r>
+              <w:t>Sponsorship Agreement + Sponsor Recognition Consent</w:t>
+            </w:r>
+          </w:p>
+        </w:tc>
+        <w:tc>
+          <w:tcPr>
+            <w:tcW w:type="dxa" w:w="2412"/>
+          </w:tcPr>
+          <w:p>
+            <w:r/>
+            <w:r>
+              <w:rPr>
+                <w:rFonts w:ascii="Consolas" w:hAnsi="Consolas"/>
+                <w:sz w:val="20"/>
+              </w:rPr>
+              <w:t>09-sponsorship-agreement</w:t>
+            </w:r>
+          </w:p>
+        </w:tc>
+        <w:tc>
+          <w:tcPr>
+            <w:tcW w:type="dxa" w:w="2412"/>
+          </w:tcPr>
+          <w:p>
+            <w:r/>
+            <w:r>
+              <w:t>50</w:t>
+            </w:r>
+          </w:p>
+        </w:tc>
+      </w:tr>
+      <w:tr>
+        <w:tc>
+          <w:tcPr>
+            <w:tcW w:type="dxa" w:w="2412"/>
+          </w:tcPr>
+          <w:p>
+            <w:r/>
+            <w:r>
+              <w:t>P2-f</w:t>
+            </w:r>
+          </w:p>
+        </w:tc>
+        <w:tc>
+          <w:tcPr>
+            <w:tcW w:type="dxa" w:w="2412"/>
+          </w:tcPr>
+          <w:p>
+            <w:r/>
+            <w:r>
+              <w:t>Research Collaborator Honoraria Rider</w:t>
+            </w:r>
+          </w:p>
+        </w:tc>
+        <w:tc>
+          <w:tcPr>
+            <w:tcW w:type="dxa" w:w="2412"/>
+          </w:tcPr>
+          <w:p>
+            <w:r/>
+            <w:r>
+              <w:t>to be drafted</w:t>
+            </w:r>
+          </w:p>
+        </w:tc>
+        <w:tc>
+          <w:tcPr>
+            <w:tcW w:type="dxa" w:w="2412"/>
+          </w:tcPr>
+          <w:p>
+            <w:r/>
+            <w:r>
+              <w:t>45</w:t>
+            </w:r>
+          </w:p>
+        </w:tc>
+      </w:tr>
+      <w:tr>
+        <w:tc>
+          <w:tcPr>
+            <w:tcW w:type="dxa" w:w="2412"/>
+          </w:tcPr>
+          <w:p>
+            <w:r/>
+            <w:r>
+              <w:t>P2-g</w:t>
+            </w:r>
+          </w:p>
+        </w:tc>
+        <w:tc>
+          <w:tcPr>
+            <w:tcW w:type="dxa" w:w="2412"/>
+          </w:tcPr>
+          <w:p>
+            <w:r/>
+            <w:r>
+              <w:t>Founding Partner Uplift Rider</w:t>
+            </w:r>
+          </w:p>
+        </w:tc>
+        <w:tc>
+          <w:tcPr>
+            <w:tcW w:type="dxa" w:w="2412"/>
+          </w:tcPr>
+          <w:p>
+            <w:r/>
+            <w:r>
+              <w:t>to be drafted</w:t>
+            </w:r>
+          </w:p>
+        </w:tc>
+        <w:tc>
+          <w:tcPr>
+            <w:tcW w:type="dxa" w:w="2412"/>
+          </w:tcPr>
+          <w:p>
+            <w:r/>
+            <w:r>
+              <w:t>30</w:t>
+            </w:r>
+          </w:p>
+        </w:tc>
+      </w:tr>
+      <w:tr>
+        <w:tc>
+          <w:tcPr>
+            <w:tcW w:type="dxa" w:w="2412"/>
+          </w:tcPr>
+          <w:p>
+            <w:r/>
+            <w:r>
+              <w:t>P2-h</w:t>
+            </w:r>
+          </w:p>
+        </w:tc>
+        <w:tc>
+          <w:tcPr>
+            <w:tcW w:type="dxa" w:w="2412"/>
+          </w:tcPr>
+          <w:p>
+            <w:r/>
+            <w:r>
+              <w:t>Facilitator Curriculum Licence Rider</w:t>
+            </w:r>
+          </w:p>
+        </w:tc>
+        <w:tc>
+          <w:tcPr>
+            <w:tcW w:type="dxa" w:w="2412"/>
+          </w:tcPr>
+          <w:p>
+            <w:r/>
+            <w:r>
+              <w:t>to be drafted</w:t>
+            </w:r>
+          </w:p>
+        </w:tc>
+        <w:tc>
+          <w:tcPr>
+            <w:tcW w:type="dxa" w:w="2412"/>
+          </w:tcPr>
+          <w:p>
+            <w:r/>
+            <w:r>
+              <w:t>30</w:t>
+            </w:r>
+          </w:p>
+        </w:tc>
+      </w:tr>
+      <w:tr>
+        <w:tc>
+          <w:tcPr>
+            <w:tcW w:type="dxa" w:w="2412"/>
+          </w:tcPr>
+          <w:p>
+            <w:r/>
+            <w:r>
+              <w:t>P2-i</w:t>
+            </w:r>
+          </w:p>
+        </w:tc>
+        <w:tc>
+          <w:tcPr>
+            <w:tcW w:type="dxa" w:w="2412"/>
+          </w:tcPr>
+          <w:p>
+            <w:r/>
+            <w:r>
+              <w:t>AI-Generated Content Policy</w:t>
+            </w:r>
+          </w:p>
+        </w:tc>
+        <w:tc>
+          <w:tcPr>
+            <w:tcW w:type="dxa" w:w="2412"/>
+          </w:tcPr>
+          <w:p>
+            <w:r/>
+            <w:r>
+              <w:t>to be drafted</w:t>
+            </w:r>
+          </w:p>
+        </w:tc>
+        <w:tc>
+          <w:tcPr>
+            <w:tcW w:type="dxa" w:w="2412"/>
+          </w:tcPr>
+          <w:p>
+            <w:r/>
+            <w:r>
+              <w:t>25</w:t>
+            </w:r>
+          </w:p>
+        </w:tc>
+      </w:tr>
+      <w:tr>
+        <w:tc>
+          <w:tcPr>
+            <w:tcW w:type="dxa" w:w="2412"/>
+          </w:tcPr>
+          <w:p>
+            <w:r/>
+            <w:r>
+              <w:t>P2-j</w:t>
+            </w:r>
+          </w:p>
+        </w:tc>
+        <w:tc>
+          <w:tcPr>
+            <w:tcW w:type="dxa" w:w="2412"/>
+          </w:tcPr>
+          <w:p>
+            <w:r/>
+            <w:r>
+              <w:t>ISTV Contract — Business-Value &amp; Risk Memo</w:t>
+            </w:r>
+          </w:p>
+        </w:tc>
+        <w:tc>
+          <w:tcPr>
+            <w:tcW w:type="dxa" w:w="2412"/>
+          </w:tcPr>
+          <w:p>
+            <w:r/>
+            <w:r>
+              <w:rPr>
+                <w:rFonts w:ascii="Consolas" w:hAnsi="Consolas"/>
+                <w:sz w:val="20"/>
+              </w:rPr>
+              <w:t>22-istv-contract-analysis-memo</w:t>
+            </w:r>
+          </w:p>
+        </w:tc>
+        <w:tc>
+          <w:tcPr>
+            <w:tcW w:type="dxa" w:w="2412"/>
           </w:tcPr>
           <w:p>
             <w:r/>
@@ -1234,79 +2160,15 @@
       <w:tr>
         <w:tc>
           <w:tcPr>
-            <w:tcW w:type="dxa" w:w="4824"/>
+            <w:tcW w:type="dxa" w:w="2412"/>
           </w:tcPr>
           <w:p>
             <w:r/>
-            <w:r>
-              <w:t>§7 Security</w:t>
-            </w:r>
           </w:p>
         </w:tc>
         <w:tc>
           <w:tcPr>
-            <w:tcW w:type="dxa" w:w="4824"/>
-          </w:tcPr>
-          <w:p>
-            <w:r/>
-            <w:r>
-              <w:t>10</w:t>
-            </w:r>
-          </w:p>
-        </w:tc>
-      </w:tr>
-      <w:tr>
-        <w:tc>
-          <w:tcPr>
-            <w:tcW w:type="dxa" w:w="4824"/>
-          </w:tcPr>
-          <w:p>
-            <w:r/>
-            <w:r>
-              <w:t>§§8–10 Children / AI / changes</w:t>
-            </w:r>
-          </w:p>
-        </w:tc>
-        <w:tc>
-          <w:tcPr>
-            <w:tcW w:type="dxa" w:w="4824"/>
-          </w:tcPr>
-          <w:p>
-            <w:r/>
-            <w:r>
-              <w:t>10</w:t>
-            </w:r>
-          </w:p>
-        </w:tc>
-      </w:tr>
-      <w:tr>
-        <w:tc>
-          <w:tcPr>
-            <w:tcW w:type="dxa" w:w="4824"/>
-          </w:tcPr>
-          <w:p>
-            <w:r/>
-            <w:r>
-              <w:t>§11 Contact + DPO reference</w:t>
-            </w:r>
-          </w:p>
-        </w:tc>
-        <w:tc>
-          <w:tcPr>
-            <w:tcW w:type="dxa" w:w="4824"/>
-          </w:tcPr>
-          <w:p>
-            <w:r/>
-            <w:r>
-              <w:t>5</w:t>
-            </w:r>
-          </w:p>
-        </w:tc>
-      </w:tr>
-      <w:tr>
-        <w:tc>
-          <w:tcPr>
-            <w:tcW w:type="dxa" w:w="4824"/>
+            <w:tcW w:type="dxa" w:w="2412"/>
           </w:tcPr>
           <w:p>
             <w:r/>
@@ -1314,13 +2176,21 @@
               <w:rPr>
                 <w:b/>
               </w:rPr>
-              <w:t>Total</w:t>
+              <w:t>Priority Two total</w:t>
             </w:r>
           </w:p>
         </w:tc>
         <w:tc>
           <w:tcPr>
-            <w:tcW w:type="dxa" w:w="4824"/>
+            <w:tcW w:type="dxa" w:w="2412"/>
+          </w:tcPr>
+          <w:p>
+            <w:r/>
+          </w:p>
+        </w:tc>
+        <w:tc>
+          <w:tcPr>
+            <w:tcW w:type="dxa" w:w="2412"/>
           </w:tcPr>
           <w:p>
             <w:r/>
@@ -1328,3803 +2198,20 @@
               <w:rPr>
                 <w:b/>
               </w:rPr>
-              <w:t>85</w:t>
+              <w:t>480</w:t>
             </w:r>
           </w:p>
         </w:tc>
       </w:tr>
     </w:tbl>
     <w:p/>
-    <w:p>
-      <w:pPr>
-        <w:pStyle w:val="Heading3"/>
-      </w:pPr>
-      <w:r>
-        <w:t>A3 · Cookie &amp; Tracking Notice (`03-cookie-notice`)</w:t>
-      </w:r>
-    </w:p>
-    <w:p>
-      <w:r>
-        <w:t>Short. Focus on the third-party provider table and consent mechanics.</w:t>
-      </w:r>
-    </w:p>
-    <w:tbl>
-      <w:tblPr>
-        <w:tblStyle w:val="LightGrid-Accent1"/>
-        <w:tblW w:type="auto" w:w="0"/>
-        <w:tblLook w:firstColumn="1" w:firstRow="1" w:lastColumn="0" w:lastRow="0" w:noHBand="0" w:noVBand="1" w:val="04A0"/>
-      </w:tblPr>
-      <w:tblGrid>
-        <w:gridCol w:w="4824"/>
-        <w:gridCol w:w="4824"/>
-      </w:tblGrid>
-      <w:tr>
-        <w:tc>
-          <w:tcPr>
-            <w:tcW w:type="dxa" w:w="4824"/>
-          </w:tcPr>
-          <w:p>
-            <w:r>
-              <w:rPr>
-                <w:b/>
-              </w:rPr>
-            </w:r>
-            <w:r>
-              <w:rPr>
-                <w:b/>
-              </w:rPr>
-              <w:t>Subsection</w:t>
-            </w:r>
-          </w:p>
-        </w:tc>
-        <w:tc>
-          <w:tcPr>
-            <w:tcW w:type="dxa" w:w="4824"/>
-          </w:tcPr>
-          <w:p>
-            <w:r>
-              <w:rPr>
-                <w:b/>
-              </w:rPr>
-            </w:r>
-            <w:r>
-              <w:rPr>
-                <w:b/>
-              </w:rPr>
-              <w:t>Time</w:t>
-            </w:r>
-          </w:p>
-        </w:tc>
-      </w:tr>
-      <w:tr>
-        <w:tc>
-          <w:tcPr>
-            <w:tcW w:type="dxa" w:w="4824"/>
-          </w:tcPr>
-          <w:p>
-            <w:r/>
-            <w:r>
-              <w:t>Categories + controls</w:t>
-            </w:r>
-          </w:p>
-        </w:tc>
-        <w:tc>
-          <w:tcPr>
-            <w:tcW w:type="dxa" w:w="4824"/>
-          </w:tcPr>
-          <w:p>
-            <w:r/>
-            <w:r>
-              <w:t>10</w:t>
-            </w:r>
-          </w:p>
-        </w:tc>
-      </w:tr>
-      <w:tr>
-        <w:tc>
-          <w:tcPr>
-            <w:tcW w:type="dxa" w:w="4824"/>
-          </w:tcPr>
-          <w:p>
-            <w:r/>
-            <w:r>
-              <w:t>Third-party table</w:t>
-            </w:r>
-          </w:p>
-        </w:tc>
-        <w:tc>
-          <w:tcPr>
-            <w:tcW w:type="dxa" w:w="4824"/>
-          </w:tcPr>
-          <w:p>
-            <w:r/>
-            <w:r>
-              <w:t>10</w:t>
-            </w:r>
-          </w:p>
-        </w:tc>
-      </w:tr>
-      <w:tr>
-        <w:tc>
-          <w:tcPr>
-            <w:tcW w:type="dxa" w:w="4824"/>
-          </w:tcPr>
-          <w:p>
-            <w:r/>
-            <w:r>
-              <w:t>Retention</w:t>
-            </w:r>
-          </w:p>
-        </w:tc>
-        <w:tc>
-          <w:tcPr>
-            <w:tcW w:type="dxa" w:w="4824"/>
-          </w:tcPr>
-          <w:p>
-            <w:r/>
-            <w:r>
-              <w:t>5</w:t>
-            </w:r>
-          </w:p>
-        </w:tc>
-      </w:tr>
-      <w:tr>
-        <w:tc>
-          <w:tcPr>
-            <w:tcW w:type="dxa" w:w="4824"/>
-          </w:tcPr>
-          <w:p>
-            <w:r/>
-            <w:r>
-              <w:rPr>
-                <w:b/>
-              </w:rPr>
-              <w:t>Total</w:t>
-            </w:r>
-          </w:p>
-        </w:tc>
-        <w:tc>
-          <w:tcPr>
-            <w:tcW w:type="dxa" w:w="4824"/>
-          </w:tcPr>
-          <w:p>
-            <w:r/>
-            <w:r>
-              <w:rPr>
-                <w:b/>
-              </w:rPr>
-              <w:t>25</w:t>
-            </w:r>
-          </w:p>
-        </w:tc>
-      </w:tr>
-    </w:tbl>
-    <w:p/>
-    <w:p>
-      <w:pPr>
-        <w:pStyle w:val="Heading3"/>
-      </w:pPr>
-      <w:r>
-        <w:t>A4 · Universal Indemnification / Hold-Harmless (`04-indemnification-hold-harmless`)</w:t>
-      </w:r>
-    </w:p>
-    <w:p>
-      <w:r>
-        <w:t>Signed by every workshop participant + partner. This is a real waiver — read carefully.</w:t>
-      </w:r>
-    </w:p>
-    <w:tbl>
-      <w:tblPr>
-        <w:tblStyle w:val="LightGrid-Accent1"/>
-        <w:tblW w:type="auto" w:w="0"/>
-        <w:tblLook w:firstColumn="1" w:firstRow="1" w:lastColumn="0" w:lastRow="0" w:noHBand="0" w:noVBand="1" w:val="04A0"/>
-      </w:tblPr>
-      <w:tblGrid>
-        <w:gridCol w:w="4824"/>
-        <w:gridCol w:w="4824"/>
-      </w:tblGrid>
-      <w:tr>
-        <w:tc>
-          <w:tcPr>
-            <w:tcW w:type="dxa" w:w="4824"/>
-          </w:tcPr>
-          <w:p>
-            <w:r>
-              <w:rPr>
-                <w:b/>
-              </w:rPr>
-            </w:r>
-            <w:r>
-              <w:rPr>
-                <w:b/>
-              </w:rPr>
-              <w:t>Subsection</w:t>
-            </w:r>
-          </w:p>
-        </w:tc>
-        <w:tc>
-          <w:tcPr>
-            <w:tcW w:type="dxa" w:w="4824"/>
-          </w:tcPr>
-          <w:p>
-            <w:r>
-              <w:rPr>
-                <w:b/>
-              </w:rPr>
-            </w:r>
-            <w:r>
-              <w:rPr>
-                <w:b/>
-              </w:rPr>
-              <w:t>Time</w:t>
-            </w:r>
-          </w:p>
-        </w:tc>
-      </w:tr>
-      <w:tr>
-        <w:tc>
-          <w:tcPr>
-            <w:tcW w:type="dxa" w:w="4824"/>
-          </w:tcPr>
-          <w:p>
-            <w:r/>
-            <w:r>
-              <w:t>§§1–2 Voluntary + no-advice</w:t>
-            </w:r>
-          </w:p>
-        </w:tc>
-        <w:tc>
-          <w:tcPr>
-            <w:tcW w:type="dxa" w:w="4824"/>
-          </w:tcPr>
-          <w:p>
-            <w:r/>
-            <w:r>
-              <w:t>10</w:t>
-            </w:r>
-          </w:p>
-        </w:tc>
-      </w:tr>
-      <w:tr>
-        <w:tc>
-          <w:tcPr>
-            <w:tcW w:type="dxa" w:w="4824"/>
-          </w:tcPr>
-          <w:p>
-            <w:r/>
-            <w:r>
-              <w:t>§3 Hold-harmless scope</w:t>
-            </w:r>
-          </w:p>
-        </w:tc>
-        <w:tc>
-          <w:tcPr>
-            <w:tcW w:type="dxa" w:w="4824"/>
-          </w:tcPr>
-          <w:p>
-            <w:r/>
-            <w:r>
-              <w:t>15</w:t>
-            </w:r>
-          </w:p>
-        </w:tc>
-      </w:tr>
-      <w:tr>
-        <w:tc>
-          <w:tcPr>
-            <w:tcW w:type="dxa" w:w="4824"/>
-          </w:tcPr>
-          <w:p>
-            <w:r/>
-            <w:r>
-              <w:t>§4 Indemnity by user</w:t>
-            </w:r>
-          </w:p>
-        </w:tc>
-        <w:tc>
-          <w:tcPr>
-            <w:tcW w:type="dxa" w:w="4824"/>
-          </w:tcPr>
-          <w:p>
-            <w:r/>
-            <w:r>
-              <w:t>10</w:t>
-            </w:r>
-          </w:p>
-        </w:tc>
-      </w:tr>
-      <w:tr>
-        <w:tc>
-          <w:tcPr>
-            <w:tcW w:type="dxa" w:w="4824"/>
-          </w:tcPr>
-          <w:p>
-            <w:r/>
-            <w:r>
-              <w:t>§§5–8 Data / conduct / version / law</w:t>
-            </w:r>
-          </w:p>
-        </w:tc>
-        <w:tc>
-          <w:tcPr>
-            <w:tcW w:type="dxa" w:w="4824"/>
-          </w:tcPr>
-          <w:p>
-            <w:r/>
-            <w:r>
-              <w:t>10</w:t>
-            </w:r>
-          </w:p>
-        </w:tc>
-      </w:tr>
-      <w:tr>
-        <w:tc>
-          <w:tcPr>
-            <w:tcW w:type="dxa" w:w="4824"/>
-          </w:tcPr>
-          <w:p>
-            <w:r/>
-            <w:r>
-              <w:t>Enforceability under NC law</w:t>
-            </w:r>
-          </w:p>
-        </w:tc>
-        <w:tc>
-          <w:tcPr>
-            <w:tcW w:type="dxa" w:w="4824"/>
-          </w:tcPr>
-          <w:p>
-            <w:r/>
-            <w:r>
-              <w:t>15</w:t>
-            </w:r>
-          </w:p>
-        </w:tc>
-      </w:tr>
-      <w:tr>
-        <w:tc>
-          <w:tcPr>
-            <w:tcW w:type="dxa" w:w="4824"/>
-          </w:tcPr>
-          <w:p>
-            <w:r/>
-            <w:r>
-              <w:rPr>
-                <w:b/>
-              </w:rPr>
-              <w:t>Total</w:t>
-            </w:r>
-          </w:p>
-        </w:tc>
-        <w:tc>
-          <w:tcPr>
-            <w:tcW w:type="dxa" w:w="4824"/>
-          </w:tcPr>
-          <w:p>
-            <w:r/>
-            <w:r>
-              <w:rPr>
-                <w:b/>
-              </w:rPr>
-              <w:t>60</w:t>
-            </w:r>
-          </w:p>
-        </w:tc>
-      </w:tr>
-    </w:tbl>
-    <w:p/>
-    <w:p>
-      <w:pPr>
-        <w:pStyle w:val="Heading3"/>
-      </w:pPr>
-      <w:r>
-        <w:t>A5 · Refund &amp; Returns Policy (`15-refund-returns-policy`)</w:t>
-      </w:r>
-    </w:p>
-    <w:p>
-      <w:r>
-        <w:t>Consumer-facing. EU withdrawal + POD-vs-stock rules are the risk points.</w:t>
-      </w:r>
-    </w:p>
-    <w:tbl>
-      <w:tblPr>
-        <w:tblStyle w:val="LightGrid-Accent1"/>
-        <w:tblW w:type="auto" w:w="0"/>
-        <w:tblLook w:firstColumn="1" w:firstRow="1" w:lastColumn="0" w:lastRow="0" w:noHBand="0" w:noVBand="1" w:val="04A0"/>
-      </w:tblPr>
-      <w:tblGrid>
-        <w:gridCol w:w="4824"/>
-        <w:gridCol w:w="4824"/>
-      </w:tblGrid>
-      <w:tr>
-        <w:tc>
-          <w:tcPr>
-            <w:tcW w:type="dxa" w:w="4824"/>
-          </w:tcPr>
-          <w:p>
-            <w:r>
-              <w:rPr>
-                <w:b/>
-              </w:rPr>
-            </w:r>
-            <w:r>
-              <w:rPr>
-                <w:b/>
-              </w:rPr>
-              <w:t>Subsection</w:t>
-            </w:r>
-          </w:p>
-        </w:tc>
-        <w:tc>
-          <w:tcPr>
-            <w:tcW w:type="dxa" w:w="4824"/>
-          </w:tcPr>
-          <w:p>
-            <w:r>
-              <w:rPr>
-                <w:b/>
-              </w:rPr>
-            </w:r>
-            <w:r>
-              <w:rPr>
-                <w:b/>
-              </w:rPr>
-              <w:t>Time</w:t>
-            </w:r>
-          </w:p>
-        </w:tc>
-      </w:tr>
-      <w:tr>
-        <w:tc>
-          <w:tcPr>
-            <w:tcW w:type="dxa" w:w="4824"/>
-          </w:tcPr>
-          <w:p>
-            <w:r/>
-            <w:r>
-              <w:t>Products (POD vs stock)</w:t>
-            </w:r>
-          </w:p>
-        </w:tc>
-        <w:tc>
-          <w:tcPr>
-            <w:tcW w:type="dxa" w:w="4824"/>
-          </w:tcPr>
-          <w:p>
-            <w:r/>
-            <w:r>
-              <w:t>15</w:t>
-            </w:r>
-          </w:p>
-        </w:tc>
-      </w:tr>
-      <w:tr>
-        <w:tc>
-          <w:tcPr>
-            <w:tcW w:type="dxa" w:w="4824"/>
-          </w:tcPr>
-          <w:p>
-            <w:r/>
-            <w:r>
-              <w:t>Workshops</w:t>
-            </w:r>
-          </w:p>
-        </w:tc>
-        <w:tc>
-          <w:tcPr>
-            <w:tcW w:type="dxa" w:w="4824"/>
-          </w:tcPr>
-          <w:p>
-            <w:r/>
-            <w:r>
-              <w:t>10</w:t>
-            </w:r>
-          </w:p>
-        </w:tc>
-      </w:tr>
-      <w:tr>
-        <w:tc>
-          <w:tcPr>
-            <w:tcW w:type="dxa" w:w="4824"/>
-          </w:tcPr>
-          <w:p>
-            <w:r/>
-            <w:r>
-              <w:t>Subscriptions</w:t>
-            </w:r>
-          </w:p>
-        </w:tc>
-        <w:tc>
-          <w:tcPr>
-            <w:tcW w:type="dxa" w:w="4824"/>
-          </w:tcPr>
-          <w:p>
-            <w:r/>
-            <w:r>
-              <w:t>5</w:t>
-            </w:r>
-          </w:p>
-        </w:tc>
-      </w:tr>
-      <w:tr>
-        <w:tc>
-          <w:tcPr>
-            <w:tcW w:type="dxa" w:w="4824"/>
-          </w:tcPr>
-          <w:p>
-            <w:r/>
-            <w:r>
-              <w:t>AI wallet + sponsorships</w:t>
-            </w:r>
-          </w:p>
-        </w:tc>
-        <w:tc>
-          <w:tcPr>
-            <w:tcW w:type="dxa" w:w="4824"/>
-          </w:tcPr>
-          <w:p>
-            <w:r/>
-            <w:r>
-              <w:t>5</w:t>
-            </w:r>
-          </w:p>
-        </w:tc>
-      </w:tr>
-      <w:tr>
-        <w:tc>
-          <w:tcPr>
-            <w:tcW w:type="dxa" w:w="4824"/>
-          </w:tcPr>
-          <w:p>
-            <w:r/>
-            <w:r>
-              <w:t>EU/UK withdrawal</w:t>
-            </w:r>
-          </w:p>
-        </w:tc>
-        <w:tc>
-          <w:tcPr>
-            <w:tcW w:type="dxa" w:w="4824"/>
-          </w:tcPr>
-          <w:p>
-            <w:r/>
-            <w:r>
-              <w:t>10</w:t>
-            </w:r>
-          </w:p>
-        </w:tc>
-      </w:tr>
-      <w:tr>
-        <w:tc>
-          <w:tcPr>
-            <w:tcW w:type="dxa" w:w="4824"/>
-          </w:tcPr>
-          <w:p>
-            <w:r/>
-            <w:r>
-              <w:rPr>
-                <w:b/>
-              </w:rPr>
-              <w:t>Total</w:t>
-            </w:r>
-          </w:p>
-        </w:tc>
-        <w:tc>
-          <w:tcPr>
-            <w:tcW w:type="dxa" w:w="4824"/>
-          </w:tcPr>
-          <w:p>
-            <w:r/>
-            <w:r>
-              <w:rPr>
-                <w:b/>
-              </w:rPr>
-              <w:t>45</w:t>
-            </w:r>
-          </w:p>
-        </w:tc>
-      </w:tr>
-    </w:tbl>
-    <w:p/>
-    <w:p>
-      <w:pPr>
-        <w:pStyle w:val="Heading3"/>
-      </w:pPr>
-      <w:r>
-        <w:t>A6 · Facilitator Services Agreement + IP Assignment (`05-facilitator-services-agreement`)</w:t>
-      </w:r>
-    </w:p>
-    <w:p>
-      <w:r>
-        <w:t>Revenue-critical + IC classification.</w:t>
-      </w:r>
-    </w:p>
-    <w:tbl>
-      <w:tblPr>
-        <w:tblStyle w:val="LightGrid-Accent1"/>
-        <w:tblW w:type="auto" w:w="0"/>
-        <w:tblLook w:firstColumn="1" w:firstRow="1" w:lastColumn="0" w:lastRow="0" w:noHBand="0" w:noVBand="1" w:val="04A0"/>
-      </w:tblPr>
-      <w:tblGrid>
-        <w:gridCol w:w="4824"/>
-        <w:gridCol w:w="4824"/>
-      </w:tblGrid>
-      <w:tr>
-        <w:tc>
-          <w:tcPr>
-            <w:tcW w:type="dxa" w:w="4824"/>
-          </w:tcPr>
-          <w:p>
-            <w:r>
-              <w:rPr>
-                <w:b/>
-              </w:rPr>
-            </w:r>
-            <w:r>
-              <w:rPr>
-                <w:b/>
-              </w:rPr>
-              <w:t>Subsection</w:t>
-            </w:r>
-          </w:p>
-        </w:tc>
-        <w:tc>
-          <w:tcPr>
-            <w:tcW w:type="dxa" w:w="4824"/>
-          </w:tcPr>
-          <w:p>
-            <w:r>
-              <w:rPr>
-                <w:b/>
-              </w:rPr>
-            </w:r>
-            <w:r>
-              <w:rPr>
-                <w:b/>
-              </w:rPr>
-              <w:t>Time</w:t>
-            </w:r>
-          </w:p>
-        </w:tc>
-      </w:tr>
-      <w:tr>
-        <w:tc>
-          <w:tcPr>
-            <w:tcW w:type="dxa" w:w="4824"/>
-          </w:tcPr>
-          <w:p>
-            <w:r/>
-            <w:r>
-              <w:t>§1 IC relationship</w:t>
-            </w:r>
-          </w:p>
-        </w:tc>
-        <w:tc>
-          <w:tcPr>
-            <w:tcW w:type="dxa" w:w="4824"/>
-          </w:tcPr>
-          <w:p>
-            <w:r/>
-            <w:r>
-              <w:t>10</w:t>
-            </w:r>
-          </w:p>
-        </w:tc>
-      </w:tr>
-      <w:tr>
-        <w:tc>
-          <w:tcPr>
-            <w:tcW w:type="dxa" w:w="4824"/>
-          </w:tcPr>
-          <w:p>
-            <w:r/>
-            <w:r>
-              <w:t>§§2–3 Services + fees</w:t>
-            </w:r>
-          </w:p>
-        </w:tc>
-        <w:tc>
-          <w:tcPr>
-            <w:tcW w:type="dxa" w:w="4824"/>
-          </w:tcPr>
-          <w:p>
-            <w:r/>
-            <w:r>
-              <w:t>15</w:t>
-            </w:r>
-          </w:p>
-        </w:tc>
-      </w:tr>
-      <w:tr>
-        <w:tc>
-          <w:tcPr>
-            <w:tcW w:type="dxa" w:w="4824"/>
-          </w:tcPr>
-          <w:p>
-            <w:r/>
-            <w:r>
-              <w:t>§4 Standards of care</w:t>
-            </w:r>
-          </w:p>
-        </w:tc>
-        <w:tc>
-          <w:tcPr>
-            <w:tcW w:type="dxa" w:w="4824"/>
-          </w:tcPr>
-          <w:p>
-            <w:r/>
-            <w:r>
-              <w:t>10</w:t>
-            </w:r>
-          </w:p>
-        </w:tc>
-      </w:tr>
-      <w:tr>
-        <w:tc>
-          <w:tcPr>
-            <w:tcW w:type="dxa" w:w="4824"/>
-          </w:tcPr>
-          <w:p>
-            <w:r/>
-            <w:r>
-              <w:t>§5 IP (BF licence + assignment)</w:t>
-            </w:r>
-          </w:p>
-        </w:tc>
-        <w:tc>
-          <w:tcPr>
-            <w:tcW w:type="dxa" w:w="4824"/>
-          </w:tcPr>
-          <w:p>
-            <w:r/>
-            <w:r>
-              <w:t>25</w:t>
-            </w:r>
-          </w:p>
-        </w:tc>
-      </w:tr>
-      <w:tr>
-        <w:tc>
-          <w:tcPr>
-            <w:tcW w:type="dxa" w:w="4824"/>
-          </w:tcPr>
-          <w:p>
-            <w:r/>
-            <w:r>
-              <w:t>§6 Confidentiality</w:t>
-            </w:r>
-          </w:p>
-        </w:tc>
-        <w:tc>
-          <w:tcPr>
-            <w:tcW w:type="dxa" w:w="4824"/>
-          </w:tcPr>
-          <w:p>
-            <w:r/>
-            <w:r>
-              <w:t>5</w:t>
-            </w:r>
-          </w:p>
-        </w:tc>
-      </w:tr>
-      <w:tr>
-        <w:tc>
-          <w:tcPr>
-            <w:tcW w:type="dxa" w:w="4824"/>
-          </w:tcPr>
-          <w:p>
-            <w:r/>
-            <w:r>
-              <w:t>§§7–11 Term / indemnity / non-solicit / law</w:t>
-            </w:r>
-          </w:p>
-        </w:tc>
-        <w:tc>
-          <w:tcPr>
-            <w:tcW w:type="dxa" w:w="4824"/>
-          </w:tcPr>
-          <w:p>
-            <w:r/>
-            <w:r>
-              <w:t>25</w:t>
-            </w:r>
-          </w:p>
-        </w:tc>
-      </w:tr>
-      <w:tr>
-        <w:tc>
-          <w:tcPr>
-            <w:tcW w:type="dxa" w:w="4824"/>
-          </w:tcPr>
-          <w:p>
-            <w:r/>
-            <w:r>
-              <w:rPr>
-                <w:b/>
-              </w:rPr>
-              <w:t>Total</w:t>
-            </w:r>
-          </w:p>
-        </w:tc>
-        <w:tc>
-          <w:tcPr>
-            <w:tcW w:type="dxa" w:w="4824"/>
-          </w:tcPr>
-          <w:p>
-            <w:r/>
-            <w:r>
-              <w:rPr>
-                <w:b/>
-              </w:rPr>
-              <w:t>90</w:t>
-            </w:r>
-          </w:p>
-        </w:tc>
-      </w:tr>
-    </w:tbl>
-    <w:p/>
-    <w:p>
-      <w:pPr>
-        <w:pStyle w:val="Heading3"/>
-      </w:pPr>
-      <w:r>
-        <w:t>A7 · Artist Consignment Agreement (`06-artist-consignment-agreement`)</w:t>
-      </w:r>
-    </w:p>
-    <w:p>
-      <w:r>
-        <w:t>Title + 20% Foundation gift are custom terms.</w:t>
-      </w:r>
-    </w:p>
-    <w:tbl>
-      <w:tblPr>
-        <w:tblStyle w:val="LightGrid-Accent1"/>
-        <w:tblW w:type="auto" w:w="0"/>
-        <w:tblLook w:firstColumn="1" w:firstRow="1" w:lastColumn="0" w:lastRow="0" w:noHBand="0" w:noVBand="1" w:val="04A0"/>
-      </w:tblPr>
-      <w:tblGrid>
-        <w:gridCol w:w="4824"/>
-        <w:gridCol w:w="4824"/>
-      </w:tblGrid>
-      <w:tr>
-        <w:tc>
-          <w:tcPr>
-            <w:tcW w:type="dxa" w:w="4824"/>
-          </w:tcPr>
-          <w:p>
-            <w:r>
-              <w:rPr>
-                <w:b/>
-              </w:rPr>
-            </w:r>
-            <w:r>
-              <w:rPr>
-                <w:b/>
-              </w:rPr>
-              <w:t>Subsection</w:t>
-            </w:r>
-          </w:p>
-        </w:tc>
-        <w:tc>
-          <w:tcPr>
-            <w:tcW w:type="dxa" w:w="4824"/>
-          </w:tcPr>
-          <w:p>
-            <w:r>
-              <w:rPr>
-                <w:b/>
-              </w:rPr>
-            </w:r>
-            <w:r>
-              <w:rPr>
-                <w:b/>
-              </w:rPr>
-              <w:t>Time</w:t>
-            </w:r>
-          </w:p>
-        </w:tc>
-      </w:tr>
-      <w:tr>
-        <w:tc>
-          <w:tcPr>
-            <w:tcW w:type="dxa" w:w="4824"/>
-          </w:tcPr>
-          <w:p>
-            <w:r/>
-            <w:r>
-              <w:t>§§1–3 Relationship + list + pricing</w:t>
-            </w:r>
-          </w:p>
-        </w:tc>
-        <w:tc>
-          <w:tcPr>
-            <w:tcW w:type="dxa" w:w="4824"/>
-          </w:tcPr>
-          <w:p>
-            <w:r/>
-            <w:r>
-              <w:t>20</w:t>
-            </w:r>
-          </w:p>
-        </w:tc>
-      </w:tr>
-      <w:tr>
-        <w:tc>
-          <w:tcPr>
-            <w:tcW w:type="dxa" w:w="4824"/>
-          </w:tcPr>
-          <w:p>
-            <w:r/>
-            <w:r>
-              <w:t>§§4–5 Fulfilment + returns</w:t>
-            </w:r>
-          </w:p>
-        </w:tc>
-        <w:tc>
-          <w:tcPr>
-            <w:tcW w:type="dxa" w:w="4824"/>
-          </w:tcPr>
-          <w:p>
-            <w:r/>
-            <w:r>
-              <w:t>10</w:t>
-            </w:r>
-          </w:p>
-        </w:tc>
-      </w:tr>
-      <w:tr>
-        <w:tc>
-          <w:tcPr>
-            <w:tcW w:type="dxa" w:w="4824"/>
-          </w:tcPr>
-          <w:p>
-            <w:r/>
-            <w:r>
-              <w:t>§6 IP + publicity</w:t>
-            </w:r>
-          </w:p>
-        </w:tc>
-        <w:tc>
-          <w:tcPr>
-            <w:tcW w:type="dxa" w:w="4824"/>
-          </w:tcPr>
-          <w:p>
-            <w:r/>
-            <w:r>
-              <w:t>15</w:t>
-            </w:r>
-          </w:p>
-        </w:tc>
-      </w:tr>
-      <w:tr>
-        <w:tc>
-          <w:tcPr>
-            <w:tcW w:type="dxa" w:w="4824"/>
-          </w:tcPr>
-          <w:p>
-            <w:r/>
-            <w:r>
-              <w:t>§§7–10 Payouts / term / indemnity / law</w:t>
-            </w:r>
-          </w:p>
-        </w:tc>
-        <w:tc>
-          <w:tcPr>
-            <w:tcW w:type="dxa" w:w="4824"/>
-          </w:tcPr>
-          <w:p>
-            <w:r/>
-            <w:r>
-              <w:t>25</w:t>
-            </w:r>
-          </w:p>
-        </w:tc>
-      </w:tr>
-      <w:tr>
-        <w:tc>
-          <w:tcPr>
-            <w:tcW w:type="dxa" w:w="4824"/>
-          </w:tcPr>
-          <w:p>
-            <w:r/>
-            <w:r>
-              <w:rPr>
-                <w:b/>
-              </w:rPr>
-              <w:t>Total</w:t>
-            </w:r>
-          </w:p>
-        </w:tc>
-        <w:tc>
-          <w:tcPr>
-            <w:tcW w:type="dxa" w:w="4824"/>
-          </w:tcPr>
-          <w:p>
-            <w:r/>
-            <w:r>
-              <w:rPr>
-                <w:b/>
-              </w:rPr>
-              <w:t>70</w:t>
-            </w:r>
-          </w:p>
-        </w:tc>
-      </w:tr>
-    </w:tbl>
-    <w:p/>
-    <w:p>
-      <w:pPr>
-        <w:pStyle w:val="Heading3"/>
-      </w:pPr>
-      <w:r>
-        <w:t>A8 · Vendor Supplier / Dropship Agreement (`07-vendor-supplier-agreement`)</w:t>
-      </w:r>
-    </w:p>
-    <w:p>
-      <w:r>
-        <w:t>Product-liability + insurance clause needs local counsel eye.</w:t>
-      </w:r>
-    </w:p>
-    <w:tbl>
-      <w:tblPr>
-        <w:tblStyle w:val="LightGrid-Accent1"/>
-        <w:tblW w:type="auto" w:w="0"/>
-        <w:tblLook w:firstColumn="1" w:firstRow="1" w:lastColumn="0" w:lastRow="0" w:noHBand="0" w:noVBand="1" w:val="04A0"/>
-      </w:tblPr>
-      <w:tblGrid>
-        <w:gridCol w:w="4824"/>
-        <w:gridCol w:w="4824"/>
-      </w:tblGrid>
-      <w:tr>
-        <w:tc>
-          <w:tcPr>
-            <w:tcW w:type="dxa" w:w="4824"/>
-          </w:tcPr>
-          <w:p>
-            <w:r>
-              <w:rPr>
-                <w:b/>
-              </w:rPr>
-            </w:r>
-            <w:r>
-              <w:rPr>
-                <w:b/>
-              </w:rPr>
-              <w:t>Subsection</w:t>
-            </w:r>
-          </w:p>
-        </w:tc>
-        <w:tc>
-          <w:tcPr>
-            <w:tcW w:type="dxa" w:w="4824"/>
-          </w:tcPr>
-          <w:p>
-            <w:r>
-              <w:rPr>
-                <w:b/>
-              </w:rPr>
-            </w:r>
-            <w:r>
-              <w:rPr>
-                <w:b/>
-              </w:rPr>
-              <w:t>Time</w:t>
-            </w:r>
-          </w:p>
-        </w:tc>
-      </w:tr>
-      <w:tr>
-        <w:tc>
-          <w:tcPr>
-            <w:tcW w:type="dxa" w:w="4824"/>
-          </w:tcPr>
-          <w:p>
-            <w:r/>
-            <w:r>
-              <w:t>§§1–4 Relationship + listings + prices + fulfilment</w:t>
-            </w:r>
-          </w:p>
-        </w:tc>
-        <w:tc>
-          <w:tcPr>
-            <w:tcW w:type="dxa" w:w="4824"/>
-          </w:tcPr>
-          <w:p>
-            <w:r/>
-            <w:r>
-              <w:t>30</w:t>
-            </w:r>
-          </w:p>
-        </w:tc>
-      </w:tr>
-      <w:tr>
-        <w:tc>
-          <w:tcPr>
-            <w:tcW w:type="dxa" w:w="4824"/>
-          </w:tcPr>
-          <w:p>
-            <w:r/>
-            <w:r>
-              <w:t>§5 Warranty + returns</w:t>
-            </w:r>
-          </w:p>
-        </w:tc>
-        <w:tc>
-          <w:tcPr>
-            <w:tcW w:type="dxa" w:w="4824"/>
-          </w:tcPr>
-          <w:p>
-            <w:r/>
-            <w:r>
-              <w:t>15</w:t>
-            </w:r>
-          </w:p>
-        </w:tc>
-      </w:tr>
-      <w:tr>
-        <w:tc>
-          <w:tcPr>
-            <w:tcW w:type="dxa" w:w="4824"/>
-          </w:tcPr>
-          <w:p>
-            <w:r/>
-            <w:r>
-              <w:t>§6 IP</w:t>
-            </w:r>
-          </w:p>
-        </w:tc>
-        <w:tc>
-          <w:tcPr>
-            <w:tcW w:type="dxa" w:w="4824"/>
-          </w:tcPr>
-          <w:p>
-            <w:r/>
-            <w:r>
-              <w:t>10</w:t>
-            </w:r>
-          </w:p>
-        </w:tc>
-      </w:tr>
-      <w:tr>
-        <w:tc>
-          <w:tcPr>
-            <w:tcW w:type="dxa" w:w="4824"/>
-          </w:tcPr>
-          <w:p>
-            <w:r/>
-            <w:r>
-              <w:t>§§7–10 Payouts / indemnity / insurance / law</w:t>
-            </w:r>
-          </w:p>
-        </w:tc>
-        <w:tc>
-          <w:tcPr>
-            <w:tcW w:type="dxa" w:w="4824"/>
-          </w:tcPr>
-          <w:p>
-            <w:r/>
-            <w:r>
-              <w:t>30</w:t>
-            </w:r>
-          </w:p>
-        </w:tc>
-      </w:tr>
-      <w:tr>
-        <w:tc>
-          <w:tcPr>
-            <w:tcW w:type="dxa" w:w="4824"/>
-          </w:tcPr>
-          <w:p>
-            <w:r/>
-            <w:r>
-              <w:rPr>
-                <w:b/>
-              </w:rPr>
-              <w:t>Total</w:t>
-            </w:r>
-          </w:p>
-        </w:tc>
-        <w:tc>
-          <w:tcPr>
-            <w:tcW w:type="dxa" w:w="4824"/>
-          </w:tcPr>
-          <w:p>
-            <w:r/>
-            <w:r>
-              <w:rPr>
-                <w:b/>
-              </w:rPr>
-              <w:t>85</w:t>
-            </w:r>
-          </w:p>
-        </w:tc>
-      </w:tr>
-    </w:tbl>
-    <w:p/>
-    <w:p>
-      <w:pPr>
-        <w:pStyle w:val="Heading3"/>
-      </w:pPr>
-      <w:r>
-        <w:t>A9 · Community Partner Referral Agreement (`08-community-partner-referral-agreement`)</w:t>
-      </w:r>
-    </w:p>
-    <w:p>
-      <w:r>
-        <w:t>Straightforward marketing standards + attribution.</w:t>
-      </w:r>
-    </w:p>
-    <w:tbl>
-      <w:tblPr>
-        <w:tblStyle w:val="LightGrid-Accent1"/>
-        <w:tblW w:type="auto" w:w="0"/>
-        <w:tblLook w:firstColumn="1" w:firstRow="1" w:lastColumn="0" w:lastRow="0" w:noHBand="0" w:noVBand="1" w:val="04A0"/>
-      </w:tblPr>
-      <w:tblGrid>
-        <w:gridCol w:w="4824"/>
-        <w:gridCol w:w="4824"/>
-      </w:tblGrid>
-      <w:tr>
-        <w:tc>
-          <w:tcPr>
-            <w:tcW w:type="dxa" w:w="4824"/>
-          </w:tcPr>
-          <w:p>
-            <w:r>
-              <w:rPr>
-                <w:b/>
-              </w:rPr>
-            </w:r>
-            <w:r>
-              <w:rPr>
-                <w:b/>
-              </w:rPr>
-              <w:t>Subsection</w:t>
-            </w:r>
-          </w:p>
-        </w:tc>
-        <w:tc>
-          <w:tcPr>
-            <w:tcW w:type="dxa" w:w="4824"/>
-          </w:tcPr>
-          <w:p>
-            <w:r>
-              <w:rPr>
-                <w:b/>
-              </w:rPr>
-            </w:r>
-            <w:r>
-              <w:rPr>
-                <w:b/>
-              </w:rPr>
-              <w:t>Time</w:t>
-            </w:r>
-          </w:p>
-        </w:tc>
-      </w:tr>
-      <w:tr>
-        <w:tc>
-          <w:tcPr>
-            <w:tcW w:type="dxa" w:w="4824"/>
-          </w:tcPr>
-          <w:p>
-            <w:r/>
-            <w:r>
-              <w:t>§§1–5 IC / referral / comp / marketing</w:t>
-            </w:r>
-          </w:p>
-        </w:tc>
-        <w:tc>
-          <w:tcPr>
-            <w:tcW w:type="dxa" w:w="4824"/>
-          </w:tcPr>
-          <w:p>
-            <w:r/>
-            <w:r>
-              <w:t>30</w:t>
-            </w:r>
-          </w:p>
-        </w:tc>
-      </w:tr>
-      <w:tr>
-        <w:tc>
-          <w:tcPr>
-            <w:tcW w:type="dxa" w:w="4824"/>
-          </w:tcPr>
-          <w:p>
-            <w:r/>
-            <w:r>
-              <w:t>§§6–9 Term / IP / indemnity / law</w:t>
-            </w:r>
-          </w:p>
-        </w:tc>
-        <w:tc>
-          <w:tcPr>
-            <w:tcW w:type="dxa" w:w="4824"/>
-          </w:tcPr>
-          <w:p>
-            <w:r/>
-            <w:r>
-              <w:t>20</w:t>
-            </w:r>
-          </w:p>
-        </w:tc>
-      </w:tr>
-      <w:tr>
-        <w:tc>
-          <w:tcPr>
-            <w:tcW w:type="dxa" w:w="4824"/>
-          </w:tcPr>
-          <w:p>
-            <w:r/>
-            <w:r>
-              <w:rPr>
-                <w:b/>
-              </w:rPr>
-              <w:t>Total</w:t>
-            </w:r>
-          </w:p>
-        </w:tc>
-        <w:tc>
-          <w:tcPr>
-            <w:tcW w:type="dxa" w:w="4824"/>
-          </w:tcPr>
-          <w:p>
-            <w:r/>
-            <w:r>
-              <w:rPr>
-                <w:b/>
-              </w:rPr>
-              <w:t>50</w:t>
-            </w:r>
-          </w:p>
-        </w:tc>
-      </w:tr>
-    </w:tbl>
-    <w:p/>
-    <w:p>
-      <w:pPr>
-        <w:pStyle w:val="Heading3"/>
-      </w:pPr>
-      <w:r>
-        <w:t>A10 · Sponsorship Agreement / Recognition Consent (`09-sponsorship-agreement`)</w:t>
-      </w:r>
-    </w:p>
-    <w:p>
-      <w:r>
-        <w:t>Tax-status disclosure + recognition licence.</w:t>
-      </w:r>
-    </w:p>
-    <w:tbl>
-      <w:tblPr>
-        <w:tblStyle w:val="LightGrid-Accent1"/>
-        <w:tblW w:type="auto" w:w="0"/>
-        <w:tblLook w:firstColumn="1" w:firstRow="1" w:lastColumn="0" w:lastRow="0" w:noHBand="0" w:noVBand="1" w:val="04A0"/>
-      </w:tblPr>
-      <w:tblGrid>
-        <w:gridCol w:w="4824"/>
-        <w:gridCol w:w="4824"/>
-      </w:tblGrid>
-      <w:tr>
-        <w:tc>
-          <w:tcPr>
-            <w:tcW w:type="dxa" w:w="4824"/>
-          </w:tcPr>
-          <w:p>
-            <w:r>
-              <w:rPr>
-                <w:b/>
-              </w:rPr>
-            </w:r>
-            <w:r>
-              <w:rPr>
-                <w:b/>
-              </w:rPr>
-              <w:t>Subsection</w:t>
-            </w:r>
-          </w:p>
-        </w:tc>
-        <w:tc>
-          <w:tcPr>
-            <w:tcW w:type="dxa" w:w="4824"/>
-          </w:tcPr>
-          <w:p>
-            <w:r>
-              <w:rPr>
-                <w:b/>
-              </w:rPr>
-            </w:r>
-            <w:r>
-              <w:rPr>
-                <w:b/>
-              </w:rPr>
-              <w:t>Time</w:t>
-            </w:r>
-          </w:p>
-        </w:tc>
-      </w:tr>
-      <w:tr>
-        <w:tc>
-          <w:tcPr>
-            <w:tcW w:type="dxa" w:w="4824"/>
-          </w:tcPr>
-          <w:p>
-            <w:r/>
-            <w:r>
-              <w:t>Pledge + tax status (§§1–2)</w:t>
-            </w:r>
-          </w:p>
-        </w:tc>
-        <w:tc>
-          <w:tcPr>
-            <w:tcW w:type="dxa" w:w="4824"/>
-          </w:tcPr>
-          <w:p>
-            <w:r/>
-            <w:r>
-              <w:t>15</w:t>
-            </w:r>
-          </w:p>
-        </w:tc>
-      </w:tr>
-      <w:tr>
-        <w:tc>
-          <w:tcPr>
-            <w:tcW w:type="dxa" w:w="4824"/>
-          </w:tcPr>
-          <w:p>
-            <w:r/>
-            <w:r>
-              <w:t>Recognition + logo licence (§§3–4)</w:t>
-            </w:r>
-          </w:p>
-        </w:tc>
-        <w:tc>
-          <w:tcPr>
-            <w:tcW w:type="dxa" w:w="4824"/>
-          </w:tcPr>
-          <w:p>
-            <w:r/>
-            <w:r>
-              <w:t>15</w:t>
-            </w:r>
-          </w:p>
-        </w:tc>
-      </w:tr>
-      <w:tr>
-        <w:tc>
-          <w:tcPr>
-            <w:tcW w:type="dxa" w:w="4824"/>
-          </w:tcPr>
-          <w:p>
-            <w:r/>
-            <w:r>
-              <w:t>Non-endorsement + refunds (§§5–6)</w:t>
-            </w:r>
-          </w:p>
-        </w:tc>
-        <w:tc>
-          <w:tcPr>
-            <w:tcW w:type="dxa" w:w="4824"/>
-          </w:tcPr>
-          <w:p>
-            <w:r/>
-            <w:r>
-              <w:t>10</w:t>
-            </w:r>
-          </w:p>
-        </w:tc>
-      </w:tr>
-      <w:tr>
-        <w:tc>
-          <w:tcPr>
-            <w:tcW w:type="dxa" w:w="4824"/>
-          </w:tcPr>
-          <w:p>
-            <w:r/>
-            <w:r>
-              <w:t>Contingency + confidentiality (§§7–8)</w:t>
-            </w:r>
-          </w:p>
-        </w:tc>
-        <w:tc>
-          <w:tcPr>
-            <w:tcW w:type="dxa" w:w="4824"/>
-          </w:tcPr>
-          <w:p>
-            <w:r/>
-            <w:r>
-              <w:t>10</w:t>
-            </w:r>
-          </w:p>
-        </w:tc>
-      </w:tr>
-      <w:tr>
-        <w:tc>
-          <w:tcPr>
-            <w:tcW w:type="dxa" w:w="4824"/>
-          </w:tcPr>
-          <w:p>
-            <w:r/>
-            <w:r>
-              <w:rPr>
-                <w:b/>
-              </w:rPr>
-              <w:t>Total</w:t>
-            </w:r>
-          </w:p>
-        </w:tc>
-        <w:tc>
-          <w:tcPr>
-            <w:tcW w:type="dxa" w:w="4824"/>
-          </w:tcPr>
-          <w:p>
-            <w:r/>
-            <w:r>
-              <w:rPr>
-                <w:b/>
-              </w:rPr>
-              <w:t>50</w:t>
-            </w:r>
-          </w:p>
-        </w:tc>
-      </w:tr>
-    </w:tbl>
-    <w:p/>
-    <w:p>
-      <w:r>
-        <w:rPr>
-          <w:b/>
-        </w:rPr>
-        <w:t>Section A subtotal: 635 minutes (10 hours 35 minutes)</w:t>
-      </w:r>
-    </w:p>
     <w:p/>
     <w:p>
       <w:pPr>
         <w:pStyle w:val="Heading2"/>
       </w:pPr>
       <w:r>
-        <w:t>Section B — Essential · Governance (320 min · 5.3 hrs)</w:t>
-      </w:r>
-    </w:p>
-    <w:p>
-      <w:r>
-        <w:t>Needed before the Board seats fill and before D&amp;O binds. Also needed to</w:t>
-      </w:r>
-    </w:p>
-    <w:p>
-      <w:r>
-        <w:t>support the 501(c)(3) submission.</w:t>
-      </w:r>
-    </w:p>
-    <w:p>
-      <w:pPr>
-        <w:pStyle w:val="Heading3"/>
-      </w:pPr>
-      <w:r>
-        <w:t>B1 · Board Member / Officer Agreement + D&amp;O (`11-board-officer-agreement`)</w:t>
-      </w:r>
-    </w:p>
-    <w:tbl>
-      <w:tblPr>
-        <w:tblStyle w:val="LightGrid-Accent1"/>
-        <w:tblW w:type="auto" w:w="0"/>
-        <w:tblLook w:firstColumn="1" w:firstRow="1" w:lastColumn="0" w:lastRow="0" w:noHBand="0" w:noVBand="1" w:val="04A0"/>
-      </w:tblPr>
-      <w:tblGrid>
-        <w:gridCol w:w="4824"/>
-        <w:gridCol w:w="4824"/>
-      </w:tblGrid>
-      <w:tr>
-        <w:tc>
-          <w:tcPr>
-            <w:tcW w:type="dxa" w:w="4824"/>
-          </w:tcPr>
-          <w:p>
-            <w:r>
-              <w:rPr>
-                <w:b/>
-              </w:rPr>
-            </w:r>
-            <w:r>
-              <w:rPr>
-                <w:b/>
-              </w:rPr>
-              <w:t>Subsection</w:t>
-            </w:r>
-          </w:p>
-        </w:tc>
-        <w:tc>
-          <w:tcPr>
-            <w:tcW w:type="dxa" w:w="4824"/>
-          </w:tcPr>
-          <w:p>
-            <w:r>
-              <w:rPr>
-                <w:b/>
-              </w:rPr>
-            </w:r>
-            <w:r>
-              <w:rPr>
-                <w:b/>
-              </w:rPr>
-              <w:t>Time</w:t>
-            </w:r>
-          </w:p>
-        </w:tc>
-      </w:tr>
-      <w:tr>
-        <w:tc>
-          <w:tcPr>
-            <w:tcW w:type="dxa" w:w="4824"/>
-          </w:tcPr>
-          <w:p>
-            <w:r/>
-            <w:r>
-              <w:t>§§1–3 Role / term / fiduciary</w:t>
-            </w:r>
-          </w:p>
-        </w:tc>
-        <w:tc>
-          <w:tcPr>
-            <w:tcW w:type="dxa" w:w="4824"/>
-          </w:tcPr>
-          <w:p>
-            <w:r/>
-            <w:r>
-              <w:t>15</w:t>
-            </w:r>
-          </w:p>
-        </w:tc>
-      </w:tr>
-      <w:tr>
-        <w:tc>
-          <w:tcPr>
-            <w:tcW w:type="dxa" w:w="4824"/>
-          </w:tcPr>
-          <w:p>
-            <w:r/>
-            <w:r>
-              <w:t>§4 Conflicts (link to policy)</w:t>
-            </w:r>
-          </w:p>
-        </w:tc>
-        <w:tc>
-          <w:tcPr>
-            <w:tcW w:type="dxa" w:w="4824"/>
-          </w:tcPr>
-          <w:p>
-            <w:r/>
-            <w:r>
-              <w:t>10</w:t>
-            </w:r>
-          </w:p>
-        </w:tc>
-      </w:tr>
-      <w:tr>
-        <w:tc>
-          <w:tcPr>
-            <w:tcW w:type="dxa" w:w="4824"/>
-          </w:tcPr>
-          <w:p>
-            <w:r/>
-            <w:r>
-              <w:t>§5 Confidentiality</w:t>
-            </w:r>
-          </w:p>
-        </w:tc>
-        <w:tc>
-          <w:tcPr>
-            <w:tcW w:type="dxa" w:w="4824"/>
-          </w:tcPr>
-          <w:p>
-            <w:r/>
-            <w:r>
-              <w:t>10</w:t>
-            </w:r>
-          </w:p>
-        </w:tc>
-      </w:tr>
-      <w:tr>
-        <w:tc>
-          <w:tcPr>
-            <w:tcW w:type="dxa" w:w="4824"/>
-          </w:tcPr>
-          <w:p>
-            <w:r/>
-            <w:r>
-              <w:t>§§6–7 Compensation / time</w:t>
-            </w:r>
-          </w:p>
-        </w:tc>
-        <w:tc>
-          <w:tcPr>
-            <w:tcW w:type="dxa" w:w="4824"/>
-          </w:tcPr>
-          <w:p>
-            <w:r/>
-            <w:r>
-              <w:t>5</w:t>
-            </w:r>
-          </w:p>
-        </w:tc>
-      </w:tr>
-      <w:tr>
-        <w:tc>
-          <w:tcPr>
-            <w:tcW w:type="dxa" w:w="4824"/>
-          </w:tcPr>
-          <w:p>
-            <w:r/>
-            <w:r>
-              <w:t>§8 Indemnification + D&amp;O terms</w:t>
-            </w:r>
-          </w:p>
-        </w:tc>
-        <w:tc>
-          <w:tcPr>
-            <w:tcW w:type="dxa" w:w="4824"/>
-          </w:tcPr>
-          <w:p>
-            <w:r/>
-            <w:r>
-              <w:t>20</w:t>
-            </w:r>
-          </w:p>
-        </w:tc>
-      </w:tr>
-      <w:tr>
-        <w:tc>
-          <w:tcPr>
-            <w:tcW w:type="dxa" w:w="4824"/>
-          </w:tcPr>
-          <w:p>
-            <w:r/>
-            <w:r>
-              <w:t>§§9–10 Removal + law</w:t>
-            </w:r>
-          </w:p>
-        </w:tc>
-        <w:tc>
-          <w:tcPr>
-            <w:tcW w:type="dxa" w:w="4824"/>
-          </w:tcPr>
-          <w:p>
-            <w:r/>
-            <w:r>
-              <w:t>10</w:t>
-            </w:r>
-          </w:p>
-        </w:tc>
-      </w:tr>
-      <w:tr>
-        <w:tc>
-          <w:tcPr>
-            <w:tcW w:type="dxa" w:w="4824"/>
-          </w:tcPr>
-          <w:p>
-            <w:r/>
-            <w:r>
-              <w:rPr>
-                <w:b/>
-              </w:rPr>
-              <w:t>Total</w:t>
-            </w:r>
-          </w:p>
-        </w:tc>
-        <w:tc>
-          <w:tcPr>
-            <w:tcW w:type="dxa" w:w="4824"/>
-          </w:tcPr>
-          <w:p>
-            <w:r/>
-            <w:r>
-              <w:rPr>
-                <w:b/>
-              </w:rPr>
-              <w:t>70</w:t>
-            </w:r>
-          </w:p>
-        </w:tc>
-      </w:tr>
-    </w:tbl>
-    <w:p/>
-    <w:p>
-      <w:pPr>
-        <w:pStyle w:val="Heading3"/>
-      </w:pPr>
-      <w:r>
-        <w:t>B2 · Volunteer Agreement (`12-volunteer-agreement`)</w:t>
-      </w:r>
-    </w:p>
-    <w:tbl>
-      <w:tblPr>
-        <w:tblStyle w:val="LightGrid-Accent1"/>
-        <w:tblW w:type="auto" w:w="0"/>
-        <w:tblLook w:firstColumn="1" w:firstRow="1" w:lastColumn="0" w:lastRow="0" w:noHBand="0" w:noVBand="1" w:val="04A0"/>
-      </w:tblPr>
-      <w:tblGrid>
-        <w:gridCol w:w="4824"/>
-        <w:gridCol w:w="4824"/>
-      </w:tblGrid>
-      <w:tr>
-        <w:tc>
-          <w:tcPr>
-            <w:tcW w:type="dxa" w:w="4824"/>
-          </w:tcPr>
-          <w:p>
-            <w:r>
-              <w:rPr>
-                <w:b/>
-              </w:rPr>
-            </w:r>
-            <w:r>
-              <w:rPr>
-                <w:b/>
-              </w:rPr>
-              <w:t>Subsection</w:t>
-            </w:r>
-          </w:p>
-        </w:tc>
-        <w:tc>
-          <w:tcPr>
-            <w:tcW w:type="dxa" w:w="4824"/>
-          </w:tcPr>
-          <w:p>
-            <w:r>
-              <w:rPr>
-                <w:b/>
-              </w:rPr>
-            </w:r>
-            <w:r>
-              <w:rPr>
-                <w:b/>
-              </w:rPr>
-              <w:t>Time</w:t>
-            </w:r>
-          </w:p>
-        </w:tc>
-      </w:tr>
-      <w:tr>
-        <w:tc>
-          <w:tcPr>
-            <w:tcW w:type="dxa" w:w="4824"/>
-          </w:tcPr>
-          <w:p>
-            <w:r/>
-            <w:r>
-              <w:t>Scope + IP + confidentiality</w:t>
-            </w:r>
-          </w:p>
-        </w:tc>
-        <w:tc>
-          <w:tcPr>
-            <w:tcW w:type="dxa" w:w="4824"/>
-          </w:tcPr>
-          <w:p>
-            <w:r/>
-            <w:r>
-              <w:t>20</w:t>
-            </w:r>
-          </w:p>
-        </w:tc>
-      </w:tr>
-      <w:tr>
-        <w:tc>
-          <w:tcPr>
-            <w:tcW w:type="dxa" w:w="4824"/>
-          </w:tcPr>
-          <w:p>
-            <w:r/>
-            <w:r>
-              <w:t>Safety + insurance</w:t>
-            </w:r>
-          </w:p>
-        </w:tc>
-        <w:tc>
-          <w:tcPr>
-            <w:tcW w:type="dxa" w:w="4824"/>
-          </w:tcPr>
-          <w:p>
-            <w:r/>
-            <w:r>
-              <w:t>10</w:t>
-            </w:r>
-          </w:p>
-        </w:tc>
-      </w:tr>
-      <w:tr>
-        <w:tc>
-          <w:tcPr>
-            <w:tcW w:type="dxa" w:w="4824"/>
-          </w:tcPr>
-          <w:p>
-            <w:r/>
-            <w:r>
-              <w:t>Data / law</w:t>
-            </w:r>
-          </w:p>
-        </w:tc>
-        <w:tc>
-          <w:tcPr>
-            <w:tcW w:type="dxa" w:w="4824"/>
-          </w:tcPr>
-          <w:p>
-            <w:r/>
-            <w:r>
-              <w:t>10</w:t>
-            </w:r>
-          </w:p>
-        </w:tc>
-      </w:tr>
-      <w:tr>
-        <w:tc>
-          <w:tcPr>
-            <w:tcW w:type="dxa" w:w="4824"/>
-          </w:tcPr>
-          <w:p>
-            <w:r/>
-            <w:r>
-              <w:rPr>
-                <w:b/>
-              </w:rPr>
-              <w:t>Total</w:t>
-            </w:r>
-          </w:p>
-        </w:tc>
-        <w:tc>
-          <w:tcPr>
-            <w:tcW w:type="dxa" w:w="4824"/>
-          </w:tcPr>
-          <w:p>
-            <w:r/>
-            <w:r>
-              <w:rPr>
-                <w:b/>
-              </w:rPr>
-              <w:t>40</w:t>
-            </w:r>
-          </w:p>
-        </w:tc>
-      </w:tr>
-    </w:tbl>
-    <w:p/>
-    <w:p>
-      <w:pPr>
-        <w:pStyle w:val="Heading3"/>
-      </w:pPr>
-      <w:r>
-        <w:t>B3 · Ombudsman Charter (`13-ombudsman-charter`)</w:t>
-      </w:r>
-    </w:p>
-    <w:tbl>
-      <w:tblPr>
-        <w:tblStyle w:val="LightGrid-Accent1"/>
-        <w:tblW w:type="auto" w:w="0"/>
-        <w:tblLook w:firstColumn="1" w:firstRow="1" w:lastColumn="0" w:lastRow="0" w:noHBand="0" w:noVBand="1" w:val="04A0"/>
-      </w:tblPr>
-      <w:tblGrid>
-        <w:gridCol w:w="4824"/>
-        <w:gridCol w:w="4824"/>
-      </w:tblGrid>
-      <w:tr>
-        <w:tc>
-          <w:tcPr>
-            <w:tcW w:type="dxa" w:w="4824"/>
-          </w:tcPr>
-          <w:p>
-            <w:r>
-              <w:rPr>
-                <w:b/>
-              </w:rPr>
-            </w:r>
-            <w:r>
-              <w:rPr>
-                <w:b/>
-              </w:rPr>
-              <w:t>Subsection</w:t>
-            </w:r>
-          </w:p>
-        </w:tc>
-        <w:tc>
-          <w:tcPr>
-            <w:tcW w:type="dxa" w:w="4824"/>
-          </w:tcPr>
-          <w:p>
-            <w:r>
-              <w:rPr>
-                <w:b/>
-              </w:rPr>
-            </w:r>
-            <w:r>
-              <w:rPr>
-                <w:b/>
-              </w:rPr>
-              <w:t>Time</w:t>
-            </w:r>
-          </w:p>
-        </w:tc>
-      </w:tr>
-      <w:tr>
-        <w:tc>
-          <w:tcPr>
-            <w:tcW w:type="dxa" w:w="4824"/>
-          </w:tcPr>
-          <w:p>
-            <w:r/>
-            <w:r>
-              <w:t>IOA standards + scope</w:t>
-            </w:r>
-          </w:p>
-        </w:tc>
-        <w:tc>
-          <w:tcPr>
-            <w:tcW w:type="dxa" w:w="4824"/>
-          </w:tcPr>
-          <w:p>
-            <w:r/>
-            <w:r>
-              <w:t>10</w:t>
-            </w:r>
-          </w:p>
-        </w:tc>
-      </w:tr>
-      <w:tr>
-        <w:tc>
-          <w:tcPr>
-            <w:tcW w:type="dxa" w:w="4824"/>
-          </w:tcPr>
-          <w:p>
-            <w:r/>
-            <w:r>
-              <w:t>Confidentiality</w:t>
-            </w:r>
-          </w:p>
-        </w:tc>
-        <w:tc>
-          <w:tcPr>
-            <w:tcW w:type="dxa" w:w="4824"/>
-          </w:tcPr>
-          <w:p>
-            <w:r/>
-            <w:r>
-              <w:t>10</w:t>
-            </w:r>
-          </w:p>
-        </w:tc>
-      </w:tr>
-      <w:tr>
-        <w:tc>
-          <w:tcPr>
-            <w:tcW w:type="dxa" w:w="4824"/>
-          </w:tcPr>
-          <w:p>
-            <w:r/>
-            <w:r>
-              <w:t>Independence + records</w:t>
-            </w:r>
-          </w:p>
-        </w:tc>
-        <w:tc>
-          <w:tcPr>
-            <w:tcW w:type="dxa" w:w="4824"/>
-          </w:tcPr>
-          <w:p>
-            <w:r/>
-            <w:r>
-              <w:t>10</w:t>
-            </w:r>
-          </w:p>
-        </w:tc>
-      </w:tr>
-      <w:tr>
-        <w:tc>
-          <w:tcPr>
-            <w:tcW w:type="dxa" w:w="4824"/>
-          </w:tcPr>
-          <w:p>
-            <w:r/>
-            <w:r>
-              <w:rPr>
-                <w:b/>
-              </w:rPr>
-              <w:t>Total</w:t>
-            </w:r>
-          </w:p>
-        </w:tc>
-        <w:tc>
-          <w:tcPr>
-            <w:tcW w:type="dxa" w:w="4824"/>
-          </w:tcPr>
-          <w:p>
-            <w:r/>
-            <w:r>
-              <w:rPr>
-                <w:b/>
-              </w:rPr>
-              <w:t>30</w:t>
-            </w:r>
-          </w:p>
-        </w:tc>
-      </w:tr>
-    </w:tbl>
-    <w:p/>
-    <w:p>
-      <w:pPr>
-        <w:pStyle w:val="Heading3"/>
-      </w:pPr>
-      <w:r>
-        <w:t>B4 · Community Standards / Content Moderation Policy (`14-community-standards`)</w:t>
-      </w:r>
-    </w:p>
-    <w:tbl>
-      <w:tblPr>
-        <w:tblStyle w:val="LightGrid-Accent1"/>
-        <w:tblW w:type="auto" w:w="0"/>
-        <w:tblLook w:firstColumn="1" w:firstRow="1" w:lastColumn="0" w:lastRow="0" w:noHBand="0" w:noVBand="1" w:val="04A0"/>
-      </w:tblPr>
-      <w:tblGrid>
-        <w:gridCol w:w="4824"/>
-        <w:gridCol w:w="4824"/>
-      </w:tblGrid>
-      <w:tr>
-        <w:tc>
-          <w:tcPr>
-            <w:tcW w:type="dxa" w:w="4824"/>
-          </w:tcPr>
-          <w:p>
-            <w:r>
-              <w:rPr>
-                <w:b/>
-              </w:rPr>
-            </w:r>
-            <w:r>
-              <w:rPr>
-                <w:b/>
-              </w:rPr>
-              <w:t>Subsection</w:t>
-            </w:r>
-          </w:p>
-        </w:tc>
-        <w:tc>
-          <w:tcPr>
-            <w:tcW w:type="dxa" w:w="4824"/>
-          </w:tcPr>
-          <w:p>
-            <w:r>
-              <w:rPr>
-                <w:b/>
-              </w:rPr>
-            </w:r>
-            <w:r>
-              <w:rPr>
-                <w:b/>
-              </w:rPr>
-              <w:t>Time</w:t>
-            </w:r>
-          </w:p>
-        </w:tc>
-      </w:tr>
-      <w:tr>
-        <w:tc>
-          <w:tcPr>
-            <w:tcW w:type="dxa" w:w="4824"/>
-          </w:tcPr>
-          <w:p>
-            <w:r/>
-            <w:r>
-              <w:t>Prohibited content</w:t>
-            </w:r>
-          </w:p>
-        </w:tc>
-        <w:tc>
-          <w:tcPr>
-            <w:tcW w:type="dxa" w:w="4824"/>
-          </w:tcPr>
-          <w:p>
-            <w:r/>
-            <w:r>
-              <w:t>10</w:t>
-            </w:r>
-          </w:p>
-        </w:tc>
-      </w:tr>
-      <w:tr>
-        <w:tc>
-          <w:tcPr>
-            <w:tcW w:type="dxa" w:w="4824"/>
-          </w:tcPr>
-          <w:p>
-            <w:r/>
-            <w:r>
-              <w:t>Handle-with-care</w:t>
-            </w:r>
-          </w:p>
-        </w:tc>
-        <w:tc>
-          <w:tcPr>
-            <w:tcW w:type="dxa" w:w="4824"/>
-          </w:tcPr>
-          <w:p>
-            <w:r/>
-            <w:r>
-              <w:t>5</w:t>
-            </w:r>
-          </w:p>
-        </w:tc>
-      </w:tr>
-      <w:tr>
-        <w:tc>
-          <w:tcPr>
-            <w:tcW w:type="dxa" w:w="4824"/>
-          </w:tcPr>
-          <w:p>
-            <w:r/>
-            <w:r>
-              <w:t>Enforcement ladder</w:t>
-            </w:r>
-          </w:p>
-        </w:tc>
-        <w:tc>
-          <w:tcPr>
-            <w:tcW w:type="dxa" w:w="4824"/>
-          </w:tcPr>
-          <w:p>
-            <w:r/>
-            <w:r>
-              <w:t>10</w:t>
-            </w:r>
-          </w:p>
-        </w:tc>
-      </w:tr>
-      <w:tr>
-        <w:tc>
-          <w:tcPr>
-            <w:tcW w:type="dxa" w:w="4824"/>
-          </w:tcPr>
-          <w:p>
-            <w:r/>
-            <w:r>
-              <w:t>Reporting + appeals</w:t>
-            </w:r>
-          </w:p>
-        </w:tc>
-        <w:tc>
-          <w:tcPr>
-            <w:tcW w:type="dxa" w:w="4824"/>
-          </w:tcPr>
-          <w:p>
-            <w:r/>
-            <w:r>
-              <w:t>10</w:t>
-            </w:r>
-          </w:p>
-        </w:tc>
-      </w:tr>
-      <w:tr>
-        <w:tc>
-          <w:tcPr>
-            <w:tcW w:type="dxa" w:w="4824"/>
-          </w:tcPr>
-          <w:p>
-            <w:r/>
-            <w:r>
-              <w:t>DSA scope check</w:t>
-            </w:r>
-          </w:p>
-        </w:tc>
-        <w:tc>
-          <w:tcPr>
-            <w:tcW w:type="dxa" w:w="4824"/>
-          </w:tcPr>
-          <w:p>
-            <w:r/>
-            <w:r>
-              <w:t>5</w:t>
-            </w:r>
-          </w:p>
-        </w:tc>
-      </w:tr>
-      <w:tr>
-        <w:tc>
-          <w:tcPr>
-            <w:tcW w:type="dxa" w:w="4824"/>
-          </w:tcPr>
-          <w:p>
-            <w:r/>
-            <w:r>
-              <w:rPr>
-                <w:b/>
-              </w:rPr>
-              <w:t>Total</w:t>
-            </w:r>
-          </w:p>
-        </w:tc>
-        <w:tc>
-          <w:tcPr>
-            <w:tcW w:type="dxa" w:w="4824"/>
-          </w:tcPr>
-          <w:p>
-            <w:r/>
-            <w:r>
-              <w:rPr>
-                <w:b/>
-              </w:rPr>
-              <w:t>40</w:t>
-            </w:r>
-          </w:p>
-        </w:tc>
-      </w:tr>
-    </w:tbl>
-    <w:p/>
-    <w:p>
-      <w:pPr>
-        <w:pStyle w:val="Heading3"/>
-      </w:pPr>
-      <w:r>
-        <w:t>B5 · Sliding-Scale &amp; Scholarship Terms (`10-sliding-scale-scholarship-terms`)</w:t>
-      </w:r>
-    </w:p>
-    <w:tbl>
-      <w:tblPr>
-        <w:tblStyle w:val="LightGrid-Accent1"/>
-        <w:tblW w:type="auto" w:w="0"/>
-        <w:tblLook w:firstColumn="1" w:firstRow="1" w:lastColumn="0" w:lastRow="0" w:noHBand="0" w:noVBand="1" w:val="04A0"/>
-      </w:tblPr>
-      <w:tblGrid>
-        <w:gridCol w:w="4824"/>
-        <w:gridCol w:w="4824"/>
-      </w:tblGrid>
-      <w:tr>
-        <w:tc>
-          <w:tcPr>
-            <w:tcW w:type="dxa" w:w="4824"/>
-          </w:tcPr>
-          <w:p>
-            <w:r>
-              <w:rPr>
-                <w:b/>
-              </w:rPr>
-            </w:r>
-            <w:r>
-              <w:rPr>
-                <w:b/>
-              </w:rPr>
-              <w:t>Subsection</w:t>
-            </w:r>
-          </w:p>
-        </w:tc>
-        <w:tc>
-          <w:tcPr>
-            <w:tcW w:type="dxa" w:w="4824"/>
-          </w:tcPr>
-          <w:p>
-            <w:r>
-              <w:rPr>
-                <w:b/>
-              </w:rPr>
-            </w:r>
-            <w:r>
-              <w:rPr>
-                <w:b/>
-              </w:rPr>
-              <w:t>Time</w:t>
-            </w:r>
-          </w:p>
-        </w:tc>
-      </w:tr>
-      <w:tr>
-        <w:tc>
-          <w:tcPr>
-            <w:tcW w:type="dxa" w:w="4824"/>
-          </w:tcPr>
-          <w:p>
-            <w:r/>
-            <w:r>
-              <w:t>Tier definitions</w:t>
-            </w:r>
-          </w:p>
-        </w:tc>
-        <w:tc>
-          <w:tcPr>
-            <w:tcW w:type="dxa" w:w="4824"/>
-          </w:tcPr>
-          <w:p>
-            <w:r/>
-            <w:r>
-              <w:t>5</w:t>
-            </w:r>
-          </w:p>
-        </w:tc>
-      </w:tr>
-      <w:tr>
-        <w:tc>
-          <w:tcPr>
-            <w:tcW w:type="dxa" w:w="4824"/>
-          </w:tcPr>
-          <w:p>
-            <w:r/>
-            <w:r>
-              <w:t>Scholarship + refunds</w:t>
-            </w:r>
-          </w:p>
-        </w:tc>
-        <w:tc>
-          <w:tcPr>
-            <w:tcW w:type="dxa" w:w="4824"/>
-          </w:tcPr>
-          <w:p>
-            <w:r/>
-            <w:r>
-              <w:t>10</w:t>
-            </w:r>
-          </w:p>
-        </w:tc>
-      </w:tr>
-      <w:tr>
-        <w:tc>
-          <w:tcPr>
-            <w:tcW w:type="dxa" w:w="4824"/>
-          </w:tcPr>
-          <w:p>
-            <w:r/>
-            <w:r>
-              <w:rPr>
-                <w:b/>
-              </w:rPr>
-              <w:t>Total</w:t>
-            </w:r>
-          </w:p>
-        </w:tc>
-        <w:tc>
-          <w:tcPr>
-            <w:tcW w:type="dxa" w:w="4824"/>
-          </w:tcPr>
-          <w:p>
-            <w:r/>
-            <w:r>
-              <w:rPr>
-                <w:b/>
-              </w:rPr>
-              <w:t>15</w:t>
-            </w:r>
-          </w:p>
-        </w:tc>
-      </w:tr>
-    </w:tbl>
-    <w:p/>
-    <w:p>
-      <w:pPr>
-        <w:pStyle w:val="Heading3"/>
-      </w:pPr>
-      <w:r>
-        <w:t>B6 · Data Processing Agreement Template (`19-data-processing-agreement-template`)</w:t>
-      </w:r>
-    </w:p>
-    <w:p>
-      <w:r>
-        <w:t>GDPR Art. 28 template. Read once — reused per subprocessor.</w:t>
-      </w:r>
-    </w:p>
-    <w:tbl>
-      <w:tblPr>
-        <w:tblStyle w:val="LightGrid-Accent1"/>
-        <w:tblW w:type="auto" w:w="0"/>
-        <w:tblLook w:firstColumn="1" w:firstRow="1" w:lastColumn="0" w:lastRow="0" w:noHBand="0" w:noVBand="1" w:val="04A0"/>
-      </w:tblPr>
-      <w:tblGrid>
-        <w:gridCol w:w="4824"/>
-        <w:gridCol w:w="4824"/>
-      </w:tblGrid>
-      <w:tr>
-        <w:tc>
-          <w:tcPr>
-            <w:tcW w:type="dxa" w:w="4824"/>
-          </w:tcPr>
-          <w:p>
-            <w:r>
-              <w:rPr>
-                <w:b/>
-              </w:rPr>
-            </w:r>
-            <w:r>
-              <w:rPr>
-                <w:b/>
-              </w:rPr>
-              <w:t>Subsection</w:t>
-            </w:r>
-          </w:p>
-        </w:tc>
-        <w:tc>
-          <w:tcPr>
-            <w:tcW w:type="dxa" w:w="4824"/>
-          </w:tcPr>
-          <w:p>
-            <w:r>
-              <w:rPr>
-                <w:b/>
-              </w:rPr>
-            </w:r>
-            <w:r>
-              <w:rPr>
-                <w:b/>
-              </w:rPr>
-              <w:t>Time</w:t>
-            </w:r>
-          </w:p>
-        </w:tc>
-      </w:tr>
-      <w:tr>
-        <w:tc>
-          <w:tcPr>
-            <w:tcW w:type="dxa" w:w="4824"/>
-          </w:tcPr>
-          <w:p>
-            <w:r/>
-            <w:r>
-              <w:t>§§1–4 Scope / subprocessors / security</w:t>
-            </w:r>
-          </w:p>
-        </w:tc>
-        <w:tc>
-          <w:tcPr>
-            <w:tcW w:type="dxa" w:w="4824"/>
-          </w:tcPr>
-          <w:p>
-            <w:r/>
-            <w:r>
-              <w:t>20</w:t>
-            </w:r>
-          </w:p>
-        </w:tc>
-      </w:tr>
-      <w:tr>
-        <w:tc>
-          <w:tcPr>
-            <w:tcW w:type="dxa" w:w="4824"/>
-          </w:tcPr>
-          <w:p>
-            <w:r/>
-            <w:r>
-              <w:t>§5 Breach</w:t>
-            </w:r>
-          </w:p>
-        </w:tc>
-        <w:tc>
-          <w:tcPr>
-            <w:tcW w:type="dxa" w:w="4824"/>
-          </w:tcPr>
-          <w:p>
-            <w:r/>
-            <w:r>
-              <w:t>10</w:t>
-            </w:r>
-          </w:p>
-        </w:tc>
-      </w:tr>
-      <w:tr>
-        <w:tc>
-          <w:tcPr>
-            <w:tcW w:type="dxa" w:w="4824"/>
-          </w:tcPr>
-          <w:p>
-            <w:r/>
-            <w:r>
-              <w:t>§§6–8 DSAR / transfers / audit</w:t>
-            </w:r>
-          </w:p>
-        </w:tc>
-        <w:tc>
-          <w:tcPr>
-            <w:tcW w:type="dxa" w:w="4824"/>
-          </w:tcPr>
-          <w:p>
-            <w:r/>
-            <w:r>
-              <w:t>15</w:t>
-            </w:r>
-          </w:p>
-        </w:tc>
-      </w:tr>
-      <w:tr>
-        <w:tc>
-          <w:tcPr>
-            <w:tcW w:type="dxa" w:w="4824"/>
-          </w:tcPr>
-          <w:p>
-            <w:r/>
-            <w:r>
-              <w:t>§§9–11 Return / liability / law</w:t>
-            </w:r>
-          </w:p>
-        </w:tc>
-        <w:tc>
-          <w:tcPr>
-            <w:tcW w:type="dxa" w:w="4824"/>
-          </w:tcPr>
-          <w:p>
-            <w:r/>
-            <w:r>
-              <w:t>10</w:t>
-            </w:r>
-          </w:p>
-        </w:tc>
-      </w:tr>
-      <w:tr>
-        <w:tc>
-          <w:tcPr>
-            <w:tcW w:type="dxa" w:w="4824"/>
-          </w:tcPr>
-          <w:p>
-            <w:r/>
-            <w:r>
-              <w:t>Annexes 1 + 2</w:t>
-            </w:r>
-          </w:p>
-        </w:tc>
-        <w:tc>
-          <w:tcPr>
-            <w:tcW w:type="dxa" w:w="4824"/>
-          </w:tcPr>
-          <w:p>
-            <w:r/>
-            <w:r>
-              <w:t>15</w:t>
-            </w:r>
-          </w:p>
-        </w:tc>
-      </w:tr>
-      <w:tr>
-        <w:tc>
-          <w:tcPr>
-            <w:tcW w:type="dxa" w:w="4824"/>
-          </w:tcPr>
-          <w:p>
-            <w:r/>
-            <w:r>
-              <w:rPr>
-                <w:b/>
-              </w:rPr>
-              <w:t>Total</w:t>
-            </w:r>
-          </w:p>
-        </w:tc>
-        <w:tc>
-          <w:tcPr>
-            <w:tcW w:type="dxa" w:w="4824"/>
-          </w:tcPr>
-          <w:p>
-            <w:r/>
-            <w:r>
-              <w:rPr>
-                <w:b/>
-              </w:rPr>
-              <w:t>70</w:t>
-            </w:r>
-          </w:p>
-        </w:tc>
-      </w:tr>
-    </w:tbl>
-    <w:p/>
-    <w:p>
-      <w:pPr>
-        <w:pStyle w:val="Heading3"/>
-      </w:pPr>
-      <w:r>
-        <w:t>B7 · Nonprofit Governance Bundle (`20-nonprofit-governance-bundle`)</w:t>
-      </w:r>
-    </w:p>
-    <w:p>
-      <w:r>
-        <w:t>Five sub-instruments. Break them out:</w:t>
-      </w:r>
-    </w:p>
-    <w:tbl>
-      <w:tblPr>
-        <w:tblStyle w:val="LightGrid-Accent1"/>
-        <w:tblW w:type="auto" w:w="0"/>
-        <w:tblLook w:firstColumn="1" w:firstRow="1" w:lastColumn="0" w:lastRow="0" w:noHBand="0" w:noVBand="1" w:val="04A0"/>
-      </w:tblPr>
-      <w:tblGrid>
-        <w:gridCol w:w="4824"/>
-        <w:gridCol w:w="4824"/>
-      </w:tblGrid>
-      <w:tr>
-        <w:tc>
-          <w:tcPr>
-            <w:tcW w:type="dxa" w:w="4824"/>
-          </w:tcPr>
-          <w:p>
-            <w:r>
-              <w:rPr>
-                <w:b/>
-              </w:rPr>
-            </w:r>
-            <w:r>
-              <w:rPr>
-                <w:b/>
-              </w:rPr>
-              <w:t>Sub-doc</w:t>
-            </w:r>
-          </w:p>
-        </w:tc>
-        <w:tc>
-          <w:tcPr>
-            <w:tcW w:type="dxa" w:w="4824"/>
-          </w:tcPr>
-          <w:p>
-            <w:r>
-              <w:rPr>
-                <w:b/>
-              </w:rPr>
-            </w:r>
-            <w:r>
-              <w:rPr>
-                <w:b/>
-              </w:rPr>
-              <w:t>Time</w:t>
-            </w:r>
-          </w:p>
-        </w:tc>
-      </w:tr>
-      <w:tr>
-        <w:tc>
-          <w:tcPr>
-            <w:tcW w:type="dxa" w:w="4824"/>
-          </w:tcPr>
-          <w:p>
-            <w:r/>
-            <w:r>
-              <w:t>A · Articles of Incorporation</w:t>
-            </w:r>
-          </w:p>
-        </w:tc>
-        <w:tc>
-          <w:tcPr>
-            <w:tcW w:type="dxa" w:w="4824"/>
-          </w:tcPr>
-          <w:p>
-            <w:r/>
-            <w:r>
-              <w:t>15</w:t>
-            </w:r>
-          </w:p>
-        </w:tc>
-      </w:tr>
-      <w:tr>
-        <w:tc>
-          <w:tcPr>
-            <w:tcW w:type="dxa" w:w="4824"/>
-          </w:tcPr>
-          <w:p>
-            <w:r/>
-            <w:r>
-              <w:t>B · Bylaws</w:t>
-            </w:r>
-          </w:p>
-        </w:tc>
-        <w:tc>
-          <w:tcPr>
-            <w:tcW w:type="dxa" w:w="4824"/>
-          </w:tcPr>
-          <w:p>
-            <w:r/>
-            <w:r>
-              <w:t>20</w:t>
-            </w:r>
-          </w:p>
-        </w:tc>
-      </w:tr>
-      <w:tr>
-        <w:tc>
-          <w:tcPr>
-            <w:tcW w:type="dxa" w:w="4824"/>
-          </w:tcPr>
-          <w:p>
-            <w:r/>
-            <w:r>
-              <w:t>C · Conflict-of-Interest</w:t>
-            </w:r>
-          </w:p>
-        </w:tc>
-        <w:tc>
-          <w:tcPr>
-            <w:tcW w:type="dxa" w:w="4824"/>
-          </w:tcPr>
-          <w:p>
-            <w:r/>
-            <w:r>
-              <w:t>10</w:t>
-            </w:r>
-          </w:p>
-        </w:tc>
-      </w:tr>
-      <w:tr>
-        <w:tc>
-          <w:tcPr>
-            <w:tcW w:type="dxa" w:w="4824"/>
-          </w:tcPr>
-          <w:p>
-            <w:r/>
-            <w:r>
-              <w:t>D · Whistleblower</w:t>
-            </w:r>
-          </w:p>
-        </w:tc>
-        <w:tc>
-          <w:tcPr>
-            <w:tcW w:type="dxa" w:w="4824"/>
-          </w:tcPr>
-          <w:p>
-            <w:r/>
-            <w:r>
-              <w:t>5</w:t>
-            </w:r>
-          </w:p>
-        </w:tc>
-      </w:tr>
-      <w:tr>
-        <w:tc>
-          <w:tcPr>
-            <w:tcW w:type="dxa" w:w="4824"/>
-          </w:tcPr>
-          <w:p>
-            <w:r/>
-            <w:r>
-              <w:t>E · Records Retention</w:t>
-            </w:r>
-          </w:p>
-        </w:tc>
-        <w:tc>
-          <w:tcPr>
-            <w:tcW w:type="dxa" w:w="4824"/>
-          </w:tcPr>
-          <w:p>
-            <w:r/>
-            <w:r>
-              <w:t>5</w:t>
-            </w:r>
-          </w:p>
-        </w:tc>
-      </w:tr>
-      <w:tr>
-        <w:tc>
-          <w:tcPr>
-            <w:tcW w:type="dxa" w:w="4824"/>
-          </w:tcPr>
-          <w:p>
-            <w:r/>
-            <w:r>
-              <w:rPr>
-                <w:b/>
-              </w:rPr>
-              <w:t>Total</w:t>
-            </w:r>
-          </w:p>
-        </w:tc>
-        <w:tc>
-          <w:tcPr>
-            <w:tcW w:type="dxa" w:w="4824"/>
-          </w:tcPr>
-          <w:p>
-            <w:r/>
-            <w:r>
-              <w:rPr>
-                <w:b/>
-              </w:rPr>
-              <w:t>55</w:t>
-            </w:r>
-          </w:p>
-        </w:tc>
-      </w:tr>
-    </w:tbl>
-    <w:p/>
-    <w:p>
-      <w:r>
-        <w:rPr>
-          <w:b/>
-        </w:rPr>
-        <w:t>Section B subtotal: 320 minutes (5 hours 20 minutes)</w:t>
-      </w:r>
-    </w:p>
-    <w:p/>
-    <w:p>
-      <w:pPr>
-        <w:pStyle w:val="Heading2"/>
-      </w:pPr>
-      <w:r>
-        <w:t>Section C — Optional · Partner Niches (200 min · 3.3 hrs)</w:t>
-      </w:r>
-    </w:p>
-    <w:p>
-      <w:r>
-        <w:t>None of these blocks a launch. Batch-review when the corresponding</w:t>
-      </w:r>
-    </w:p>
-    <w:p>
-      <w:r>
-        <w:t>partner type onboards.</w:t>
-      </w:r>
-    </w:p>
-    <w:p>
-      <w:pPr>
-        <w:pStyle w:val="Heading3"/>
-      </w:pPr>
-      <w:r>
-        <w:t>C1 · Sponsor Recognition Consent (already batched into A10 — no extra time)</w:t>
-      </w:r>
-    </w:p>
-    <w:p>
-      <w:pPr>
-        <w:pStyle w:val="Heading3"/>
-      </w:pPr>
-      <w:r>
-        <w:t>C2 · Steward Volunteer Agreement (already covered by B2 — no extra time)</w:t>
-      </w:r>
-    </w:p>
-    <w:p>
-      <w:pPr>
-        <w:pStyle w:val="Heading3"/>
-      </w:pPr>
-      <w:r>
-        <w:t>C3 · Research Collaborator Honoraria Rider — **to be drafted** — 45</w:t>
-      </w:r>
-    </w:p>
-    <w:p>
-      <w:r>
-        <w:t>Standalone honoraria payment terms + IP licence for research artifacts.</w:t>
-      </w:r>
-    </w:p>
-    <w:p>
-      <w:pPr>
-        <w:pStyle w:val="Heading3"/>
-      </w:pPr>
-      <w:r>
-        <w:t>C4 · Founding Partner Uplift Rider — **to be drafted** — 30</w:t>
-      </w:r>
-    </w:p>
-    <w:p>
-      <w:r>
-        <w:t>Documents the 5% margin uplift for 5 years granted to founding vendors.</w:t>
-      </w:r>
-    </w:p>
-    <w:p>
-      <w:pPr>
-        <w:pStyle w:val="Heading3"/>
-      </w:pPr>
-      <w:r>
-        <w:t>C5 · Print-Partner Sub-DPA (Printful) — 40</w:t>
-      </w:r>
-    </w:p>
-    <w:p>
-      <w:r>
-        <w:t>Adapt DPA template to Printful's data-processing terms.</w:t>
-      </w:r>
-    </w:p>
-    <w:p>
-      <w:pPr>
-        <w:pStyle w:val="Heading3"/>
-      </w:pPr>
-      <w:r>
-        <w:t>C6 · Print-Partner Sub-DPA (Lulu) — 30</w:t>
-      </w:r>
-    </w:p>
-    <w:p>
-      <w:r>
-        <w:t>Adapt DPA template to Lulu.</w:t>
-      </w:r>
-    </w:p>
-    <w:p>
-      <w:pPr>
-        <w:pStyle w:val="Heading3"/>
-      </w:pPr>
-      <w:r>
-        <w:t>C7 · Facilitator Curriculum Licence Rider — **to be drafted** — 30</w:t>
-      </w:r>
-    </w:p>
-    <w:p>
-      <w:r>
-        <w:t>For facilitators licensing outside-created curricula into the platform.</w:t>
-      </w:r>
-    </w:p>
-    <w:p>
-      <w:pPr>
-        <w:pStyle w:val="Heading3"/>
-      </w:pPr>
-      <w:r>
-        <w:t>C8 · AI-Generated Content Policy — **to be drafted** — 25</w:t>
-      </w:r>
-    </w:p>
-    <w:p>
-      <w:r>
-        <w:t>Human-authorship documentation for any AI-composited works we do</w:t>
-      </w:r>
-    </w:p>
-    <w:p>
-      <w:r>
-        <w:t>attempt to register.</w:t>
-      </w:r>
-    </w:p>
-    <w:p>
-      <w:r>
-        <w:rPr>
-          <w:b/>
-        </w:rPr>
-        <w:t>Section C subtotal: 200 minutes (3 hours 20 minutes)</w:t>
-      </w:r>
-    </w:p>
-    <w:p/>
-    <w:p>
-      <w:pPr>
-        <w:pStyle w:val="Heading2"/>
-      </w:pPr>
-      <w:r>
-        <w:t>Section D — Optional · Internal Compliance Plans (170 min · 2.8 hrs)</w:t>
-      </w:r>
-    </w:p>
-    <w:p>
-      <w:r>
-        <w:t>These are planning documents, not binding contracts. Ideal for</w:t>
-      </w:r>
-    </w:p>
-    <w:p>
-      <w:r>
-        <w:t>sign-off by a compliance vendor (Harbor Compliance, Labyrinth, or</w:t>
-      </w:r>
-    </w:p>
-    <w:p>
-      <w:r>
-        <w:t>Foundation Group), not counsel.</w:t>
-      </w:r>
-    </w:p>
-    <w:p>
-      <w:pPr>
-        <w:pStyle w:val="Heading3"/>
-      </w:pPr>
-      <w:r>
-        <w:t>D1 · Sales-Tax Registration Plan (`16-sales-tax-registration-plan`)</w:t>
-      </w:r>
-    </w:p>
-    <w:tbl>
-      <w:tblPr>
-        <w:tblStyle w:val="LightGrid-Accent1"/>
-        <w:tblW w:type="auto" w:w="0"/>
-        <w:tblLook w:firstColumn="1" w:firstRow="1" w:lastColumn="0" w:lastRow="0" w:noHBand="0" w:noVBand="1" w:val="04A0"/>
-      </w:tblPr>
-      <w:tblGrid>
-        <w:gridCol w:w="4824"/>
-        <w:gridCol w:w="4824"/>
-      </w:tblGrid>
-      <w:tr>
-        <w:tc>
-          <w:tcPr>
-            <w:tcW w:type="dxa" w:w="4824"/>
-          </w:tcPr>
-          <w:p>
-            <w:r>
-              <w:rPr>
-                <w:b/>
-              </w:rPr>
-            </w:r>
-            <w:r>
-              <w:rPr>
-                <w:b/>
-              </w:rPr>
-              <w:t>Sub</w:t>
-            </w:r>
-          </w:p>
-        </w:tc>
-        <w:tc>
-          <w:tcPr>
-            <w:tcW w:type="dxa" w:w="4824"/>
-          </w:tcPr>
-          <w:p>
-            <w:r>
-              <w:rPr>
-                <w:b/>
-              </w:rPr>
-            </w:r>
-            <w:r>
-              <w:rPr>
-                <w:b/>
-              </w:rPr>
-              <w:t>Time</w:t>
-            </w:r>
-          </w:p>
-        </w:tc>
-      </w:tr>
-      <w:tr>
-        <w:tc>
-          <w:tcPr>
-            <w:tcW w:type="dxa" w:w="4824"/>
-          </w:tcPr>
-          <w:p>
-            <w:r/>
-            <w:r>
-              <w:t>Nexus + monitoring</w:t>
-            </w:r>
-          </w:p>
-        </w:tc>
-        <w:tc>
-          <w:tcPr>
-            <w:tcW w:type="dxa" w:w="4824"/>
-          </w:tcPr>
-          <w:p>
-            <w:r/>
-            <w:r>
-              <w:t>20</w:t>
-            </w:r>
-          </w:p>
-        </w:tc>
-      </w:tr>
-      <w:tr>
-        <w:tc>
-          <w:tcPr>
-            <w:tcW w:type="dxa" w:w="4824"/>
-          </w:tcPr>
-          <w:p>
-            <w:r/>
-            <w:r>
-              <w:t>Product taxability</w:t>
-            </w:r>
-          </w:p>
-        </w:tc>
-        <w:tc>
-          <w:tcPr>
-            <w:tcW w:type="dxa" w:w="4824"/>
-          </w:tcPr>
-          <w:p>
-            <w:r/>
-            <w:r>
-              <w:t>10</w:t>
-            </w:r>
-          </w:p>
-        </w:tc>
-      </w:tr>
-      <w:tr>
-        <w:tc>
-          <w:tcPr>
-            <w:tcW w:type="dxa" w:w="4824"/>
-          </w:tcPr>
-          <w:p>
-            <w:r/>
-            <w:r>
-              <w:t>Marketplace facilitator</w:t>
-            </w:r>
-          </w:p>
-        </w:tc>
-        <w:tc>
-          <w:tcPr>
-            <w:tcW w:type="dxa" w:w="4824"/>
-          </w:tcPr>
-          <w:p>
-            <w:r/>
-            <w:r>
-              <w:t>10</w:t>
-            </w:r>
-          </w:p>
-        </w:tc>
-      </w:tr>
-      <w:tr>
-        <w:tc>
-          <w:tcPr>
-            <w:tcW w:type="dxa" w:w="4824"/>
-          </w:tcPr>
-          <w:p>
-            <w:r/>
-            <w:r>
-              <w:rPr>
-                <w:b/>
-              </w:rPr>
-              <w:t>Total</w:t>
-            </w:r>
-          </w:p>
-        </w:tc>
-        <w:tc>
-          <w:tcPr>
-            <w:tcW w:type="dxa" w:w="4824"/>
-          </w:tcPr>
-          <w:p>
-            <w:r/>
-            <w:r>
-              <w:rPr>
-                <w:b/>
-              </w:rPr>
-              <w:t>40</w:t>
-            </w:r>
-          </w:p>
-        </w:tc>
-      </w:tr>
-    </w:tbl>
-    <w:p/>
-    <w:p>
-      <w:pPr>
-        <w:pStyle w:val="Heading3"/>
-      </w:pPr>
-      <w:r>
-        <w:t>D2 · Trademark Filings Plan (`17-trademark-filings-plan`)</w:t>
-      </w:r>
-    </w:p>
-    <w:tbl>
-      <w:tblPr>
-        <w:tblStyle w:val="LightGrid-Accent1"/>
-        <w:tblW w:type="auto" w:w="0"/>
-        <w:tblLook w:firstColumn="1" w:firstRow="1" w:lastColumn="0" w:lastRow="0" w:noHBand="0" w:noVBand="1" w:val="04A0"/>
-      </w:tblPr>
-      <w:tblGrid>
-        <w:gridCol w:w="4824"/>
-        <w:gridCol w:w="4824"/>
-      </w:tblGrid>
-      <w:tr>
-        <w:tc>
-          <w:tcPr>
-            <w:tcW w:type="dxa" w:w="4824"/>
-          </w:tcPr>
-          <w:p>
-            <w:r>
-              <w:rPr>
-                <w:b/>
-              </w:rPr>
-            </w:r>
-            <w:r>
-              <w:rPr>
-                <w:b/>
-              </w:rPr>
-              <w:t>Sub</w:t>
-            </w:r>
-          </w:p>
-        </w:tc>
-        <w:tc>
-          <w:tcPr>
-            <w:tcW w:type="dxa" w:w="4824"/>
-          </w:tcPr>
-          <w:p>
-            <w:r>
-              <w:rPr>
-                <w:b/>
-              </w:rPr>
-            </w:r>
-            <w:r>
-              <w:rPr>
-                <w:b/>
-              </w:rPr>
-              <w:t>Time</w:t>
-            </w:r>
-          </w:p>
-        </w:tc>
-      </w:tr>
-      <w:tr>
-        <w:tc>
-          <w:tcPr>
-            <w:tcW w:type="dxa" w:w="4824"/>
-          </w:tcPr>
-          <w:p>
-            <w:r/>
-            <w:r>
-              <w:t>Marks + classes</w:t>
-            </w:r>
-          </w:p>
-        </w:tc>
-        <w:tc>
-          <w:tcPr>
-            <w:tcW w:type="dxa" w:w="4824"/>
-          </w:tcPr>
-          <w:p>
-            <w:r/>
-            <w:r>
-              <w:t>15</w:t>
-            </w:r>
-          </w:p>
-        </w:tc>
-      </w:tr>
-      <w:tr>
-        <w:tc>
-          <w:tcPr>
-            <w:tcW w:type="dxa" w:w="4824"/>
-          </w:tcPr>
-          <w:p>
-            <w:r/>
-            <w:r>
-              <w:t>Filing basis + watch service</w:t>
-            </w:r>
-          </w:p>
-        </w:tc>
-        <w:tc>
-          <w:tcPr>
-            <w:tcW w:type="dxa" w:w="4824"/>
-          </w:tcPr>
-          <w:p>
-            <w:r/>
-            <w:r>
-              <w:t>10</w:t>
-            </w:r>
-          </w:p>
-        </w:tc>
-      </w:tr>
-      <w:tr>
-        <w:tc>
-          <w:tcPr>
-            <w:tcW w:type="dxa" w:w="4824"/>
-          </w:tcPr>
-          <w:p>
-            <w:r/>
-            <w:r>
-              <w:t>International + notice</w:t>
-            </w:r>
-          </w:p>
-        </w:tc>
-        <w:tc>
-          <w:tcPr>
-            <w:tcW w:type="dxa" w:w="4824"/>
-          </w:tcPr>
-          <w:p>
-            <w:r/>
-            <w:r>
-              <w:t>10</w:t>
-            </w:r>
-          </w:p>
-        </w:tc>
-      </w:tr>
-      <w:tr>
-        <w:tc>
-          <w:tcPr>
-            <w:tcW w:type="dxa" w:w="4824"/>
-          </w:tcPr>
-          <w:p>
-            <w:r/>
-            <w:r>
-              <w:rPr>
-                <w:b/>
-              </w:rPr>
-              <w:t>Total</w:t>
-            </w:r>
-          </w:p>
-        </w:tc>
-        <w:tc>
-          <w:tcPr>
-            <w:tcW w:type="dxa" w:w="4824"/>
-          </w:tcPr>
-          <w:p>
-            <w:r/>
-            <w:r>
-              <w:rPr>
-                <w:b/>
-              </w:rPr>
-              <w:t>35</w:t>
-            </w:r>
-          </w:p>
-        </w:tc>
-      </w:tr>
-    </w:tbl>
-    <w:p/>
-    <w:p>
-      <w:pPr>
-        <w:pStyle w:val="Heading3"/>
-      </w:pPr>
-      <w:r>
-        <w:t>D3 · Copyright Registration Strategy (`18-copyright-registration-strategy`)</w:t>
-      </w:r>
-    </w:p>
-    <w:tbl>
-      <w:tblPr>
-        <w:tblStyle w:val="LightGrid-Accent1"/>
-        <w:tblW w:type="auto" w:w="0"/>
-        <w:tblLook w:firstColumn="1" w:firstRow="1" w:lastColumn="0" w:lastRow="0" w:noHBand="0" w:noVBand="1" w:val="04A0"/>
-      </w:tblPr>
-      <w:tblGrid>
-        <w:gridCol w:w="4824"/>
-        <w:gridCol w:w="4824"/>
-      </w:tblGrid>
-      <w:tr>
-        <w:tc>
-          <w:tcPr>
-            <w:tcW w:type="dxa" w:w="4824"/>
-          </w:tcPr>
-          <w:p>
-            <w:r>
-              <w:rPr>
-                <w:b/>
-              </w:rPr>
-            </w:r>
-            <w:r>
-              <w:rPr>
-                <w:b/>
-              </w:rPr>
-              <w:t>Sub</w:t>
-            </w:r>
-          </w:p>
-        </w:tc>
-        <w:tc>
-          <w:tcPr>
-            <w:tcW w:type="dxa" w:w="4824"/>
-          </w:tcPr>
-          <w:p>
-            <w:r>
-              <w:rPr>
-                <w:b/>
-              </w:rPr>
-            </w:r>
-            <w:r>
-              <w:rPr>
-                <w:b/>
-              </w:rPr>
-              <w:t>Time</w:t>
-            </w:r>
-          </w:p>
-        </w:tc>
-      </w:tr>
-      <w:tr>
-        <w:tc>
-          <w:tcPr>
-            <w:tcW w:type="dxa" w:w="4824"/>
-          </w:tcPr>
-          <w:p>
-            <w:r/>
-            <w:r>
-              <w:t>Assets + cadence</w:t>
-            </w:r>
-          </w:p>
-        </w:tc>
-        <w:tc>
-          <w:tcPr>
-            <w:tcW w:type="dxa" w:w="4824"/>
-          </w:tcPr>
-          <w:p>
-            <w:r/>
-            <w:r>
-              <w:t>15</w:t>
-            </w:r>
-          </w:p>
-        </w:tc>
-      </w:tr>
-      <w:tr>
-        <w:tc>
-          <w:tcPr>
-            <w:tcW w:type="dxa" w:w="4824"/>
-          </w:tcPr>
-          <w:p>
-            <w:r/>
-            <w:r>
-              <w:t>AI exclusion</w:t>
-            </w:r>
-          </w:p>
-        </w:tc>
-        <w:tc>
-          <w:tcPr>
-            <w:tcW w:type="dxa" w:w="4824"/>
-          </w:tcPr>
-          <w:p>
-            <w:r/>
-            <w:r>
-              <w:t>10</w:t>
-            </w:r>
-          </w:p>
-        </w:tc>
-      </w:tr>
-      <w:tr>
-        <w:tc>
-          <w:tcPr>
-            <w:tcW w:type="dxa" w:w="4824"/>
-          </w:tcPr>
-          <w:p>
-            <w:r/>
-            <w:r>
-              <w:t>Assignments</w:t>
-            </w:r>
-          </w:p>
-        </w:tc>
-        <w:tc>
-          <w:tcPr>
-            <w:tcW w:type="dxa" w:w="4824"/>
-          </w:tcPr>
-          <w:p>
-            <w:r/>
-            <w:r>
-              <w:t>10</w:t>
-            </w:r>
-          </w:p>
-        </w:tc>
-      </w:tr>
-      <w:tr>
-        <w:tc>
-          <w:tcPr>
-            <w:tcW w:type="dxa" w:w="4824"/>
-          </w:tcPr>
-          <w:p>
-            <w:r/>
-            <w:r>
-              <w:rPr>
-                <w:b/>
-              </w:rPr>
-              <w:t>Total</w:t>
-            </w:r>
-          </w:p>
-        </w:tc>
-        <w:tc>
-          <w:tcPr>
-            <w:tcW w:type="dxa" w:w="4824"/>
-          </w:tcPr>
-          <w:p>
-            <w:r/>
-            <w:r>
-              <w:rPr>
-                <w:b/>
-              </w:rPr>
-              <w:t>35</w:t>
-            </w:r>
-          </w:p>
-        </w:tc>
-      </w:tr>
-    </w:tbl>
-    <w:p/>
-    <w:p>
-      <w:pPr>
-        <w:pStyle w:val="Heading3"/>
-      </w:pPr>
-      <w:r>
-        <w:t>D4 · State Charitable Solicitation Registration Plan (`21-charitable-solicitation-plan`)</w:t>
-      </w:r>
-    </w:p>
-    <w:tbl>
-      <w:tblPr>
-        <w:tblStyle w:val="LightGrid-Accent1"/>
-        <w:tblW w:type="auto" w:w="0"/>
-        <w:tblLook w:firstColumn="1" w:firstRow="1" w:lastColumn="0" w:lastRow="0" w:noHBand="0" w:noVBand="1" w:val="04A0"/>
-      </w:tblPr>
-      <w:tblGrid>
-        <w:gridCol w:w="4824"/>
-        <w:gridCol w:w="4824"/>
-      </w:tblGrid>
-      <w:tr>
-        <w:tc>
-          <w:tcPr>
-            <w:tcW w:type="dxa" w:w="4824"/>
-          </w:tcPr>
-          <w:p>
-            <w:r>
-              <w:rPr>
-                <w:b/>
-              </w:rPr>
-            </w:r>
-            <w:r>
-              <w:rPr>
-                <w:b/>
-              </w:rPr>
-              <w:t>Sub</w:t>
-            </w:r>
-          </w:p>
-        </w:tc>
-        <w:tc>
-          <w:tcPr>
-            <w:tcW w:type="dxa" w:w="4824"/>
-          </w:tcPr>
-          <w:p>
-            <w:r>
-              <w:rPr>
-                <w:b/>
-              </w:rPr>
-            </w:r>
-            <w:r>
-              <w:rPr>
-                <w:b/>
-              </w:rPr>
-              <w:t>Time</w:t>
-            </w:r>
-          </w:p>
-        </w:tc>
-      </w:tr>
-      <w:tr>
-        <w:tc>
-          <w:tcPr>
-            <w:tcW w:type="dxa" w:w="4824"/>
-          </w:tcPr>
-          <w:p>
-            <w:r/>
-            <w:r>
-              <w:t>NC + phase 2 states</w:t>
-            </w:r>
-          </w:p>
-        </w:tc>
-        <w:tc>
-          <w:tcPr>
-            <w:tcW w:type="dxa" w:w="4824"/>
-          </w:tcPr>
-          <w:p>
-            <w:r/>
-            <w:r>
-              <w:t>20</w:t>
-            </w:r>
-          </w:p>
-        </w:tc>
-      </w:tr>
-      <w:tr>
-        <w:tc>
-          <w:tcPr>
-            <w:tcW w:type="dxa" w:w="4824"/>
-          </w:tcPr>
-          <w:p>
-            <w:r/>
-            <w:r>
-              <w:t>Required disclosures</w:t>
-            </w:r>
-          </w:p>
-        </w:tc>
-        <w:tc>
-          <w:tcPr>
-            <w:tcW w:type="dxa" w:w="4824"/>
-          </w:tcPr>
-          <w:p>
-            <w:r/>
-            <w:r>
-              <w:t>15</w:t>
-            </w:r>
-          </w:p>
-        </w:tc>
-      </w:tr>
-      <w:tr>
-        <w:tc>
-          <w:tcPr>
-            <w:tcW w:type="dxa" w:w="4824"/>
-          </w:tcPr>
-          <w:p>
-            <w:r/>
-            <w:r>
-              <w:t>Vendor + renewals</w:t>
-            </w:r>
-          </w:p>
-        </w:tc>
-        <w:tc>
-          <w:tcPr>
-            <w:tcW w:type="dxa" w:w="4824"/>
-          </w:tcPr>
-          <w:p>
-            <w:r/>
-            <w:r>
-              <w:t>10</w:t>
-            </w:r>
-          </w:p>
-        </w:tc>
-      </w:tr>
-      <w:tr>
-        <w:tc>
-          <w:tcPr>
-            <w:tcW w:type="dxa" w:w="4824"/>
-          </w:tcPr>
-          <w:p>
-            <w:r/>
-            <w:r>
-              <w:rPr>
-                <w:b/>
-              </w:rPr>
-              <w:t>Total</w:t>
-            </w:r>
-          </w:p>
-        </w:tc>
-        <w:tc>
-          <w:tcPr>
-            <w:tcW w:type="dxa" w:w="4824"/>
-          </w:tcPr>
-          <w:p>
-            <w:r/>
-            <w:r>
-              <w:rPr>
-                <w:b/>
-              </w:rPr>
-              <w:t>45</w:t>
-            </w:r>
-          </w:p>
-        </w:tc>
-      </w:tr>
-    </w:tbl>
-    <w:p/>
-    <w:p>
-      <w:pPr>
-        <w:pStyle w:val="Heading3"/>
-      </w:pPr>
-      <w:r>
-        <w:t>D5 · ISTV Contract Analysis Memo (`22-istv-contract-analysis-memo`)</w:t>
-      </w:r>
-    </w:p>
-    <w:p>
-      <w:r>
-        <w:t>Advisory memo — read only if the ISTV contract is being actively</w:t>
-      </w:r>
-    </w:p>
-    <w:p>
-      <w:r>
-        <w:t>negotiated. Otherwise archive.</w:t>
-      </w:r>
-    </w:p>
-    <w:tbl>
-      <w:tblPr>
-        <w:tblStyle w:val="LightGrid-Accent1"/>
-        <w:tblW w:type="auto" w:w="0"/>
-        <w:tblLook w:firstColumn="1" w:firstRow="1" w:lastColumn="0" w:lastRow="0" w:noHBand="0" w:noVBand="1" w:val="04A0"/>
-      </w:tblPr>
-      <w:tblGrid>
-        <w:gridCol w:w="4824"/>
-        <w:gridCol w:w="4824"/>
-      </w:tblGrid>
-      <w:tr>
-        <w:tc>
-          <w:tcPr>
-            <w:tcW w:type="dxa" w:w="4824"/>
-          </w:tcPr>
-          <w:p>
-            <w:r>
-              <w:rPr>
-                <w:b/>
-              </w:rPr>
-            </w:r>
-            <w:r>
-              <w:rPr>
-                <w:b/>
-              </w:rPr>
-              <w:t>Section</w:t>
-            </w:r>
-          </w:p>
-        </w:tc>
-        <w:tc>
-          <w:tcPr>
-            <w:tcW w:type="dxa" w:w="4824"/>
-          </w:tcPr>
-          <w:p>
-            <w:r>
-              <w:rPr>
-                <w:b/>
-              </w:rPr>
-            </w:r>
-            <w:r>
-              <w:rPr>
-                <w:b/>
-              </w:rPr>
-              <w:t>Time</w:t>
-            </w:r>
-          </w:p>
-        </w:tc>
-      </w:tr>
-      <w:tr>
-        <w:tc>
-          <w:tcPr>
-            <w:tcW w:type="dxa" w:w="4824"/>
-          </w:tcPr>
-          <w:p>
-            <w:r/>
-            <w:r>
-              <w:t>Scan for signature</w:t>
-            </w:r>
-          </w:p>
-        </w:tc>
-        <w:tc>
-          <w:tcPr>
-            <w:tcW w:type="dxa" w:w="4824"/>
-          </w:tcPr>
-          <w:p>
-            <w:r/>
-            <w:r>
-              <w:t>15</w:t>
-            </w:r>
-          </w:p>
-        </w:tc>
-      </w:tr>
-    </w:tbl>
-    <w:p/>
-    <w:p>
-      <w:r>
-        <w:rPr>
-          <w:b/>
-        </w:rPr>
-        <w:t>Section D subtotal: 170 minutes (2 hours 50 minutes)</w:t>
-      </w:r>
-    </w:p>
-    <w:p/>
-    <w:p>
-      <w:pPr>
-        <w:pStyle w:val="Heading2"/>
-      </w:pPr>
-      <w:r>
-        <w:t>Assumptions &amp; Notes</w:t>
+        <w:t>Assumptions</w:t>
       </w:r>
     </w:p>
     <w:p>
@@ -5132,22 +2219,12 @@
         <w:pStyle w:val="ListBullet"/>
       </w:pPr>
       <w:r>
-        <w:t>Times assume the reviewing attorney is a **US generalist with</w:t>
+        <w:t>Reading estimates are doc-level, not prescriptive. Counsel allocates</w:t>
       </w:r>
     </w:p>
     <w:p>
       <w:r>
-        <w:t>501(c)(3) experience**. Specialist review (privacy specialist,</w:t>
-      </w:r>
-    </w:p>
-    <w:p>
-      <w:r>
-        <w:t>IP specialist) would fold in additional time — budget +25% if</w:t>
-      </w:r>
-    </w:p>
-    <w:p>
-      <w:r>
-        <w:t>splitting across two attorneys.</w:t>
+        <w:t>time as counsel sees fit.</w:t>
       </w:r>
     </w:p>
     <w:p>
@@ -5155,35 +2232,26 @@
         <w:pStyle w:val="ListBullet"/>
       </w:pPr>
       <w:r>
-        <w:t xml:space="preserve">Times </w:t>
+        <w:t xml:space="preserve">Estimates exclude drafting the four </w:t>
       </w:r>
       <w:r>
         <w:rPr>
           <w:b/>
         </w:rPr>
-        <w:t>do not include drafting time</w:t>
+        <w:t>to-be-drafted</w:t>
       </w:r>
       <w:r>
-        <w:t xml:space="preserve"> for the four missing</w:t>
+        <w:t xml:space="preserve"> riders in</w:t>
       </w:r>
     </w:p>
     <w:p>
       <w:r>
-        <w:t>documents flagged in Section C ("to be drafted"). Budget a</w:t>
+        <w:t>Priority Two (P2-f/g/h/i) and any wrap-up discussions with the</w:t>
       </w:r>
     </w:p>
     <w:p>
       <w:r>
-        <w:t xml:space="preserve">further </w:t>
-      </w:r>
-      <w:r>
-        <w:rPr>
-          <w:b/>
-        </w:rPr>
-        <w:t>3 hours</w:t>
-      </w:r>
-      <w:r>
-        <w:t xml:space="preserve"> if drafting from scratch is included.</w:t>
+        <w:t>Foundation.</w:t>
       </w:r>
     </w:p>
     <w:p>
@@ -5191,74 +2259,12 @@
         <w:pStyle w:val="ListBullet"/>
       </w:pPr>
       <w:r>
-        <w:t xml:space="preserve">Times </w:t>
-      </w:r>
-      <w:r>
-        <w:rPr>
-          <w:b/>
-        </w:rPr>
-        <w:t>do not include</w:t>
-      </w:r>
-      <w:r>
-        <w:t xml:space="preserve"> meeting time to discuss changes with</w:t>
+        <w:t>All drafts already carry an EU/UK compliance addendum (see below);</w:t>
       </w:r>
     </w:p>
     <w:p>
       <w:r>
-        <w:t xml:space="preserve">the Foundation. Budget </w:t>
-      </w:r>
-      <w:r>
-        <w:rPr>
-          <w:b/>
-        </w:rPr>
-        <w:t>1 hour</w:t>
-      </w:r>
-      <w:r>
-        <w:t xml:space="preserve"> per section for a wrap</w:t>
-      </w:r>
-    </w:p>
-    <w:p>
-      <w:r>
-        <w:t>meeting (4 sections × 1 hr = 4 hrs).</w:t>
-      </w:r>
-    </w:p>
-    <w:p>
-      <w:pPr>
-        <w:pStyle w:val="ListBullet"/>
-      </w:pPr>
-      <w:r>
-        <w:rPr>
-          <w:b/>
-        </w:rPr>
-        <w:t>Total realistic budget for full ratification</w:t>
-      </w:r>
-      <w:r>
-        <w:t xml:space="preserve"> including</w:t>
-      </w:r>
-    </w:p>
-    <w:p>
-      <w:r>
-        <w:t xml:space="preserve">drafting-gap fills and wrap meetings: </w:t>
-      </w:r>
-      <w:r>
-        <w:rPr>
-          <w:b/>
-        </w:rPr>
-        <w:t>~29 hours</w:t>
-      </w:r>
-      <w:r>
-        <w:t xml:space="preserve"> of</w:t>
-      </w:r>
-    </w:p>
-    <w:p>
-      <w:r>
-        <w:t>attorney time.</w:t>
-      </w:r>
-    </w:p>
-    <w:p/>
-    <w:p>
-      <w:r>
-        <w:t>*First draft — counsel review plan. Comments to legal@birthright.live.*</w:t>
+        <w:t>the addendum itself does not require separate review time.</w:t>
       </w:r>
     </w:p>
     <w:p/>
@@ -5272,17 +2278,12 @@
     </w:p>
     <w:p>
       <w:r>
-        <w:t>This document was drafted with EU / UK regulatory alignment in mind. Where</w:t>
+        <w:t>All draft agreements were prepared with EU/UK regulatory alignment in</w:t>
       </w:r>
     </w:p>
     <w:p>
       <w:r>
-        <w:t>this document conflicts with mandatory rights of an EU or UK resident, the</w:t>
-      </w:r>
-    </w:p>
-    <w:p>
-      <w:r>
-        <w:t>mandatory local rules prevail. In particular:</w:t>
+        <w:t>mind. Mandatory local rights prevail where they conflict.</w:t>
       </w:r>
     </w:p>
     <w:p>
@@ -5293,30 +2294,20 @@
         <w:rPr>
           <w:b/>
         </w:rPr>
-        <w:t>GDPR (EU) 2016/679 and UK GDPR</w:t>
+        <w:t>GDPR / UK-GDPR.</w:t>
       </w:r>
       <w:r>
-        <w:t xml:space="preserve"> apply to processing of personal data</w:t>
+        <w:t xml:space="preserve"> Lawful bases mapped: contract necessity,</w:t>
       </w:r>
     </w:p>
     <w:p>
       <w:r>
-        <w:t>of individuals in the EEA and UK. Where Birthright is the controller,</w:t>
+        <w:t>legitimate interests (opt-out), consent (marketing / non-essential</w:t>
       </w:r>
     </w:p>
     <w:p>
       <w:r>
-        <w:t>the lawful bases relied on are: (i) contract necessity, (ii) legitimate</w:t>
-      </w:r>
-    </w:p>
-    <w:p>
-      <w:r>
-        <w:t>interests (balanced by opt-out), (iii) consent (marketing and non-</w:t>
-      </w:r>
-    </w:p>
-    <w:p>
-      <w:r>
-        <w:t>essential cookies), and (iv) legal obligation.</w:t>
+        <w:t>cookies), legal obligation.</w:t>
       </w:r>
     </w:p>
     <w:p>
@@ -5327,15 +2318,10 @@
         <w:rPr>
           <w:b/>
         </w:rPr>
-        <w:t>ePrivacy Directive (2002/58/EC as amended)</w:t>
+        <w:t>ePrivacy.</w:t>
       </w:r>
       <w:r>
-        <w:t xml:space="preserve"> applies to cookies and</w:t>
-      </w:r>
-    </w:p>
-    <w:p>
-      <w:r>
-        <w:t>similar tracking. Non-essential cookies require prior opt-in consent.</w:t>
+        <w:t xml:space="preserve"> Non-essential cookies require prior opt-in consent.</w:t>
       </w:r>
     </w:p>
     <w:p>
@@ -5346,25 +2332,25 @@
         <w:rPr>
           <w:b/>
         </w:rPr>
-        <w:t>EU Consumer Rights Directive (2011/83/EU)</w:t>
+        <w:t>Consumer Rights Directive (2011/83/EU).</w:t>
       </w:r>
       <w:r>
-        <w:t xml:space="preserve"> — EU/UK consumers have</w:t>
+        <w:t xml:space="preserve"> 14-day right of withdrawal</w:t>
       </w:r>
     </w:p>
     <w:p>
       <w:r>
-        <w:t>a 14-day right of withdrawal on distance sales of goods and most</w:t>
+        <w:t>on distance sales of goods and most digital services (may be lost</w:t>
       </w:r>
     </w:p>
     <w:p>
       <w:r>
-        <w:t>digital services. Where a workshop or digital product has been fully</w:t>
+        <w:t>where a workshop or digital product is fully performed with prior</w:t>
       </w:r>
     </w:p>
     <w:p>
       <w:r>
-        <w:t>performed with the consumer's prior consent, the right may be lost.</w:t>
+        <w:t>consent).</w:t>
       </w:r>
     </w:p>
     <w:p>
@@ -5375,25 +2361,25 @@
         <w:rPr>
           <w:b/>
         </w:rPr>
-        <w:t>Digital Services Act (Regulation 2022/2065)</w:t>
+        <w:t>Digital Services Act (Reg. 2022/2065).</w:t>
       </w:r>
       <w:r>
-        <w:t xml:space="preserve"> applies to online</w:t>
+        <w:t xml:space="preserve"> Community features fall</w:t>
       </w:r>
     </w:p>
     <w:p>
       <w:r>
-        <w:t>intermediaries offering services in the EU; Birthright's community</w:t>
+        <w:t xml:space="preserve">in scope; single point of contact: </w:t>
       </w:r>
-    </w:p>
-    <w:p>
       <w:r>
-        <w:t>features (posts, DMs, disputes) fall within scope. A single point of</w:t>
+        <w:rPr>
+          <w:rFonts w:ascii="Consolas" w:hAnsi="Consolas"/>
+          <w:sz w:val="20"/>
+        </w:rPr>
+        <w:t>eu-contact@birthright.live</w:t>
       </w:r>
-    </w:p>
-    <w:p>
       <w:r>
-        <w:t>contact is designated at eu-contact@birthright.live.</w:t>
+        <w:t>.</w:t>
       </w:r>
     </w:p>
     <w:p>
@@ -5404,25 +2390,15 @@
         <w:rPr>
           <w:b/>
         </w:rPr>
-        <w:t>EU AI Act (Regulation 2024/1689)</w:t>
+        <w:t>EU AI Act (Reg. 2024/1689).</w:t>
       </w:r>
       <w:r>
-        <w:t xml:space="preserve"> applies to providers and deployers</w:t>
+        <w:t xml:space="preserve"> AI features are labelled AI-assisted</w:t>
       </w:r>
     </w:p>
     <w:p>
       <w:r>
-        <w:t>of AI systems affecting EU users. Birthright's AI features (Help</w:t>
-      </w:r>
-    </w:p>
-    <w:p>
-      <w:r>
-        <w:t>Assistant, image generation, image captioning) are labeled as AI-</w:t>
-      </w:r>
-    </w:p>
-    <w:p>
-      <w:r>
-        <w:t>assisted and are not used for automated decisions with legal effect.</w:t>
+        <w:t>and are not used for automated decisions with legal effect.</w:t>
       </w:r>
     </w:p>
     <w:p>
@@ -5433,25 +2409,15 @@
         <w:rPr>
           <w:b/>
         </w:rPr>
-        <w:t>Data transfers out of the EEA/UK/CH</w:t>
+        <w:t>International transfers.</w:t>
       </w:r>
       <w:r>
-        <w:t xml:space="preserve"> rely on the EU Standard</w:t>
+        <w:t xml:space="preserve"> EU SCCs (2021/914) + UK IDTA per</w:t>
       </w:r>
     </w:p>
     <w:p>
       <w:r>
-        <w:t>Contractual Clauses (2021/914) and the UK International Data Transfer</w:t>
-      </w:r>
-    </w:p>
-    <w:p>
-      <w:r>
-        <w:t>Addendum, with a transfer-impact assessment on file for each sub-</w:t>
-      </w:r>
-    </w:p>
-    <w:p>
-      <w:r>
-        <w:t>processor.</w:t>
+        <w:t>sub-processor, with a transfer-impact assessment on file.</w:t>
       </w:r>
     </w:p>
     <w:p>
@@ -5462,20 +2428,25 @@
         <w:rPr>
           <w:b/>
         </w:rPr>
-        <w:t>Data Protection Officer (DPO)</w:t>
+        <w:t>DPO.</w:t>
       </w:r>
       <w:r>
-        <w:t xml:space="preserve"> — Birthright will designate a DPO</w:t>
+        <w:t xml:space="preserve"> </w:t>
+      </w:r>
+      <w:r>
+        <w:rPr>
+          <w:rFonts w:ascii="Consolas" w:hAnsi="Consolas"/>
+          <w:sz w:val="20"/>
+        </w:rPr>
+        <w:t>dpo@birthright.live</w:t>
+      </w:r>
+      <w:r>
+        <w:t xml:space="preserve"> will be designated once GDPR Art. 37</w:t>
       </w:r>
     </w:p>
     <w:p>
       <w:r>
-        <w:t>once threshold criteria under GDPR Art. 37 are met. Contact:</w:t>
-      </w:r>
-    </w:p>
-    <w:p>
-      <w:r>
-        <w:t>dpo@birthright.live.</w:t>
+        <w:t>thresholds are met.</w:t>
       </w:r>
     </w:p>
     <w:p>
@@ -5486,29 +2457,22 @@
         <w:rPr>
           <w:b/>
         </w:rPr>
-        <w:t>DSAR window</w:t>
+        <w:t>DSAR window.</w:t>
       </w:r>
       <w:r>
-        <w:t xml:space="preserve"> — subject access, rectification, erasure, portability,</w:t>
+        <w:t xml:space="preserve"> 30 days (extendable 60 for complex requests) at</w:t>
       </w:r>
     </w:p>
     <w:p>
       <w:r>
-        <w:t xml:space="preserve">and objection requests are responded to within </w:t>
+        <w:rPr>
+          <w:rFonts w:ascii="Consolas" w:hAnsi="Consolas"/>
+          <w:sz w:val="20"/>
+        </w:rPr>
+        <w:t>privacy@birthright.live</w:t>
       </w:r>
       <w:r>
-        <w:rPr>
-          <w:b/>
-        </w:rPr>
-        <w:t>30 days</w:t>
-      </w:r>
-      <w:r>
-        <w:t xml:space="preserve"> (extendable</w:t>
-      </w:r>
-    </w:p>
-    <w:p>
-      <w:r>
-        <w:t>by 60 days for complex requests) at privacy@birthright.live.</w:t>
+        <w:t>.</w:t>
       </w:r>
     </w:p>
     <w:p>
@@ -5519,67 +2483,15 @@
         <w:rPr>
           <w:b/>
         </w:rPr>
-        <w:t>Supervisory authority</w:t>
+        <w:t>VAT.</w:t>
       </w:r>
       <w:r>
-        <w:t xml:space="preserve"> — EU/UK residents may lodge a complaint with</w:t>
+        <w:t xml:space="preserve"> One-Stop-Shop or country-by-country registration will be</w:t>
       </w:r>
     </w:p>
     <w:p>
       <w:r>
-        <w:t>their local supervisory authority; a list is available at</w:t>
-      </w:r>
-    </w:p>
-    <w:p>
-      <w:hyperlink r:id="rId9">
-        <w:r>
-          <w:rPr>
-            <w:color w:val="0563C1"/>
-            <w:u w:val="single"/>
-          </w:rPr>
-          <w:t xml:space="preserve">https://edpb.europa.eu/about-edpb/about-edpb/members_en</w:t>
-        </w:r>
-      </w:hyperlink>
-      <w:r>
-        <w:t xml:space="preserve"> (EU) and</w:t>
-      </w:r>
-    </w:p>
-    <w:p>
-      <w:hyperlink r:id="rId10">
-        <w:r>
-          <w:rPr>
-            <w:color w:val="0563C1"/>
-            <w:u w:val="single"/>
-          </w:rPr>
-          <w:t xml:space="preserve">https://ico.org.uk</w:t>
-        </w:r>
-      </w:hyperlink>
-      <w:r>
-        <w:t xml:space="preserve"> (UK).</w:t>
-      </w:r>
-    </w:p>
-    <w:p>
-      <w:pPr>
-        <w:pStyle w:val="ListBullet"/>
-      </w:pPr>
-      <w:r>
-        <w:rPr>
-          <w:b/>
-        </w:rPr>
-        <w:t>VAT</w:t>
-      </w:r>
-      <w:r>
-        <w:t xml:space="preserve"> — Where Birthright's EU B2C digital-service or goods sales</w:t>
-      </w:r>
-    </w:p>
-    <w:p>
-      <w:r>
-        <w:t>cross applicable thresholds, VAT registration (One-Stop-Shop or</w:t>
-      </w:r>
-    </w:p>
-    <w:p>
-      <w:r>
-        <w:t>country-by-country) will be completed.</w:t>
+        <w:t>completed once thresholds are crossed.</w:t>
       </w:r>
     </w:p>
     <w:sectPr>

--- a/backend/legal_docs/00-counsel-review-plan.docx
+++ b/backend/legal_docs/00-counsel-review-plan.docx
@@ -17,27 +17,7 @@
     </w:p>
     <w:p>
       <w:r>
-        <w:t>This is a scoping companion to the Legal Briefing. It lists every draft</w:t>
-      </w:r>
-    </w:p>
-    <w:p>
-      <w:r>
-        <w:t>instrument Birthright asks counsel to review, grouped by priority and</w:t>
-      </w:r>
-    </w:p>
-    <w:p>
-      <w:r>
-        <w:t>with a doc-level time estimate for engagement scoping. It is not a</w:t>
-      </w:r>
-    </w:p>
-    <w:p>
-      <w:r>
-        <w:t>prescription of how counsel should spend their time — it is Birthright's</w:t>
-      </w:r>
-    </w:p>
-    <w:p>
-      <w:r>
-        <w:t>attempt to make the ask legible in one page.</w:t>
+        <w:t>This is a scoping companion to the Legal Briefing. It lists every draft instrument Birthright asks counsel to review, grouped by priority and with a doc-level time estimate for engagement scoping. It is not a prescription of how counsel should spend their time — it is Birthright's attempt to make the ask legible in one page.</w:t>
       </w:r>
     </w:p>
     <w:p>
@@ -52,12 +32,7 @@
         <w:t>.docx</w:t>
       </w:r>
       <w:r>
-        <w:t xml:space="preserve"> for every listed instrument is available in the Counsel</w:t>
-      </w:r>
-    </w:p>
-    <w:p>
-      <w:r>
-        <w:t xml:space="preserve">Console at </w:t>
+        <w:t xml:space="preserve"> for every listed instrument is available in the Counsel Console at </w:t>
       </w:r>
       <w:r>
         <w:rPr>
@@ -86,14 +61,14 @@
         <w:tblLook w:firstColumn="1" w:firstRow="1" w:lastColumn="0" w:lastRow="0" w:noHBand="0" w:noVBand="1" w:val="04A0"/>
       </w:tblPr>
       <w:tblGrid>
-        <w:gridCol w:w="3216"/>
-        <w:gridCol w:w="3216"/>
-        <w:gridCol w:w="3216"/>
+        <w:gridCol w:w="3120"/>
+        <w:gridCol w:w="3120"/>
+        <w:gridCol w:w="3120"/>
       </w:tblGrid>
       <w:tr>
         <w:tc>
           <w:tcPr>
-            <w:tcW w:type="dxa" w:w="3216"/>
+            <w:tcW w:type="dxa" w:w="3120"/>
           </w:tcPr>
           <w:p>
             <w:r>
@@ -111,7 +86,7 @@
         </w:tc>
         <w:tc>
           <w:tcPr>
-            <w:tcW w:type="dxa" w:w="3216"/>
+            <w:tcW w:type="dxa" w:w="3120"/>
           </w:tcPr>
           <w:p>
             <w:r>
@@ -129,7 +104,7 @@
         </w:tc>
         <w:tc>
           <w:tcPr>
-            <w:tcW w:type="dxa" w:w="3216"/>
+            <w:tcW w:type="dxa" w:w="3120"/>
           </w:tcPr>
           <w:p>
             <w:r>
@@ -149,7 +124,7 @@
       <w:tr>
         <w:tc>
           <w:tcPr>
-            <w:tcW w:type="dxa" w:w="3216"/>
+            <w:tcW w:type="dxa" w:w="3120"/>
           </w:tcPr>
           <w:p>
             <w:r/>
@@ -166,7 +141,7 @@
         </w:tc>
         <w:tc>
           <w:tcPr>
-            <w:tcW w:type="dxa" w:w="3216"/>
+            <w:tcW w:type="dxa" w:w="3120"/>
           </w:tcPr>
           <w:p>
             <w:r/>
@@ -177,7 +152,7 @@
         </w:tc>
         <w:tc>
           <w:tcPr>
-            <w:tcW w:type="dxa" w:w="3216"/>
+            <w:tcW w:type="dxa" w:w="3120"/>
           </w:tcPr>
           <w:p>
             <w:r/>
@@ -190,7 +165,7 @@
       <w:tr>
         <w:tc>
           <w:tcPr>
-            <w:tcW w:type="dxa" w:w="3216"/>
+            <w:tcW w:type="dxa" w:w="3120"/>
           </w:tcPr>
           <w:p>
             <w:r/>
@@ -207,7 +182,7 @@
         </w:tc>
         <w:tc>
           <w:tcPr>
-            <w:tcW w:type="dxa" w:w="3216"/>
+            <w:tcW w:type="dxa" w:w="3120"/>
           </w:tcPr>
           <w:p>
             <w:r/>
@@ -218,7 +193,7 @@
         </w:tc>
         <w:tc>
           <w:tcPr>
-            <w:tcW w:type="dxa" w:w="3216"/>
+            <w:tcW w:type="dxa" w:w="3120"/>
           </w:tcPr>
           <w:p>
             <w:r/>
@@ -231,7 +206,7 @@
       <w:tr>
         <w:tc>
           <w:tcPr>
-            <w:tcW w:type="dxa" w:w="3216"/>
+            <w:tcW w:type="dxa" w:w="3120"/>
           </w:tcPr>
           <w:p>
             <w:r/>
@@ -245,7 +220,7 @@
         </w:tc>
         <w:tc>
           <w:tcPr>
-            <w:tcW w:type="dxa" w:w="3216"/>
+            <w:tcW w:type="dxa" w:w="3120"/>
           </w:tcPr>
           <w:p>
             <w:r/>
@@ -259,7 +234,7 @@
         </w:tc>
         <w:tc>
           <w:tcPr>
-            <w:tcW w:type="dxa" w:w="3216"/>
+            <w:tcW w:type="dxa" w:w="3120"/>
           </w:tcPr>
           <w:p>
             <w:r/>
@@ -276,12 +251,7 @@
     <w:p/>
     <w:p>
       <w:r>
-        <w:t>Reading assumption: a US generalist with 501(c)(3) experience. Splitting</w:t>
-      </w:r>
-    </w:p>
-    <w:p>
-      <w:r>
-        <w:t>across privacy and IP specialists is at counsel's discretion.</w:t>
+        <w:t>Reading assumption: a US generalist with 501(c)(3) experience. Splitting across privacy and IP specialists is at counsel's discretion.</w:t>
       </w:r>
     </w:p>
     <w:p/>
@@ -295,22 +265,7 @@
     </w:p>
     <w:p>
       <w:r>
-        <w:t>Everything that has to land before the platform can operate cleanly</w:t>
-      </w:r>
-    </w:p>
-    <w:p>
-      <w:r>
-        <w:t>with real counterparties. Public documents, entity/tax posture,</w:t>
-      </w:r>
-    </w:p>
-    <w:p>
-      <w:r>
-        <w:t>IP protection, and the governance instruments the 1023 filing needs</w:t>
-      </w:r>
-    </w:p>
-    <w:p>
-      <w:r>
-        <w:t>are all in this bucket.</w:t>
+        <w:t>Everything that has to land before the platform can operate cleanly with real counterparties. Public documents, entity/tax posture, IP protection, and the governance instruments the 1023 filing needs are all in this bucket.</w:t>
       </w:r>
     </w:p>
     <w:p>
@@ -328,15 +283,15 @@
         <w:tblLook w:firstColumn="1" w:firstRow="1" w:lastColumn="0" w:lastRow="0" w:noHBand="0" w:noVBand="1" w:val="04A0"/>
       </w:tblPr>
       <w:tblGrid>
-        <w:gridCol w:w="2412"/>
-        <w:gridCol w:w="2412"/>
-        <w:gridCol w:w="2412"/>
-        <w:gridCol w:w="2412"/>
+        <w:gridCol w:w="2340"/>
+        <w:gridCol w:w="2340"/>
+        <w:gridCol w:w="2340"/>
+        <w:gridCol w:w="2340"/>
       </w:tblGrid>
       <w:tr>
         <w:tc>
           <w:tcPr>
-            <w:tcW w:type="dxa" w:w="2412"/>
+            <w:tcW w:type="dxa" w:w="2340"/>
           </w:tcPr>
           <w:p>
             <w:r>
@@ -354,7 +309,7 @@
         </w:tc>
         <w:tc>
           <w:tcPr>
-            <w:tcW w:type="dxa" w:w="2412"/>
+            <w:tcW w:type="dxa" w:w="2340"/>
           </w:tcPr>
           <w:p>
             <w:r>
@@ -372,7 +327,7 @@
         </w:tc>
         <w:tc>
           <w:tcPr>
-            <w:tcW w:type="dxa" w:w="2412"/>
+            <w:tcW w:type="dxa" w:w="2340"/>
           </w:tcPr>
           <w:p>
             <w:r>
@@ -390,7 +345,7 @@
         </w:tc>
         <w:tc>
           <w:tcPr>
-            <w:tcW w:type="dxa" w:w="2412"/>
+            <w:tcW w:type="dxa" w:w="2340"/>
           </w:tcPr>
           <w:p>
             <w:r>
@@ -410,7 +365,7 @@
       <w:tr>
         <w:tc>
           <w:tcPr>
-            <w:tcW w:type="dxa" w:w="2412"/>
+            <w:tcW w:type="dxa" w:w="2340"/>
           </w:tcPr>
           <w:p>
             <w:r/>
@@ -421,7 +376,7 @@
         </w:tc>
         <w:tc>
           <w:tcPr>
-            <w:tcW w:type="dxa" w:w="2412"/>
+            <w:tcW w:type="dxa" w:w="2340"/>
           </w:tcPr>
           <w:p>
             <w:r/>
@@ -432,7 +387,7 @@
         </w:tc>
         <w:tc>
           <w:tcPr>
-            <w:tcW w:type="dxa" w:w="2412"/>
+            <w:tcW w:type="dxa" w:w="2340"/>
           </w:tcPr>
           <w:p>
             <w:r/>
@@ -447,7 +402,7 @@
         </w:tc>
         <w:tc>
           <w:tcPr>
-            <w:tcW w:type="dxa" w:w="2412"/>
+            <w:tcW w:type="dxa" w:w="2340"/>
           </w:tcPr>
           <w:p>
             <w:r/>
@@ -460,7 +415,7 @@
       <w:tr>
         <w:tc>
           <w:tcPr>
-            <w:tcW w:type="dxa" w:w="2412"/>
+            <w:tcW w:type="dxa" w:w="2340"/>
           </w:tcPr>
           <w:p>
             <w:r/>
@@ -471,7 +426,7 @@
         </w:tc>
         <w:tc>
           <w:tcPr>
-            <w:tcW w:type="dxa" w:w="2412"/>
+            <w:tcW w:type="dxa" w:w="2340"/>
           </w:tcPr>
           <w:p>
             <w:r/>
@@ -482,7 +437,7 @@
         </w:tc>
         <w:tc>
           <w:tcPr>
-            <w:tcW w:type="dxa" w:w="2412"/>
+            <w:tcW w:type="dxa" w:w="2340"/>
           </w:tcPr>
           <w:p>
             <w:r/>
@@ -497,7 +452,7 @@
         </w:tc>
         <w:tc>
           <w:tcPr>
-            <w:tcW w:type="dxa" w:w="2412"/>
+            <w:tcW w:type="dxa" w:w="2340"/>
           </w:tcPr>
           <w:p>
             <w:r/>
@@ -510,7 +465,7 @@
       <w:tr>
         <w:tc>
           <w:tcPr>
-            <w:tcW w:type="dxa" w:w="2412"/>
+            <w:tcW w:type="dxa" w:w="2340"/>
           </w:tcPr>
           <w:p>
             <w:r/>
@@ -521,7 +476,7 @@
         </w:tc>
         <w:tc>
           <w:tcPr>
-            <w:tcW w:type="dxa" w:w="2412"/>
+            <w:tcW w:type="dxa" w:w="2340"/>
           </w:tcPr>
           <w:p>
             <w:r/>
@@ -532,7 +487,7 @@
         </w:tc>
         <w:tc>
           <w:tcPr>
-            <w:tcW w:type="dxa" w:w="2412"/>
+            <w:tcW w:type="dxa" w:w="2340"/>
           </w:tcPr>
           <w:p>
             <w:r/>
@@ -547,7 +502,7 @@
         </w:tc>
         <w:tc>
           <w:tcPr>
-            <w:tcW w:type="dxa" w:w="2412"/>
+            <w:tcW w:type="dxa" w:w="2340"/>
           </w:tcPr>
           <w:p>
             <w:r/>
@@ -560,7 +515,7 @@
       <w:tr>
         <w:tc>
           <w:tcPr>
-            <w:tcW w:type="dxa" w:w="2412"/>
+            <w:tcW w:type="dxa" w:w="2340"/>
           </w:tcPr>
           <w:p>
             <w:r/>
@@ -571,7 +526,7 @@
         </w:tc>
         <w:tc>
           <w:tcPr>
-            <w:tcW w:type="dxa" w:w="2412"/>
+            <w:tcW w:type="dxa" w:w="2340"/>
           </w:tcPr>
           <w:p>
             <w:r/>
@@ -582,7 +537,7 @@
         </w:tc>
         <w:tc>
           <w:tcPr>
-            <w:tcW w:type="dxa" w:w="2412"/>
+            <w:tcW w:type="dxa" w:w="2340"/>
           </w:tcPr>
           <w:p>
             <w:r/>
@@ -597,7 +552,7 @@
         </w:tc>
         <w:tc>
           <w:tcPr>
-            <w:tcW w:type="dxa" w:w="2412"/>
+            <w:tcW w:type="dxa" w:w="2340"/>
           </w:tcPr>
           <w:p>
             <w:r/>
@@ -610,7 +565,7 @@
       <w:tr>
         <w:tc>
           <w:tcPr>
-            <w:tcW w:type="dxa" w:w="2412"/>
+            <w:tcW w:type="dxa" w:w="2340"/>
           </w:tcPr>
           <w:p>
             <w:r/>
@@ -621,7 +576,7 @@
         </w:tc>
         <w:tc>
           <w:tcPr>
-            <w:tcW w:type="dxa" w:w="2412"/>
+            <w:tcW w:type="dxa" w:w="2340"/>
           </w:tcPr>
           <w:p>
             <w:r/>
@@ -632,7 +587,7 @@
         </w:tc>
         <w:tc>
           <w:tcPr>
-            <w:tcW w:type="dxa" w:w="2412"/>
+            <w:tcW w:type="dxa" w:w="2340"/>
           </w:tcPr>
           <w:p>
             <w:r/>
@@ -647,7 +602,7 @@
         </w:tc>
         <w:tc>
           <w:tcPr>
-            <w:tcW w:type="dxa" w:w="2412"/>
+            <w:tcW w:type="dxa" w:w="2340"/>
           </w:tcPr>
           <w:p>
             <w:r/>
@@ -660,7 +615,7 @@
       <w:tr>
         <w:tc>
           <w:tcPr>
-            <w:tcW w:type="dxa" w:w="2412"/>
+            <w:tcW w:type="dxa" w:w="2340"/>
           </w:tcPr>
           <w:p>
             <w:r/>
@@ -671,7 +626,7 @@
         </w:tc>
         <w:tc>
           <w:tcPr>
-            <w:tcW w:type="dxa" w:w="2412"/>
+            <w:tcW w:type="dxa" w:w="2340"/>
           </w:tcPr>
           <w:p>
             <w:r/>
@@ -682,7 +637,7 @@
         </w:tc>
         <w:tc>
           <w:tcPr>
-            <w:tcW w:type="dxa" w:w="2412"/>
+            <w:tcW w:type="dxa" w:w="2340"/>
           </w:tcPr>
           <w:p>
             <w:r/>
@@ -697,7 +652,7 @@
         </w:tc>
         <w:tc>
           <w:tcPr>
-            <w:tcW w:type="dxa" w:w="2412"/>
+            <w:tcW w:type="dxa" w:w="2340"/>
           </w:tcPr>
           <w:p>
             <w:r/>
@@ -710,7 +665,7 @@
       <w:tr>
         <w:tc>
           <w:tcPr>
-            <w:tcW w:type="dxa" w:w="2412"/>
+            <w:tcW w:type="dxa" w:w="2340"/>
           </w:tcPr>
           <w:p>
             <w:r/>
@@ -721,7 +676,7 @@
         </w:tc>
         <w:tc>
           <w:tcPr>
-            <w:tcW w:type="dxa" w:w="2412"/>
+            <w:tcW w:type="dxa" w:w="2340"/>
           </w:tcPr>
           <w:p>
             <w:r/>
@@ -732,7 +687,7 @@
         </w:tc>
         <w:tc>
           <w:tcPr>
-            <w:tcW w:type="dxa" w:w="2412"/>
+            <w:tcW w:type="dxa" w:w="2340"/>
           </w:tcPr>
           <w:p>
             <w:r/>
@@ -747,7 +702,7 @@
         </w:tc>
         <w:tc>
           <w:tcPr>
-            <w:tcW w:type="dxa" w:w="2412"/>
+            <w:tcW w:type="dxa" w:w="2340"/>
           </w:tcPr>
           <w:p>
             <w:r/>
@@ -760,7 +715,7 @@
       <w:tr>
         <w:tc>
           <w:tcPr>
-            <w:tcW w:type="dxa" w:w="2412"/>
+            <w:tcW w:type="dxa" w:w="2340"/>
           </w:tcPr>
           <w:p>
             <w:r/>
@@ -768,7 +723,7 @@
         </w:tc>
         <w:tc>
           <w:tcPr>
-            <w:tcW w:type="dxa" w:w="2412"/>
+            <w:tcW w:type="dxa" w:w="2340"/>
           </w:tcPr>
           <w:p>
             <w:r/>
@@ -782,7 +737,7 @@
         </w:tc>
         <w:tc>
           <w:tcPr>
-            <w:tcW w:type="dxa" w:w="2412"/>
+            <w:tcW w:type="dxa" w:w="2340"/>
           </w:tcPr>
           <w:p>
             <w:r/>
@@ -790,7 +745,7 @@
         </w:tc>
         <w:tc>
           <w:tcPr>
-            <w:tcW w:type="dxa" w:w="2412"/>
+            <w:tcW w:type="dxa" w:w="2340"/>
           </w:tcPr>
           <w:p>
             <w:r/>
@@ -815,17 +770,7 @@
     </w:p>
     <w:p>
       <w:r>
-        <w:t>These are planning documents and governance instruments — many will be</w:t>
-      </w:r>
-    </w:p>
-    <w:p>
-      <w:r>
-        <w:t>handed to a compliance vendor (Harbor Compliance, Labyrinth, or similar)</w:t>
-      </w:r>
-    </w:p>
-    <w:p>
-      <w:r>
-        <w:t>for filings, but counsel's review of the plan itself is Priority One.</w:t>
+        <w:t>These are planning documents and governance instruments — many will be handed to a compliance vendor (Harbor Compliance, Labyrinth, or similar) for filings, but counsel's review of the plan itself is Priority One.</w:t>
       </w:r>
     </w:p>
     <w:tbl>
@@ -835,15 +780,15 @@
         <w:tblLook w:firstColumn="1" w:firstRow="1" w:lastColumn="0" w:lastRow="0" w:noHBand="0" w:noVBand="1" w:val="04A0"/>
       </w:tblPr>
       <w:tblGrid>
-        <w:gridCol w:w="2412"/>
-        <w:gridCol w:w="2412"/>
-        <w:gridCol w:w="2412"/>
-        <w:gridCol w:w="2412"/>
+        <w:gridCol w:w="2340"/>
+        <w:gridCol w:w="2340"/>
+        <w:gridCol w:w="2340"/>
+        <w:gridCol w:w="2340"/>
       </w:tblGrid>
       <w:tr>
         <w:tc>
           <w:tcPr>
-            <w:tcW w:type="dxa" w:w="2412"/>
+            <w:tcW w:type="dxa" w:w="2340"/>
           </w:tcPr>
           <w:p>
             <w:r>
@@ -861,7 +806,7 @@
         </w:tc>
         <w:tc>
           <w:tcPr>
-            <w:tcW w:type="dxa" w:w="2412"/>
+            <w:tcW w:type="dxa" w:w="2340"/>
           </w:tcPr>
           <w:p>
             <w:r>
@@ -879,7 +824,7 @@
         </w:tc>
         <w:tc>
           <w:tcPr>
-            <w:tcW w:type="dxa" w:w="2412"/>
+            <w:tcW w:type="dxa" w:w="2340"/>
           </w:tcPr>
           <w:p>
             <w:r>
@@ -897,7 +842,7 @@
         </w:tc>
         <w:tc>
           <w:tcPr>
-            <w:tcW w:type="dxa" w:w="2412"/>
+            <w:tcW w:type="dxa" w:w="2340"/>
           </w:tcPr>
           <w:p>
             <w:r>
@@ -917,7 +862,7 @@
       <w:tr>
         <w:tc>
           <w:tcPr>
-            <w:tcW w:type="dxa" w:w="2412"/>
+            <w:tcW w:type="dxa" w:w="2340"/>
           </w:tcPr>
           <w:p>
             <w:r/>
@@ -928,7 +873,7 @@
         </w:tc>
         <w:tc>
           <w:tcPr>
-            <w:tcW w:type="dxa" w:w="2412"/>
+            <w:tcW w:type="dxa" w:w="2340"/>
           </w:tcPr>
           <w:p>
             <w:r/>
@@ -939,7 +884,7 @@
         </w:tc>
         <w:tc>
           <w:tcPr>
-            <w:tcW w:type="dxa" w:w="2412"/>
+            <w:tcW w:type="dxa" w:w="2340"/>
           </w:tcPr>
           <w:p>
             <w:r/>
@@ -950,7 +895,7 @@
         </w:tc>
         <w:tc>
           <w:tcPr>
-            <w:tcW w:type="dxa" w:w="2412"/>
+            <w:tcW w:type="dxa" w:w="2340"/>
           </w:tcPr>
           <w:p>
             <w:r/>
@@ -963,7 +908,7 @@
       <w:tr>
         <w:tc>
           <w:tcPr>
-            <w:tcW w:type="dxa" w:w="2412"/>
+            <w:tcW w:type="dxa" w:w="2340"/>
           </w:tcPr>
           <w:p>
             <w:r/>
@@ -974,7 +919,7 @@
         </w:tc>
         <w:tc>
           <w:tcPr>
-            <w:tcW w:type="dxa" w:w="2412"/>
+            <w:tcW w:type="dxa" w:w="2340"/>
           </w:tcPr>
           <w:p>
             <w:r/>
@@ -985,7 +930,7 @@
         </w:tc>
         <w:tc>
           <w:tcPr>
-            <w:tcW w:type="dxa" w:w="2412"/>
+            <w:tcW w:type="dxa" w:w="2340"/>
           </w:tcPr>
           <w:p>
             <w:r/>
@@ -1000,7 +945,7 @@
         </w:tc>
         <w:tc>
           <w:tcPr>
-            <w:tcW w:type="dxa" w:w="2412"/>
+            <w:tcW w:type="dxa" w:w="2340"/>
           </w:tcPr>
           <w:p>
             <w:r/>
@@ -1013,7 +958,7 @@
       <w:tr>
         <w:tc>
           <w:tcPr>
-            <w:tcW w:type="dxa" w:w="2412"/>
+            <w:tcW w:type="dxa" w:w="2340"/>
           </w:tcPr>
           <w:p>
             <w:r/>
@@ -1024,7 +969,7 @@
         </w:tc>
         <w:tc>
           <w:tcPr>
-            <w:tcW w:type="dxa" w:w="2412"/>
+            <w:tcW w:type="dxa" w:w="2340"/>
           </w:tcPr>
           <w:p>
             <w:r/>
@@ -1035,7 +980,7 @@
         </w:tc>
         <w:tc>
           <w:tcPr>
-            <w:tcW w:type="dxa" w:w="2412"/>
+            <w:tcW w:type="dxa" w:w="2340"/>
           </w:tcPr>
           <w:p>
             <w:r/>
@@ -1050,7 +995,7 @@
         </w:tc>
         <w:tc>
           <w:tcPr>
-            <w:tcW w:type="dxa" w:w="2412"/>
+            <w:tcW w:type="dxa" w:w="2340"/>
           </w:tcPr>
           <w:p>
             <w:r/>
@@ -1063,7 +1008,7 @@
       <w:tr>
         <w:tc>
           <w:tcPr>
-            <w:tcW w:type="dxa" w:w="2412"/>
+            <w:tcW w:type="dxa" w:w="2340"/>
           </w:tcPr>
           <w:p>
             <w:r/>
@@ -1074,7 +1019,7 @@
         </w:tc>
         <w:tc>
           <w:tcPr>
-            <w:tcW w:type="dxa" w:w="2412"/>
+            <w:tcW w:type="dxa" w:w="2340"/>
           </w:tcPr>
           <w:p>
             <w:r/>
@@ -1085,7 +1030,7 @@
         </w:tc>
         <w:tc>
           <w:tcPr>
-            <w:tcW w:type="dxa" w:w="2412"/>
+            <w:tcW w:type="dxa" w:w="2340"/>
           </w:tcPr>
           <w:p>
             <w:r/>
@@ -1100,7 +1045,7 @@
         </w:tc>
         <w:tc>
           <w:tcPr>
-            <w:tcW w:type="dxa" w:w="2412"/>
+            <w:tcW w:type="dxa" w:w="2340"/>
           </w:tcPr>
           <w:p>
             <w:r/>
@@ -1113,7 +1058,7 @@
       <w:tr>
         <w:tc>
           <w:tcPr>
-            <w:tcW w:type="dxa" w:w="2412"/>
+            <w:tcW w:type="dxa" w:w="2340"/>
           </w:tcPr>
           <w:p>
             <w:r/>
@@ -1124,7 +1069,7 @@
         </w:tc>
         <w:tc>
           <w:tcPr>
-            <w:tcW w:type="dxa" w:w="2412"/>
+            <w:tcW w:type="dxa" w:w="2340"/>
           </w:tcPr>
           <w:p>
             <w:r/>
@@ -1135,7 +1080,7 @@
         </w:tc>
         <w:tc>
           <w:tcPr>
-            <w:tcW w:type="dxa" w:w="2412"/>
+            <w:tcW w:type="dxa" w:w="2340"/>
           </w:tcPr>
           <w:p>
             <w:r/>
@@ -1150,7 +1095,7 @@
         </w:tc>
         <w:tc>
           <w:tcPr>
-            <w:tcW w:type="dxa" w:w="2412"/>
+            <w:tcW w:type="dxa" w:w="2340"/>
           </w:tcPr>
           <w:p>
             <w:r/>
@@ -1163,7 +1108,7 @@
       <w:tr>
         <w:tc>
           <w:tcPr>
-            <w:tcW w:type="dxa" w:w="2412"/>
+            <w:tcW w:type="dxa" w:w="2340"/>
           </w:tcPr>
           <w:p>
             <w:r/>
@@ -1174,7 +1119,7 @@
         </w:tc>
         <w:tc>
           <w:tcPr>
-            <w:tcW w:type="dxa" w:w="2412"/>
+            <w:tcW w:type="dxa" w:w="2340"/>
           </w:tcPr>
           <w:p>
             <w:r/>
@@ -1185,7 +1130,7 @@
         </w:tc>
         <w:tc>
           <w:tcPr>
-            <w:tcW w:type="dxa" w:w="2412"/>
+            <w:tcW w:type="dxa" w:w="2340"/>
           </w:tcPr>
           <w:p>
             <w:r/>
@@ -1200,7 +1145,7 @@
         </w:tc>
         <w:tc>
           <w:tcPr>
-            <w:tcW w:type="dxa" w:w="2412"/>
+            <w:tcW w:type="dxa" w:w="2340"/>
           </w:tcPr>
           <w:p>
             <w:r/>
@@ -1213,7 +1158,7 @@
       <w:tr>
         <w:tc>
           <w:tcPr>
-            <w:tcW w:type="dxa" w:w="2412"/>
+            <w:tcW w:type="dxa" w:w="2340"/>
           </w:tcPr>
           <w:p>
             <w:r/>
@@ -1224,7 +1169,7 @@
         </w:tc>
         <w:tc>
           <w:tcPr>
-            <w:tcW w:type="dxa" w:w="2412"/>
+            <w:tcW w:type="dxa" w:w="2340"/>
           </w:tcPr>
           <w:p>
             <w:r/>
@@ -1235,7 +1180,7 @@
         </w:tc>
         <w:tc>
           <w:tcPr>
-            <w:tcW w:type="dxa" w:w="2412"/>
+            <w:tcW w:type="dxa" w:w="2340"/>
           </w:tcPr>
           <w:p>
             <w:r/>
@@ -1250,7 +1195,7 @@
         </w:tc>
         <w:tc>
           <w:tcPr>
-            <w:tcW w:type="dxa" w:w="2412"/>
+            <w:tcW w:type="dxa" w:w="2340"/>
           </w:tcPr>
           <w:p>
             <w:r/>
@@ -1263,7 +1208,7 @@
       <w:tr>
         <w:tc>
           <w:tcPr>
-            <w:tcW w:type="dxa" w:w="2412"/>
+            <w:tcW w:type="dxa" w:w="2340"/>
           </w:tcPr>
           <w:p>
             <w:r/>
@@ -1274,7 +1219,7 @@
         </w:tc>
         <w:tc>
           <w:tcPr>
-            <w:tcW w:type="dxa" w:w="2412"/>
+            <w:tcW w:type="dxa" w:w="2340"/>
           </w:tcPr>
           <w:p>
             <w:r/>
@@ -1285,7 +1230,7 @@
         </w:tc>
         <w:tc>
           <w:tcPr>
-            <w:tcW w:type="dxa" w:w="2412"/>
+            <w:tcW w:type="dxa" w:w="2340"/>
           </w:tcPr>
           <w:p>
             <w:r/>
@@ -1300,7 +1245,7 @@
         </w:tc>
         <w:tc>
           <w:tcPr>
-            <w:tcW w:type="dxa" w:w="2412"/>
+            <w:tcW w:type="dxa" w:w="2340"/>
           </w:tcPr>
           <w:p>
             <w:r/>
@@ -1313,7 +1258,7 @@
       <w:tr>
         <w:tc>
           <w:tcPr>
-            <w:tcW w:type="dxa" w:w="2412"/>
+            <w:tcW w:type="dxa" w:w="2340"/>
           </w:tcPr>
           <w:p>
             <w:r/>
@@ -1324,7 +1269,7 @@
         </w:tc>
         <w:tc>
           <w:tcPr>
-            <w:tcW w:type="dxa" w:w="2412"/>
+            <w:tcW w:type="dxa" w:w="2340"/>
           </w:tcPr>
           <w:p>
             <w:r/>
@@ -1335,7 +1280,7 @@
         </w:tc>
         <w:tc>
           <w:tcPr>
-            <w:tcW w:type="dxa" w:w="2412"/>
+            <w:tcW w:type="dxa" w:w="2340"/>
           </w:tcPr>
           <w:p>
             <w:r/>
@@ -1350,7 +1295,7 @@
         </w:tc>
         <w:tc>
           <w:tcPr>
-            <w:tcW w:type="dxa" w:w="2412"/>
+            <w:tcW w:type="dxa" w:w="2340"/>
           </w:tcPr>
           <w:p>
             <w:r/>
@@ -1363,7 +1308,7 @@
       <w:tr>
         <w:tc>
           <w:tcPr>
-            <w:tcW w:type="dxa" w:w="2412"/>
+            <w:tcW w:type="dxa" w:w="2340"/>
           </w:tcPr>
           <w:p>
             <w:r/>
@@ -1374,7 +1319,7 @@
         </w:tc>
         <w:tc>
           <w:tcPr>
-            <w:tcW w:type="dxa" w:w="2412"/>
+            <w:tcW w:type="dxa" w:w="2340"/>
           </w:tcPr>
           <w:p>
             <w:r/>
@@ -1385,7 +1330,7 @@
         </w:tc>
         <w:tc>
           <w:tcPr>
-            <w:tcW w:type="dxa" w:w="2412"/>
+            <w:tcW w:type="dxa" w:w="2340"/>
           </w:tcPr>
           <w:p>
             <w:r/>
@@ -1400,7 +1345,7 @@
         </w:tc>
         <w:tc>
           <w:tcPr>
-            <w:tcW w:type="dxa" w:w="2412"/>
+            <w:tcW w:type="dxa" w:w="2340"/>
           </w:tcPr>
           <w:p>
             <w:r/>
@@ -1413,7 +1358,7 @@
       <w:tr>
         <w:tc>
           <w:tcPr>
-            <w:tcW w:type="dxa" w:w="2412"/>
+            <w:tcW w:type="dxa" w:w="2340"/>
           </w:tcPr>
           <w:p>
             <w:r/>
@@ -1424,7 +1369,7 @@
         </w:tc>
         <w:tc>
           <w:tcPr>
-            <w:tcW w:type="dxa" w:w="2412"/>
+            <w:tcW w:type="dxa" w:w="2340"/>
           </w:tcPr>
           <w:p>
             <w:r/>
@@ -1435,7 +1380,7 @@
         </w:tc>
         <w:tc>
           <w:tcPr>
-            <w:tcW w:type="dxa" w:w="2412"/>
+            <w:tcW w:type="dxa" w:w="2340"/>
           </w:tcPr>
           <w:p>
             <w:r/>
@@ -1446,7 +1391,7 @@
         </w:tc>
         <w:tc>
           <w:tcPr>
-            <w:tcW w:type="dxa" w:w="2412"/>
+            <w:tcW w:type="dxa" w:w="2340"/>
           </w:tcPr>
           <w:p>
             <w:r/>
@@ -1459,7 +1404,7 @@
       <w:tr>
         <w:tc>
           <w:tcPr>
-            <w:tcW w:type="dxa" w:w="2412"/>
+            <w:tcW w:type="dxa" w:w="2340"/>
           </w:tcPr>
           <w:p>
             <w:r/>
@@ -1470,7 +1415,7 @@
         </w:tc>
         <w:tc>
           <w:tcPr>
-            <w:tcW w:type="dxa" w:w="2412"/>
+            <w:tcW w:type="dxa" w:w="2340"/>
           </w:tcPr>
           <w:p>
             <w:r/>
@@ -1481,7 +1426,7 @@
         </w:tc>
         <w:tc>
           <w:tcPr>
-            <w:tcW w:type="dxa" w:w="2412"/>
+            <w:tcW w:type="dxa" w:w="2340"/>
           </w:tcPr>
           <w:p>
             <w:r/>
@@ -1492,7 +1437,7 @@
         </w:tc>
         <w:tc>
           <w:tcPr>
-            <w:tcW w:type="dxa" w:w="2412"/>
+            <w:tcW w:type="dxa" w:w="2340"/>
           </w:tcPr>
           <w:p>
             <w:r/>
@@ -1505,7 +1450,7 @@
       <w:tr>
         <w:tc>
           <w:tcPr>
-            <w:tcW w:type="dxa" w:w="2412"/>
+            <w:tcW w:type="dxa" w:w="2340"/>
           </w:tcPr>
           <w:p>
             <w:r/>
@@ -1513,7 +1458,7 @@
         </w:tc>
         <w:tc>
           <w:tcPr>
-            <w:tcW w:type="dxa" w:w="2412"/>
+            <w:tcW w:type="dxa" w:w="2340"/>
           </w:tcPr>
           <w:p>
             <w:r/>
@@ -1527,7 +1472,7 @@
         </w:tc>
         <w:tc>
           <w:tcPr>
-            <w:tcW w:type="dxa" w:w="2412"/>
+            <w:tcW w:type="dxa" w:w="2340"/>
           </w:tcPr>
           <w:p>
             <w:r/>
@@ -1535,7 +1480,7 @@
         </w:tc>
         <w:tc>
           <w:tcPr>
-            <w:tcW w:type="dxa" w:w="2412"/>
+            <w:tcW w:type="dxa" w:w="2340"/>
           </w:tcPr>
           <w:p>
             <w:r/>
@@ -1569,22 +1514,7 @@
     </w:p>
     <w:p>
       <w:r>
-        <w:t>Formalize the money flows and role relationships that already exist in</w:t>
-      </w:r>
-    </w:p>
-    <w:p>
-      <w:r>
-        <w:t>production, plus the advisory memos. Can proceed in parallel with</w:t>
-      </w:r>
-    </w:p>
-    <w:p>
-      <w:r>
-        <w:t>Priority One as counsel's bandwidth allows; individual items can also</w:t>
-      </w:r>
-    </w:p>
-    <w:p>
-      <w:r>
-        <w:t>be batched when the corresponding counterparty is ready to sign.</w:t>
+        <w:t>Formalize the money flows and role relationships that already exist in production, plus the advisory memos. Can proceed in parallel with Priority One as counsel's bandwidth allows; individual items can also be batched when the corresponding counterparty is ready to sign.</w:t>
       </w:r>
     </w:p>
     <w:tbl>
@@ -1594,15 +1524,15 @@
         <w:tblLook w:firstColumn="1" w:firstRow="1" w:lastColumn="0" w:lastRow="0" w:noHBand="0" w:noVBand="1" w:val="04A0"/>
       </w:tblPr>
       <w:tblGrid>
-        <w:gridCol w:w="2412"/>
-        <w:gridCol w:w="2412"/>
-        <w:gridCol w:w="2412"/>
-        <w:gridCol w:w="2412"/>
+        <w:gridCol w:w="2340"/>
+        <w:gridCol w:w="2340"/>
+        <w:gridCol w:w="2340"/>
+        <w:gridCol w:w="2340"/>
       </w:tblGrid>
       <w:tr>
         <w:tc>
           <w:tcPr>
-            <w:tcW w:type="dxa" w:w="2412"/>
+            <w:tcW w:type="dxa" w:w="2340"/>
           </w:tcPr>
           <w:p>
             <w:r>
@@ -1620,7 +1550,7 @@
         </w:tc>
         <w:tc>
           <w:tcPr>
-            <w:tcW w:type="dxa" w:w="2412"/>
+            <w:tcW w:type="dxa" w:w="2340"/>
           </w:tcPr>
           <w:p>
             <w:r>
@@ -1638,7 +1568,7 @@
         </w:tc>
         <w:tc>
           <w:tcPr>
-            <w:tcW w:type="dxa" w:w="2412"/>
+            <w:tcW w:type="dxa" w:w="2340"/>
           </w:tcPr>
           <w:p>
             <w:r>
@@ -1656,7 +1586,7 @@
         </w:tc>
         <w:tc>
           <w:tcPr>
-            <w:tcW w:type="dxa" w:w="2412"/>
+            <w:tcW w:type="dxa" w:w="2340"/>
           </w:tcPr>
           <w:p>
             <w:r>
@@ -1676,7 +1606,7 @@
       <w:tr>
         <w:tc>
           <w:tcPr>
-            <w:tcW w:type="dxa" w:w="2412"/>
+            <w:tcW w:type="dxa" w:w="2340"/>
           </w:tcPr>
           <w:p>
             <w:r/>
@@ -1687,7 +1617,7 @@
         </w:tc>
         <w:tc>
           <w:tcPr>
-            <w:tcW w:type="dxa" w:w="2412"/>
+            <w:tcW w:type="dxa" w:w="2340"/>
           </w:tcPr>
           <w:p>
             <w:r/>
@@ -1698,7 +1628,7 @@
         </w:tc>
         <w:tc>
           <w:tcPr>
-            <w:tcW w:type="dxa" w:w="2412"/>
+            <w:tcW w:type="dxa" w:w="2340"/>
           </w:tcPr>
           <w:p>
             <w:r/>
@@ -1713,7 +1643,7 @@
         </w:tc>
         <w:tc>
           <w:tcPr>
-            <w:tcW w:type="dxa" w:w="2412"/>
+            <w:tcW w:type="dxa" w:w="2340"/>
           </w:tcPr>
           <w:p>
             <w:r/>
@@ -1726,7 +1656,7 @@
       <w:tr>
         <w:tc>
           <w:tcPr>
-            <w:tcW w:type="dxa" w:w="2412"/>
+            <w:tcW w:type="dxa" w:w="2340"/>
           </w:tcPr>
           <w:p>
             <w:r/>
@@ -1737,7 +1667,7 @@
         </w:tc>
         <w:tc>
           <w:tcPr>
-            <w:tcW w:type="dxa" w:w="2412"/>
+            <w:tcW w:type="dxa" w:w="2340"/>
           </w:tcPr>
           <w:p>
             <w:r/>
@@ -1748,7 +1678,7 @@
         </w:tc>
         <w:tc>
           <w:tcPr>
-            <w:tcW w:type="dxa" w:w="2412"/>
+            <w:tcW w:type="dxa" w:w="2340"/>
           </w:tcPr>
           <w:p>
             <w:r/>
@@ -1763,7 +1693,7 @@
         </w:tc>
         <w:tc>
           <w:tcPr>
-            <w:tcW w:type="dxa" w:w="2412"/>
+            <w:tcW w:type="dxa" w:w="2340"/>
           </w:tcPr>
           <w:p>
             <w:r/>
@@ -1776,7 +1706,7 @@
       <w:tr>
         <w:tc>
           <w:tcPr>
-            <w:tcW w:type="dxa" w:w="2412"/>
+            <w:tcW w:type="dxa" w:w="2340"/>
           </w:tcPr>
           <w:p>
             <w:r/>
@@ -1787,7 +1717,7 @@
         </w:tc>
         <w:tc>
           <w:tcPr>
-            <w:tcW w:type="dxa" w:w="2412"/>
+            <w:tcW w:type="dxa" w:w="2340"/>
           </w:tcPr>
           <w:p>
             <w:r/>
@@ -1798,7 +1728,7 @@
         </w:tc>
         <w:tc>
           <w:tcPr>
-            <w:tcW w:type="dxa" w:w="2412"/>
+            <w:tcW w:type="dxa" w:w="2340"/>
           </w:tcPr>
           <w:p>
             <w:r/>
@@ -1813,7 +1743,7 @@
         </w:tc>
         <w:tc>
           <w:tcPr>
-            <w:tcW w:type="dxa" w:w="2412"/>
+            <w:tcW w:type="dxa" w:w="2340"/>
           </w:tcPr>
           <w:p>
             <w:r/>
@@ -1826,7 +1756,7 @@
       <w:tr>
         <w:tc>
           <w:tcPr>
-            <w:tcW w:type="dxa" w:w="2412"/>
+            <w:tcW w:type="dxa" w:w="2340"/>
           </w:tcPr>
           <w:p>
             <w:r/>
@@ -1837,7 +1767,7 @@
         </w:tc>
         <w:tc>
           <w:tcPr>
-            <w:tcW w:type="dxa" w:w="2412"/>
+            <w:tcW w:type="dxa" w:w="2340"/>
           </w:tcPr>
           <w:p>
             <w:r/>
@@ -1848,7 +1778,7 @@
         </w:tc>
         <w:tc>
           <w:tcPr>
-            <w:tcW w:type="dxa" w:w="2412"/>
+            <w:tcW w:type="dxa" w:w="2340"/>
           </w:tcPr>
           <w:p>
             <w:r/>
@@ -1863,7 +1793,7 @@
         </w:tc>
         <w:tc>
           <w:tcPr>
-            <w:tcW w:type="dxa" w:w="2412"/>
+            <w:tcW w:type="dxa" w:w="2340"/>
           </w:tcPr>
           <w:p>
             <w:r/>
@@ -1876,7 +1806,7 @@
       <w:tr>
         <w:tc>
           <w:tcPr>
-            <w:tcW w:type="dxa" w:w="2412"/>
+            <w:tcW w:type="dxa" w:w="2340"/>
           </w:tcPr>
           <w:p>
             <w:r/>
@@ -1887,7 +1817,7 @@
         </w:tc>
         <w:tc>
           <w:tcPr>
-            <w:tcW w:type="dxa" w:w="2412"/>
+            <w:tcW w:type="dxa" w:w="2340"/>
           </w:tcPr>
           <w:p>
             <w:r/>
@@ -1898,7 +1828,7 @@
         </w:tc>
         <w:tc>
           <w:tcPr>
-            <w:tcW w:type="dxa" w:w="2412"/>
+            <w:tcW w:type="dxa" w:w="2340"/>
           </w:tcPr>
           <w:p>
             <w:r/>
@@ -1913,7 +1843,7 @@
         </w:tc>
         <w:tc>
           <w:tcPr>
-            <w:tcW w:type="dxa" w:w="2412"/>
+            <w:tcW w:type="dxa" w:w="2340"/>
           </w:tcPr>
           <w:p>
             <w:r/>
@@ -1926,7 +1856,7 @@
       <w:tr>
         <w:tc>
           <w:tcPr>
-            <w:tcW w:type="dxa" w:w="2412"/>
+            <w:tcW w:type="dxa" w:w="2340"/>
           </w:tcPr>
           <w:p>
             <w:r/>
@@ -1937,7 +1867,7 @@
         </w:tc>
         <w:tc>
           <w:tcPr>
-            <w:tcW w:type="dxa" w:w="2412"/>
+            <w:tcW w:type="dxa" w:w="2340"/>
           </w:tcPr>
           <w:p>
             <w:r/>
@@ -1948,7 +1878,7 @@
         </w:tc>
         <w:tc>
           <w:tcPr>
-            <w:tcW w:type="dxa" w:w="2412"/>
+            <w:tcW w:type="dxa" w:w="2340"/>
           </w:tcPr>
           <w:p>
             <w:r/>
@@ -1959,7 +1889,7 @@
         </w:tc>
         <w:tc>
           <w:tcPr>
-            <w:tcW w:type="dxa" w:w="2412"/>
+            <w:tcW w:type="dxa" w:w="2340"/>
           </w:tcPr>
           <w:p>
             <w:r/>
@@ -1972,7 +1902,7 @@
       <w:tr>
         <w:tc>
           <w:tcPr>
-            <w:tcW w:type="dxa" w:w="2412"/>
+            <w:tcW w:type="dxa" w:w="2340"/>
           </w:tcPr>
           <w:p>
             <w:r/>
@@ -1983,7 +1913,7 @@
         </w:tc>
         <w:tc>
           <w:tcPr>
-            <w:tcW w:type="dxa" w:w="2412"/>
+            <w:tcW w:type="dxa" w:w="2340"/>
           </w:tcPr>
           <w:p>
             <w:r/>
@@ -1994,7 +1924,7 @@
         </w:tc>
         <w:tc>
           <w:tcPr>
-            <w:tcW w:type="dxa" w:w="2412"/>
+            <w:tcW w:type="dxa" w:w="2340"/>
           </w:tcPr>
           <w:p>
             <w:r/>
@@ -2005,7 +1935,7 @@
         </w:tc>
         <w:tc>
           <w:tcPr>
-            <w:tcW w:type="dxa" w:w="2412"/>
+            <w:tcW w:type="dxa" w:w="2340"/>
           </w:tcPr>
           <w:p>
             <w:r/>
@@ -2018,7 +1948,7 @@
       <w:tr>
         <w:tc>
           <w:tcPr>
-            <w:tcW w:type="dxa" w:w="2412"/>
+            <w:tcW w:type="dxa" w:w="2340"/>
           </w:tcPr>
           <w:p>
             <w:r/>
@@ -2029,7 +1959,7 @@
         </w:tc>
         <w:tc>
           <w:tcPr>
-            <w:tcW w:type="dxa" w:w="2412"/>
+            <w:tcW w:type="dxa" w:w="2340"/>
           </w:tcPr>
           <w:p>
             <w:r/>
@@ -2040,7 +1970,7 @@
         </w:tc>
         <w:tc>
           <w:tcPr>
-            <w:tcW w:type="dxa" w:w="2412"/>
+            <w:tcW w:type="dxa" w:w="2340"/>
           </w:tcPr>
           <w:p>
             <w:r/>
@@ -2051,7 +1981,7 @@
         </w:tc>
         <w:tc>
           <w:tcPr>
-            <w:tcW w:type="dxa" w:w="2412"/>
+            <w:tcW w:type="dxa" w:w="2340"/>
           </w:tcPr>
           <w:p>
             <w:r/>
@@ -2064,7 +1994,7 @@
       <w:tr>
         <w:tc>
           <w:tcPr>
-            <w:tcW w:type="dxa" w:w="2412"/>
+            <w:tcW w:type="dxa" w:w="2340"/>
           </w:tcPr>
           <w:p>
             <w:r/>
@@ -2075,7 +2005,7 @@
         </w:tc>
         <w:tc>
           <w:tcPr>
-            <w:tcW w:type="dxa" w:w="2412"/>
+            <w:tcW w:type="dxa" w:w="2340"/>
           </w:tcPr>
           <w:p>
             <w:r/>
@@ -2086,7 +2016,7 @@
         </w:tc>
         <w:tc>
           <w:tcPr>
-            <w:tcW w:type="dxa" w:w="2412"/>
+            <w:tcW w:type="dxa" w:w="2340"/>
           </w:tcPr>
           <w:p>
             <w:r/>
@@ -2097,7 +2027,7 @@
         </w:tc>
         <w:tc>
           <w:tcPr>
-            <w:tcW w:type="dxa" w:w="2412"/>
+            <w:tcW w:type="dxa" w:w="2340"/>
           </w:tcPr>
           <w:p>
             <w:r/>
@@ -2110,7 +2040,7 @@
       <w:tr>
         <w:tc>
           <w:tcPr>
-            <w:tcW w:type="dxa" w:w="2412"/>
+            <w:tcW w:type="dxa" w:w="2340"/>
           </w:tcPr>
           <w:p>
             <w:r/>
@@ -2121,7 +2051,7 @@
         </w:tc>
         <w:tc>
           <w:tcPr>
-            <w:tcW w:type="dxa" w:w="2412"/>
+            <w:tcW w:type="dxa" w:w="2340"/>
           </w:tcPr>
           <w:p>
             <w:r/>
@@ -2132,7 +2062,7 @@
         </w:tc>
         <w:tc>
           <w:tcPr>
-            <w:tcW w:type="dxa" w:w="2412"/>
+            <w:tcW w:type="dxa" w:w="2340"/>
           </w:tcPr>
           <w:p>
             <w:r/>
@@ -2147,7 +2077,7 @@
         </w:tc>
         <w:tc>
           <w:tcPr>
-            <w:tcW w:type="dxa" w:w="2412"/>
+            <w:tcW w:type="dxa" w:w="2340"/>
           </w:tcPr>
           <w:p>
             <w:r/>
@@ -2160,7 +2090,7 @@
       <w:tr>
         <w:tc>
           <w:tcPr>
-            <w:tcW w:type="dxa" w:w="2412"/>
+            <w:tcW w:type="dxa" w:w="2340"/>
           </w:tcPr>
           <w:p>
             <w:r/>
@@ -2168,7 +2098,7 @@
         </w:tc>
         <w:tc>
           <w:tcPr>
-            <w:tcW w:type="dxa" w:w="2412"/>
+            <w:tcW w:type="dxa" w:w="2340"/>
           </w:tcPr>
           <w:p>
             <w:r/>
@@ -2182,7 +2112,7 @@
         </w:tc>
         <w:tc>
           <w:tcPr>
-            <w:tcW w:type="dxa" w:w="2412"/>
+            <w:tcW w:type="dxa" w:w="2340"/>
           </w:tcPr>
           <w:p>
             <w:r/>
@@ -2190,7 +2120,7 @@
         </w:tc>
         <w:tc>
           <w:tcPr>
-            <w:tcW w:type="dxa" w:w="2412"/>
+            <w:tcW w:type="dxa" w:w="2340"/>
           </w:tcPr>
           <w:p>
             <w:r/>
@@ -2219,12 +2149,7 @@
         <w:pStyle w:val="ListBullet"/>
       </w:pPr>
       <w:r>
-        <w:t>Reading estimates are doc-level, not prescriptive. Counsel allocates</w:t>
-      </w:r>
-    </w:p>
-    <w:p>
-      <w:r>
-        <w:t>time as counsel sees fit.</w:t>
+        <w:t>Reading estimates are doc-level, not prescriptive. Counsel allocates time as counsel sees fit.</w:t>
       </w:r>
     </w:p>
     <w:p>
@@ -2241,17 +2166,7 @@
         <w:t>to-be-drafted</w:t>
       </w:r>
       <w:r>
-        <w:t xml:space="preserve"> riders in</w:t>
-      </w:r>
-    </w:p>
-    <w:p>
-      <w:r>
-        <w:t>Priority Two (P2-f/g/h/i) and any wrap-up discussions with the</w:t>
-      </w:r>
-    </w:p>
-    <w:p>
-      <w:r>
-        <w:t>Foundation.</w:t>
+        <w:t xml:space="preserve"> riders in Priority Two (P2-f/g/h/i) and any wrap-up discussions with the Foundation.</w:t>
       </w:r>
     </w:p>
     <w:p>
@@ -2259,12 +2174,7 @@
         <w:pStyle w:val="ListBullet"/>
       </w:pPr>
       <w:r>
-        <w:t>All drafts already carry an EU/UK compliance addendum (see below);</w:t>
-      </w:r>
-    </w:p>
-    <w:p>
-      <w:r>
-        <w:t>the addendum itself does not require separate review time.</w:t>
+        <w:t>All drafts already carry an EU/UK compliance addendum (see below); the addendum itself does not require separate review time.</w:t>
       </w:r>
     </w:p>
     <w:p/>
@@ -2278,12 +2188,7 @@
     </w:p>
     <w:p>
       <w:r>
-        <w:t>All draft agreements were prepared with EU/UK regulatory alignment in</w:t>
-      </w:r>
-    </w:p>
-    <w:p>
-      <w:r>
-        <w:t>mind. Mandatory local rights prevail where they conflict.</w:t>
+        <w:t>All draft agreements were prepared with EU/UK regulatory alignment in mind. Mandatory local rights prevail where they conflict.</w:t>
       </w:r>
     </w:p>
     <w:p>
@@ -2297,17 +2202,7 @@
         <w:t>GDPR / UK-GDPR.</w:t>
       </w:r>
       <w:r>
-        <w:t xml:space="preserve"> Lawful bases mapped: contract necessity,</w:t>
-      </w:r>
-    </w:p>
-    <w:p>
-      <w:r>
-        <w:t>legitimate interests (opt-out), consent (marketing / non-essential</w:t>
-      </w:r>
-    </w:p>
-    <w:p>
-      <w:r>
-        <w:t>cookies), legal obligation.</w:t>
+        <w:t xml:space="preserve"> Lawful bases mapped: contract necessity, legitimate interests (opt-out), consent (marketing / non-essential cookies), legal obligation.</w:t>
       </w:r>
     </w:p>
     <w:p>
@@ -2335,22 +2230,7 @@
         <w:t>Consumer Rights Directive (2011/83/EU).</w:t>
       </w:r>
       <w:r>
-        <w:t xml:space="preserve"> 14-day right of withdrawal</w:t>
-      </w:r>
-    </w:p>
-    <w:p>
-      <w:r>
-        <w:t>on distance sales of goods and most digital services (may be lost</w:t>
-      </w:r>
-    </w:p>
-    <w:p>
-      <w:r>
-        <w:t>where a workshop or digital product is fully performed with prior</w:t>
-      </w:r>
-    </w:p>
-    <w:p>
-      <w:r>
-        <w:t>consent).</w:t>
+        <w:t xml:space="preserve"> 14-day right of withdrawal on distance sales of goods and most digital services (may be lost where a workshop or digital product is fully performed with prior consent).</w:t>
       </w:r>
     </w:p>
     <w:p>
@@ -2364,12 +2244,7 @@
         <w:t>Digital Services Act (Reg. 2022/2065).</w:t>
       </w:r>
       <w:r>
-        <w:t xml:space="preserve"> Community features fall</w:t>
-      </w:r>
-    </w:p>
-    <w:p>
-      <w:r>
-        <w:t xml:space="preserve">in scope; single point of contact: </w:t>
+        <w:t xml:space="preserve"> Community features fall in scope; single point of contact: </w:t>
       </w:r>
       <w:r>
         <w:rPr>
@@ -2393,12 +2268,7 @@
         <w:t>EU AI Act (Reg. 2024/1689).</w:t>
       </w:r>
       <w:r>
-        <w:t xml:space="preserve"> AI features are labelled AI-assisted</w:t>
-      </w:r>
-    </w:p>
-    <w:p>
-      <w:r>
-        <w:t>and are not used for automated decisions with legal effect.</w:t>
+        <w:t xml:space="preserve"> AI features are labelled AI-assisted and are not used for automated decisions with legal effect.</w:t>
       </w:r>
     </w:p>
     <w:p>
@@ -2412,12 +2282,7 @@
         <w:t>International transfers.</w:t>
       </w:r>
       <w:r>
-        <w:t xml:space="preserve"> EU SCCs (2021/914) + UK IDTA per</w:t>
-      </w:r>
-    </w:p>
-    <w:p>
-      <w:r>
-        <w:t>sub-processor, with a transfer-impact assessment on file.</w:t>
+        <w:t xml:space="preserve"> EU SCCs (2021/914) + UK IDTA per sub-processor, with a transfer-impact assessment on file.</w:t>
       </w:r>
     </w:p>
     <w:p>
@@ -2441,12 +2306,7 @@
         <w:t>dpo@birthright.live</w:t>
       </w:r>
       <w:r>
-        <w:t xml:space="preserve"> will be designated once GDPR Art. 37</w:t>
-      </w:r>
-    </w:p>
-    <w:p>
-      <w:r>
-        <w:t>thresholds are met.</w:t>
+        <w:t xml:space="preserve"> will be designated once GDPR Art. 37 thresholds are met.</w:t>
       </w:r>
     </w:p>
     <w:p>
@@ -2460,10 +2320,8 @@
         <w:t>DSAR window.</w:t>
       </w:r>
       <w:r>
-        <w:t xml:space="preserve"> 30 days (extendable 60 for complex requests) at</w:t>
+        <w:t xml:space="preserve"> 30 days (extendable 60 for complex requests) at </w:t>
       </w:r>
-    </w:p>
-    <w:p>
       <w:r>
         <w:rPr>
           <w:rFonts w:ascii="Consolas" w:hAnsi="Consolas"/>
@@ -2486,17 +2344,12 @@
         <w:t>VAT.</w:t>
       </w:r>
       <w:r>
-        <w:t xml:space="preserve"> One-Stop-Shop or country-by-country registration will be</w:t>
-      </w:r>
-    </w:p>
-    <w:p>
-      <w:r>
-        <w:t>completed once thresholds are crossed.</w:t>
+        <w:t xml:space="preserve"> One-Stop-Shop or country-by-country registration will be completed once thresholds are crossed.</w:t>
       </w:r>
     </w:p>
     <w:sectPr>
       <w:pgSz w:w="12240" w:h="15840"/>
-      <w:pgMar w:top="1152" w:right="1296" w:bottom="1152" w:left="1296" w:header="720" w:footer="720" w:gutter="0"/>
+      <w:pgMar w:top="1440" w:right="1440" w:bottom="1440" w:left="1440" w:header="720" w:footer="720" w:gutter="0"/>
       <w:cols w:space="720"/>
       <w:docGrid w:linePitch="360"/>
     </w:sectPr>
@@ -2867,6 +2720,9 @@
     <w:name w:val="Normal"/>
     <w:qFormat/>
     <w:rsid w:val="00FC693F"/>
+    <w:pPr>
+      <w:spacing w:line="240" w:lineRule="auto" w:before="0" w:after="120"/>
+    </w:pPr>
     <w:rPr>
       <w:rFonts w:ascii="Calibri" w:hAnsi="Calibri"/>
       <w:sz w:val="22"/>

--- a/backend/legal_docs/00-counsel-review-plan.docx
+++ b/backend/legal_docs/00-counsel-review-plan.docx
@@ -1883,7 +1883,11 @@
           <w:p>
             <w:r/>
             <w:r>
-              <w:t>to be drafted</w:t>
+              <w:rPr>
+                <w:rFonts w:ascii="Consolas" w:hAnsi="Consolas"/>
+                <w:sz w:val="20"/>
+              </w:rPr>
+              <w:t>23-research-collaborator-honoraria-rider</w:t>
             </w:r>
           </w:p>
         </w:tc>
@@ -1929,7 +1933,11 @@
           <w:p>
             <w:r/>
             <w:r>
-              <w:t>to be drafted</w:t>
+              <w:rPr>
+                <w:rFonts w:ascii="Consolas" w:hAnsi="Consolas"/>
+                <w:sz w:val="20"/>
+              </w:rPr>
+              <w:t>24-founding-partner-uplift-rider</w:t>
             </w:r>
           </w:p>
         </w:tc>
@@ -1975,7 +1983,11 @@
           <w:p>
             <w:r/>
             <w:r>
-              <w:t>to be drafted</w:t>
+              <w:rPr>
+                <w:rFonts w:ascii="Consolas" w:hAnsi="Consolas"/>
+                <w:sz w:val="20"/>
+              </w:rPr>
+              <w:t>25-facilitator-curriculum-licence-rider</w:t>
             </w:r>
           </w:p>
         </w:tc>
@@ -2021,7 +2033,11 @@
           <w:p>
             <w:r/>
             <w:r>
-              <w:t>to be drafted</w:t>
+              <w:rPr>
+                <w:rFonts w:ascii="Consolas" w:hAnsi="Consolas"/>
+                <w:sz w:val="20"/>
+              </w:rPr>
+              <w:t>26-ai-generated-content-policy</w:t>
             </w:r>
           </w:p>
         </w:tc>
@@ -2157,16 +2173,7 @@
         <w:pStyle w:val="ListBullet"/>
       </w:pPr>
       <w:r>
-        <w:t xml:space="preserve">Estimates exclude drafting the four </w:t>
-      </w:r>
-      <w:r>
-        <w:rPr>
-          <w:b/>
-        </w:rPr>
-        <w:t>to-be-drafted</w:t>
-      </w:r>
-      <w:r>
-        <w:t xml:space="preserve"> riders in Priority Two (P2-f/g/h/i) and any wrap-up discussions with the Foundation.</w:t>
+        <w:t>Estimates cover review time only. Any drafting-back or follow-up negotiation with counterparties is not included here.</w:t>
       </w:r>
     </w:p>
     <w:p>
